--- a/docassemble/MODivorceForms/data/templates/mo_divorce_forms_next_steps.docx
+++ b/docassemble/MODivorceForms/data/templates/mo_divorce_forms_next_steps.docx
@@ -75,7 +75,7 @@
           <w:sz w:val="27"/>
         </w:rPr>
         <w:sectPr>
-          <w:headerReference w:type="default" r:id="rId10"/>
+          <w:headerReference w:type="default" r:id="rId11"/>
           <w:pgSz w:w="10800" w:h="14400"/>
           <w:pgMar w:top="720" w:right="720" w:bottom="720" w:left="720" w:header="720" w:footer="720" w:gutter="0"/>
           <w:cols w:space="720"/>
@@ -303,7 +303,7 @@
                           <pic:cNvPicPr/>
                         </pic:nvPicPr>
                         <pic:blipFill>
-                          <a:blip r:embed="rId11"/>
+                          <a:blip r:embed="rId12"/>
                           <a:stretch>
                             <a:fillRect/>
                           </a:stretch>
@@ -392,7 +392,7 @@
                   <o:lock v:ext="edit" aspectratio="t"/>
                 </v:shapetype>
                 <v:shape id="Picture 25" o:spid="_x0000_s1027" type="#_x0000_t75" style="position:absolute;width:41361;height:1249;visibility:visible;mso-wrap-style:square" o:gfxdata="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">
-                  <v:imagedata r:id="rId12" o:title=""/>
+                  <v:imagedata r:id="rId13" o:title=""/>
                 </v:shape>
                 <v:shape id="Shape 26" o:spid="_x0000_s1028" style="position:absolute;left:591;top:431;width:40148;height:0;visibility:visible;mso-wrap-style:square;v-text-anchor:top" coordsize="4014788,0" o:gfxdata="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" path="m,l4014788,e" filled="f" strokecolor="#ed7d31" strokeweight=".5pt">
                   <v:stroke miterlimit="66585f" joinstyle="miter"/>
@@ -449,7 +449,7 @@
                           <pic:cNvPicPr/>
                         </pic:nvPicPr>
                         <pic:blipFill>
-                          <a:blip r:embed="rId13"/>
+                          <a:blip r:embed="rId14"/>
                           <a:stretch>
                             <a:fillRect/>
                           </a:stretch>
@@ -519,7 +519,7 @@
             <w:pict>
               <v:group w14:anchorId="1C837EBB" id="Group 4838" o:spid="_x0000_s1026" style="width:325.7pt;height:9.85pt;mso-position-horizontal-relative:char;mso-position-vertical-relative:line" coordsize="41361,1249" o:gfxdata="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">
                 <v:shape id="Picture 29" o:spid="_x0000_s1027" type="#_x0000_t75" style="position:absolute;width:41361;height:1249;visibility:visible;mso-wrap-style:square" o:gfxdata="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">
-                  <v:imagedata r:id="rId14" o:title=""/>
+                  <v:imagedata r:id="rId15" o:title=""/>
                 </v:shape>
                 <v:shape id="Shape 30" o:spid="_x0000_s1028" style="position:absolute;left:591;top:439;width:40148;height:0;visibility:visible;mso-wrap-style:square;v-text-anchor:top" coordsize="4014788,0" o:gfxdata="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" path="m,l4014788,e" filled="f" strokecolor="#ed7d31" strokeweight=".5pt">
                   <v:stroke miterlimit="66585f" joinstyle="miter"/>
@@ -576,7 +576,7 @@
                           <pic:cNvPicPr/>
                         </pic:nvPicPr>
                         <pic:blipFill>
-                          <a:blip r:embed="rId11"/>
+                          <a:blip r:embed="rId12"/>
                           <a:stretch>
                             <a:fillRect/>
                           </a:stretch>
@@ -646,7 +646,7 @@
             <w:pict>
               <v:group w14:anchorId="79A2B22B" id="Group 4841" o:spid="_x0000_s1026" style="width:325.7pt;height:9.85pt;mso-position-horizontal-relative:char;mso-position-vertical-relative:line" coordsize="41361,1249" o:gfxdata="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">
                 <v:shape id="Picture 33" o:spid="_x0000_s1027" type="#_x0000_t75" style="position:absolute;width:41361;height:1249;visibility:visible;mso-wrap-style:square" o:gfxdata="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">
-                  <v:imagedata r:id="rId12" o:title=""/>
+                  <v:imagedata r:id="rId13" o:title=""/>
                 </v:shape>
                 <v:shape id="Shape 34" o:spid="_x0000_s1028" style="position:absolute;left:591;top:433;width:40148;height:0;visibility:visible;mso-wrap-style:square;v-text-anchor:top" coordsize="4014788,0" o:gfxdata="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" path="m,l4014788,e" filled="f" strokecolor="#ed7d31" strokeweight=".5pt">
                   <v:stroke miterlimit="66585f" joinstyle="miter"/>
@@ -710,7 +710,7 @@
                           <pic:cNvPicPr/>
                         </pic:nvPicPr>
                         <pic:blipFill>
-                          <a:blip r:embed="rId15"/>
+                          <a:blip r:embed="rId16"/>
                           <a:stretch>
                             <a:fillRect/>
                           </a:stretch>
@@ -780,7 +780,7 @@
             <w:pict>
               <v:group w14:anchorId="2F318FB2" id="Group 4842" o:spid="_x0000_s1026" style="width:325.7pt;height:9.95pt;mso-position-horizontal-relative:char;mso-position-vertical-relative:line" coordsize="41361,1264" o:gfxdata="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">
                 <v:shape id="Picture 37" o:spid="_x0000_s1027" type="#_x0000_t75" style="position:absolute;width:41361;height:1264;visibility:visible;mso-wrap-style:square" o:gfxdata="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">
-                  <v:imagedata r:id="rId16" o:title=""/>
+                  <v:imagedata r:id="rId17" o:title=""/>
                 </v:shape>
                 <v:shape id="Shape 38" o:spid="_x0000_s1028" style="position:absolute;left:591;top:441;width:40148;height:0;visibility:visible;mso-wrap-style:square;v-text-anchor:top" coordsize="4014788,0" o:gfxdata="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" path="m,l4014788,e" filled="f" strokecolor="#ed7d31" strokeweight=".5pt">
                   <v:stroke miterlimit="66585f" joinstyle="miter"/>
@@ -858,7 +858,7 @@
                           <pic:cNvPicPr/>
                         </pic:nvPicPr>
                         <pic:blipFill>
-                          <a:blip r:embed="rId17"/>
+                          <a:blip r:embed="rId18"/>
                           <a:stretch>
                             <a:fillRect/>
                           </a:stretch>
@@ -928,7 +928,7 @@
             <w:pict>
               <v:group w14:anchorId="7AAD6F70" id="Group 4843" o:spid="_x0000_s1026" style="width:325.7pt;height:9.85pt;mso-position-horizontal-relative:char;mso-position-vertical-relative:line" coordsize="41361,1249" o:gfxdata="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">
                 <v:shape id="Picture 41" o:spid="_x0000_s1027" type="#_x0000_t75" style="position:absolute;width:41361;height:1249;visibility:visible;mso-wrap-style:square" o:gfxdata="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">
-                  <v:imagedata r:id="rId18" o:title=""/>
+                  <v:imagedata r:id="rId19" o:title=""/>
                 </v:shape>
                 <v:shape id="Shape 42" o:spid="_x0000_s1028" style="position:absolute;left:591;top:434;width:40148;height:0;visibility:visible;mso-wrap-style:square;v-text-anchor:top" coordsize="4014788,0" o:gfxdata="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" path="m,l4014788,e" filled="f" strokecolor="#ed7d31" strokeweight=".5pt">
                   <v:stroke miterlimit="66585f" joinstyle="miter"/>
@@ -990,15 +990,16 @@
         <w:spacing w:after="43"/>
         <w:ind w:left="0"/>
         <w:rPr>
+          <w:rFonts w:ascii="Times New Roman" w:hAnsi="Times New Roman" w:cs="Times New Roman"/>
+          <w:sz w:val="28"/>
+          <w:szCs w:val="28"/>
+        </w:rPr>
+      </w:pPr>
+      <w:r>
+        <w:rPr>
           <w:noProof/>
           <w:sz w:val="32"/>
         </w:rPr>
-      </w:pPr>
-      <w:r>
-        <w:rPr>
-          <w:noProof/>
-          <w:sz w:val="32"/>
-        </w:rPr>
         <w:t xml:space="preserve">{%p if case.filed in </w:t>
       </w:r>
       <w:r>
@@ -1016,6 +1017,30 @@
           <w:szCs w:val="28"/>
         </w:rPr>
         <w:t>]</w:t>
+      </w:r>
+      <w:r>
+        <w:rPr>
+          <w:rFonts w:ascii="Times New Roman" w:hAnsi="Times New Roman" w:cs="Times New Roman"/>
+          <w:sz w:val="28"/>
+          <w:szCs w:val="28"/>
+        </w:rPr>
+        <w:t xml:space="preserve"> and len(</w:t>
+      </w:r>
+      <w:r>
+        <w:rPr>
+          <w:rFonts w:ascii="Times New Roman" w:hAnsi="Times New Roman" w:cs="Times New Roman"/>
+          <w:sz w:val="28"/>
+          <w:szCs w:val="28"/>
+        </w:rPr>
+        <w:t>number_of_children</w:t>
+      </w:r>
+      <w:r>
+        <w:rPr>
+          <w:rFonts w:ascii="Times New Roman" w:hAnsi="Times New Roman" w:cs="Times New Roman"/>
+          <w:sz w:val="28"/>
+          <w:szCs w:val="28"/>
+        </w:rPr>
+        <w:t>) == 0</w:t>
       </w:r>
       <w:r>
         <w:rPr>
@@ -1028,7 +1053,7 @@
     </w:p>
     <w:tbl>
       <w:tblPr>
-        <w:tblpPr w:leftFromText="180" w:rightFromText="180" w:vertAnchor="text" w:horzAnchor="margin" w:tblpXSpec="center" w:tblpY="-61"/>
+        <w:tblpPr w:leftFromText="180" w:rightFromText="180" w:bottomFromText="160" w:vertAnchor="text" w:horzAnchor="margin" w:tblpXSpec="center" w:tblpY="-61"/>
         <w:tblW w:w="8343" w:type="dxa"/>
         <w:tblCellMar>
           <w:left w:w="0" w:type="dxa"/>
@@ -1065,12 +1090,10 @@
           </w:tcPr>
           <w:p>
             <w:pPr>
-              <w:pStyle w:val="Heading2"/>
-              <w:spacing w:after="43"/>
-              <w:ind w:left="0" w:firstLine="0"/>
               <w:jc w:val="center"/>
               <w:rPr>
-                <w:color w:val="FFFFFF" w:themeColor="background1"/>
+                <w:sz w:val="48"/>
+                <w:szCs w:val="48"/>
               </w:rPr>
             </w:pPr>
             <w:r>
@@ -1111,12 +1134,13 @@
           </w:tcPr>
           <w:p>
             <w:pPr>
-              <w:pStyle w:val="Heading2"/>
               <w:numPr>
                 <w:ilvl w:val="0"/>
-                <w:numId w:val="12"/>
+                <w:numId w:val="44"/>
               </w:numPr>
-              <w:spacing w:after="43"/>
+              <w:tabs>
+                <w:tab w:val="left" w:pos="3950"/>
+              </w:tabs>
               <w:rPr>
                 <w:rFonts w:ascii="Times New Roman" w:hAnsi="Times New Roman" w:cs="Times New Roman"/>
                 <w:sz w:val="24"/>
@@ -1164,12 +1188,8 @@
           </w:p>
           <w:p>
             <w:pPr>
-              <w:pStyle w:val="Heading2"/>
-              <w:spacing w:after="43"/>
-              <w:ind w:left="0" w:firstLine="0"/>
-              <w:rPr>
-                <w:rFonts w:ascii="Times New Roman" w:hAnsi="Times New Roman" w:cs="Times New Roman"/>
-                <w:sz w:val="24"/>
+              <w:rPr>
+                <w:rFonts w:ascii="Times New Roman" w:hAnsi="Times New Roman" w:cs="Times New Roman"/>
               </w:rPr>
             </w:pPr>
             <w:r>
@@ -1177,27 +1197,24 @@
                 <w:rFonts w:ascii="Times New Roman" w:hAnsi="Times New Roman" w:cs="Times New Roman"/>
                 <w:b/>
                 <w:bCs/>
-                <w:sz w:val="24"/>
-              </w:rPr>
-              <w:t xml:space="preserve">Unredacted                                         </w:t>
+              </w:rPr>
+              <w:t xml:space="preserve">Unredacted                                           </w:t>
             </w:r>
             <w:r>
               <w:rPr>
                 <w:rFonts w:ascii="Times New Roman" w:hAnsi="Times New Roman" w:cs="Times New Roman"/>
                 <w:b/>
                 <w:bCs/>
-                <w:sz w:val="24"/>
-              </w:rPr>
-              <w:t xml:space="preserve">      </w:t>
+              </w:rPr>
+              <w:t xml:space="preserve">              </w:t>
             </w:r>
             <w:r>
               <w:rPr>
                 <w:rFonts w:ascii="Times New Roman" w:hAnsi="Times New Roman" w:cs="Times New Roman"/>
                 <w:b/>
                 <w:bCs/>
-                <w:sz w:val="24"/>
-              </w:rPr>
-              <w:t xml:space="preserve"> Redacted</w:t>
+              </w:rPr>
+              <w:t xml:space="preserve">     Redacted</w:t>
             </w:r>
           </w:p>
         </w:tc>
@@ -1226,12 +1243,15 @@
           </w:tcPr>
           <w:p>
             <w:pPr>
-              <w:pStyle w:val="Heading2"/>
               <w:numPr>
                 <w:ilvl w:val="0"/>
-                <w:numId w:val="13"/>
+                <w:numId w:val="45"/>
               </w:numPr>
-              <w:spacing w:after="43"/>
+              <w:tabs>
+                <w:tab w:val="clear" w:pos="720"/>
+                <w:tab w:val="num" w:pos="360"/>
+              </w:tabs>
+              <w:ind w:hanging="720"/>
               <w:rPr>
                 <w:rFonts w:ascii="Times New Roman" w:hAnsi="Times New Roman" w:cs="Times New Roman"/>
                 <w:sz w:val="24"/>
@@ -1242,31 +1262,20 @@
                 <w:rFonts w:ascii="Times New Roman" w:hAnsi="Times New Roman" w:cs="Times New Roman"/>
                 <w:sz w:val="24"/>
               </w:rPr>
-              <w:t>{%p for doc in doc_list_</w:t>
-            </w:r>
-            <w:r>
-              <w:rPr>
-                <w:rFonts w:ascii="Times New Roman" w:hAnsi="Times New Roman" w:cs="Times New Roman"/>
-                <w:sz w:val="24"/>
-              </w:rPr>
-              <w:t>select</w:t>
-            </w:r>
-            <w:r>
-              <w:rPr>
-                <w:rFonts w:ascii="Times New Roman" w:hAnsi="Times New Roman" w:cs="Times New Roman"/>
-                <w:sz w:val="24"/>
-              </w:rPr>
-              <w:t>ed.true_values() %}</w:t>
+              <w:t xml:space="preserve">Motion to Proceed as a Poor Person </w:t>
             </w:r>
           </w:p>
           <w:p>
             <w:pPr>
-              <w:pStyle w:val="ListParagraph"/>
               <w:numPr>
                 <w:ilvl w:val="0"/>
-                <w:numId w:val="12"/>
+                <w:numId w:val="44"/>
               </w:numPr>
-              <w:spacing w:after="0" w:line="240" w:lineRule="auto"/>
+              <w:tabs>
+                <w:tab w:val="clear" w:pos="720"/>
+                <w:tab w:val="num" w:pos="360"/>
+              </w:tabs>
+              <w:ind w:hanging="720"/>
               <w:rPr>
                 <w:rFonts w:ascii="Times New Roman" w:hAnsi="Times New Roman" w:cs="Times New Roman"/>
                 <w:sz w:val="24"/>
@@ -1277,18 +1286,694 @@
                 <w:rFonts w:ascii="Times New Roman" w:hAnsi="Times New Roman" w:cs="Times New Roman"/>
                 <w:sz w:val="24"/>
               </w:rPr>
-              <w:t>{{ doc_list_dictionary[doc] }}</w:t>
+              <w:t>Confidential Case Filing Information Sheet </w:t>
             </w:r>
           </w:p>
+          <w:p>
+            <w:pPr>
+              <w:numPr>
+                <w:ilvl w:val="0"/>
+                <w:numId w:val="45"/>
+              </w:numPr>
+              <w:tabs>
+                <w:tab w:val="clear" w:pos="720"/>
+                <w:tab w:val="num" w:pos="360"/>
+              </w:tabs>
+              <w:ind w:hanging="720"/>
+              <w:rPr>
+                <w:rFonts w:ascii="Times New Roman" w:hAnsi="Times New Roman" w:cs="Times New Roman"/>
+                <w:sz w:val="24"/>
+              </w:rPr>
+            </w:pPr>
+            <w:r>
+              <w:rPr>
+                <w:rFonts w:ascii="Times New Roman" w:hAnsi="Times New Roman" w:cs="Times New Roman"/>
+                <w:sz w:val="24"/>
+              </w:rPr>
+              <w:t>Petition for Dissolution of Marriage</w:t>
+            </w:r>
+          </w:p>
+          <w:p>
+            <w:pPr>
+              <w:numPr>
+                <w:ilvl w:val="0"/>
+                <w:numId w:val="45"/>
+              </w:numPr>
+              <w:tabs>
+                <w:tab w:val="clear" w:pos="720"/>
+                <w:tab w:val="num" w:pos="360"/>
+              </w:tabs>
+              <w:ind w:hanging="720"/>
+              <w:rPr>
+                <w:rFonts w:ascii="Times New Roman" w:hAnsi="Times New Roman" w:cs="Times New Roman"/>
+                <w:sz w:val="24"/>
+              </w:rPr>
+            </w:pPr>
+            <w:r>
+              <w:rPr>
+                <w:rFonts w:ascii="Times New Roman" w:hAnsi="Times New Roman" w:cs="Times New Roman"/>
+                <w:sz w:val="24"/>
+              </w:rPr>
+              <w:t>Certificate of Dissolution of Marriage</w:t>
+            </w:r>
+          </w:p>
+          <w:p>
+            <w:pPr>
+              <w:numPr>
+                <w:ilvl w:val="0"/>
+                <w:numId w:val="45"/>
+              </w:numPr>
+              <w:tabs>
+                <w:tab w:val="clear" w:pos="720"/>
+                <w:tab w:val="num" w:pos="360"/>
+              </w:tabs>
+              <w:ind w:hanging="720"/>
+              <w:rPr>
+                <w:rFonts w:ascii="Times New Roman" w:hAnsi="Times New Roman" w:cs="Times New Roman"/>
+                <w:sz w:val="24"/>
+              </w:rPr>
+            </w:pPr>
+            <w:r>
+              <w:rPr>
+                <w:rFonts w:ascii="Times New Roman" w:hAnsi="Times New Roman" w:cs="Times New Roman"/>
+                <w:sz w:val="24"/>
+              </w:rPr>
+              <w:t>Statement of Income and Expenses</w:t>
+            </w:r>
+          </w:p>
+          <w:p>
+            <w:pPr>
+              <w:numPr>
+                <w:ilvl w:val="0"/>
+                <w:numId w:val="45"/>
+              </w:numPr>
+              <w:tabs>
+                <w:tab w:val="clear" w:pos="720"/>
+                <w:tab w:val="num" w:pos="360"/>
+              </w:tabs>
+              <w:ind w:hanging="720"/>
+              <w:rPr>
+                <w:rFonts w:ascii="Times New Roman" w:hAnsi="Times New Roman" w:cs="Times New Roman"/>
+                <w:sz w:val="24"/>
+              </w:rPr>
+            </w:pPr>
+            <w:r>
+              <w:rPr>
+                <w:rFonts w:ascii="Times New Roman" w:hAnsi="Times New Roman" w:cs="Times New Roman"/>
+                <w:sz w:val="24"/>
+              </w:rPr>
+              <w:t>Statement of Property and Debt</w:t>
+            </w:r>
+          </w:p>
+          <w:p>
+            <w:pPr>
+              <w:numPr>
+                <w:ilvl w:val="1"/>
+                <w:numId w:val="45"/>
+              </w:numPr>
+              <w:tabs>
+                <w:tab w:val="num" w:pos="360"/>
+              </w:tabs>
+              <w:ind w:hanging="720"/>
+              <w:rPr>
+                <w:rFonts w:ascii="Times New Roman" w:hAnsi="Times New Roman" w:cs="Times New Roman"/>
+                <w:sz w:val="24"/>
+              </w:rPr>
+            </w:pPr>
+            <w:r>
+              <w:rPr>
+                <w:rFonts w:ascii="Times New Roman" w:hAnsi="Times New Roman" w:cs="Times New Roman"/>
+                <w:sz w:val="24"/>
+              </w:rPr>
+              <w:t>Copy of deed to house</w:t>
+            </w:r>
+          </w:p>
+          <w:p>
+            <w:pPr>
+              <w:numPr>
+                <w:ilvl w:val="0"/>
+                <w:numId w:val="45"/>
+              </w:numPr>
+              <w:tabs>
+                <w:tab w:val="clear" w:pos="720"/>
+                <w:tab w:val="num" w:pos="360"/>
+              </w:tabs>
+              <w:ind w:hanging="720"/>
+              <w:rPr>
+                <w:rFonts w:ascii="Times New Roman" w:hAnsi="Times New Roman" w:cs="Times New Roman"/>
+              </w:rPr>
+            </w:pPr>
+            <w:r>
+              <w:rPr>
+                <w:rFonts w:ascii="Times New Roman" w:hAnsi="Times New Roman" w:cs="Times New Roman"/>
+                <w:sz w:val="24"/>
+              </w:rPr>
+              <w:t>Redaction Certification</w:t>
+            </w:r>
+          </w:p>
+        </w:tc>
+        <w:tc>
+          <w:tcPr>
+            <w:tcW w:w="4172" w:type="dxa"/>
+            <w:tcBorders>
+              <w:top w:val="single" w:sz="8" w:space="0" w:color="FFFFFF"/>
+              <w:left w:val="single" w:sz="8" w:space="0" w:color="FFFFFF"/>
+              <w:bottom w:val="single" w:sz="8" w:space="0" w:color="FFFFFF"/>
+              <w:right w:val="single" w:sz="8" w:space="0" w:color="FFFFFF"/>
+            </w:tcBorders>
+            <w:shd w:val="clear" w:color="auto" w:fill="FCECE8"/>
+            <w:tcMar>
+              <w:top w:w="41" w:type="dxa"/>
+              <w:left w:w="81" w:type="dxa"/>
+              <w:bottom w:w="41" w:type="dxa"/>
+              <w:right w:w="81" w:type="dxa"/>
+            </w:tcMar>
+            <w:hideMark/>
+          </w:tcPr>
+          <w:p>
+            <w:pPr>
+              <w:numPr>
+                <w:ilvl w:val="0"/>
+                <w:numId w:val="45"/>
+              </w:numPr>
+              <w:rPr>
+                <w:rFonts w:ascii="Times New Roman" w:hAnsi="Times New Roman" w:cs="Times New Roman"/>
+                <w:sz w:val="24"/>
+              </w:rPr>
+            </w:pPr>
+            <w:r>
+              <w:rPr>
+                <w:rFonts w:ascii="Times New Roman" w:hAnsi="Times New Roman" w:cs="Times New Roman"/>
+                <w:sz w:val="24"/>
+              </w:rPr>
+              <w:t xml:space="preserve">Motion to Proceed as a Poor Person </w:t>
+            </w:r>
+          </w:p>
+          <w:p>
+            <w:pPr>
+              <w:numPr>
+                <w:ilvl w:val="0"/>
+                <w:numId w:val="45"/>
+              </w:numPr>
+              <w:rPr>
+                <w:rFonts w:ascii="Times New Roman" w:hAnsi="Times New Roman" w:cs="Times New Roman"/>
+                <w:sz w:val="24"/>
+              </w:rPr>
+            </w:pPr>
+            <w:r>
+              <w:rPr>
+                <w:rFonts w:ascii="Times New Roman" w:hAnsi="Times New Roman" w:cs="Times New Roman"/>
+                <w:sz w:val="24"/>
+              </w:rPr>
+              <w:t>Petition for Dissolution of Marriage</w:t>
+            </w:r>
+          </w:p>
+          <w:p>
+            <w:pPr>
+              <w:numPr>
+                <w:ilvl w:val="0"/>
+                <w:numId w:val="45"/>
+              </w:numPr>
+              <w:rPr>
+                <w:rFonts w:ascii="Times New Roman" w:hAnsi="Times New Roman" w:cs="Times New Roman"/>
+                <w:sz w:val="24"/>
+              </w:rPr>
+            </w:pPr>
+            <w:r>
+              <w:rPr>
+                <w:rFonts w:ascii="Times New Roman" w:hAnsi="Times New Roman" w:cs="Times New Roman"/>
+                <w:sz w:val="24"/>
+              </w:rPr>
+              <w:t>Certificate of Dissolution of Marriage</w:t>
+            </w:r>
+          </w:p>
+          <w:p>
+            <w:pPr>
+              <w:numPr>
+                <w:ilvl w:val="0"/>
+                <w:numId w:val="45"/>
+              </w:numPr>
+              <w:rPr>
+                <w:rFonts w:ascii="Times New Roman" w:hAnsi="Times New Roman" w:cs="Times New Roman"/>
+                <w:sz w:val="24"/>
+              </w:rPr>
+            </w:pPr>
+            <w:r>
+              <w:rPr>
+                <w:rFonts w:ascii="Times New Roman" w:hAnsi="Times New Roman" w:cs="Times New Roman"/>
+                <w:sz w:val="24"/>
+              </w:rPr>
+              <w:t>Statement of Income and Expenses</w:t>
+            </w:r>
+          </w:p>
+          <w:p>
+            <w:pPr>
+              <w:numPr>
+                <w:ilvl w:val="0"/>
+                <w:numId w:val="45"/>
+              </w:numPr>
+              <w:rPr>
+                <w:rFonts w:ascii="Times New Roman" w:hAnsi="Times New Roman" w:cs="Times New Roman"/>
+                <w:sz w:val="24"/>
+              </w:rPr>
+            </w:pPr>
+            <w:r>
+              <w:rPr>
+                <w:rFonts w:ascii="Times New Roman" w:hAnsi="Times New Roman" w:cs="Times New Roman"/>
+                <w:sz w:val="24"/>
+              </w:rPr>
+              <w:t xml:space="preserve">Statement of Property and Debt </w:t>
+            </w:r>
+          </w:p>
+          <w:p>
+            <w:pPr>
+              <w:numPr>
+                <w:ilvl w:val="1"/>
+                <w:numId w:val="45"/>
+              </w:numPr>
+              <w:rPr>
+                <w:rFonts w:ascii="Times New Roman" w:hAnsi="Times New Roman" w:cs="Times New Roman"/>
+              </w:rPr>
+            </w:pPr>
+            <w:r>
+              <w:rPr>
+                <w:rFonts w:ascii="Times New Roman" w:hAnsi="Times New Roman" w:cs="Times New Roman"/>
+                <w:sz w:val="24"/>
+              </w:rPr>
+              <w:t xml:space="preserve">Copy of deed to house </w:t>
+            </w:r>
+          </w:p>
+        </w:tc>
+      </w:tr>
+      <w:tr>
+        <w:trPr>
+          <w:trHeight w:val="909"/>
+        </w:trPr>
+        <w:tc>
+          <w:tcPr>
+            <w:tcW w:w="8343" w:type="dxa"/>
+            <w:gridSpan w:val="2"/>
+            <w:tcBorders>
+              <w:top w:val="single" w:sz="8" w:space="0" w:color="FFFFFF"/>
+              <w:left w:val="single" w:sz="8" w:space="0" w:color="FFFFFF"/>
+              <w:bottom w:val="single" w:sz="8" w:space="0" w:color="FFFFFF"/>
+              <w:right w:val="single" w:sz="8" w:space="0" w:color="FFFFFF"/>
+            </w:tcBorders>
+            <w:shd w:val="clear" w:color="auto" w:fill="F8D7CD"/>
+            <w:tcMar>
+              <w:top w:w="41" w:type="dxa"/>
+              <w:left w:w="81" w:type="dxa"/>
+              <w:bottom w:w="41" w:type="dxa"/>
+              <w:right w:w="81" w:type="dxa"/>
+            </w:tcMar>
+            <w:hideMark/>
+          </w:tcPr>
+          <w:p>
+            <w:pPr>
+              <w:rPr>
+                <w:rFonts w:ascii="Times New Roman" w:hAnsi="Times New Roman" w:cs="Times New Roman"/>
+                <w:b/>
+                <w:bCs/>
+                <w:sz w:val="24"/>
+              </w:rPr>
+            </w:pPr>
+            <w:r>
+              <w:rPr>
+                <w:rFonts w:ascii="Times New Roman" w:hAnsi="Times New Roman" w:cs="Times New Roman"/>
+                <w:b/>
+                <w:bCs/>
+                <w:sz w:val="24"/>
+              </w:rPr>
+              <w:t>You may not need to file, but keep a copy of:</w:t>
+            </w:r>
+          </w:p>
+          <w:p>
+            <w:pPr>
+              <w:numPr>
+                <w:ilvl w:val="0"/>
+                <w:numId w:val="44"/>
+              </w:numPr>
+              <w:rPr>
+                <w:rFonts w:ascii="Times New Roman" w:hAnsi="Times New Roman" w:cs="Times New Roman"/>
+                <w:sz w:val="24"/>
+              </w:rPr>
+            </w:pPr>
+            <w:r>
+              <w:rPr>
+                <w:rFonts w:ascii="Times New Roman" w:hAnsi="Times New Roman" w:cs="Times New Roman"/>
+                <w:sz w:val="24"/>
+              </w:rPr>
+              <w:t>Judgment</w:t>
+            </w:r>
+          </w:p>
+          <w:p>
+            <w:pPr>
+              <w:numPr>
+                <w:ilvl w:val="0"/>
+                <w:numId w:val="44"/>
+              </w:numPr>
+              <w:rPr>
+                <w:rFonts w:ascii="Times New Roman" w:hAnsi="Times New Roman" w:cs="Times New Roman"/>
+              </w:rPr>
+            </w:pPr>
+            <w:r>
+              <w:rPr>
+                <w:rFonts w:ascii="Times New Roman" w:hAnsi="Times New Roman" w:cs="Times New Roman"/>
+                <w:sz w:val="24"/>
+              </w:rPr>
+              <w:t>Notice of Hearing</w:t>
+            </w:r>
+          </w:p>
+        </w:tc>
+      </w:tr>
+      <w:tr>
+        <w:trPr>
+          <w:trHeight w:val="647"/>
+        </w:trPr>
+        <w:tc>
+          <w:tcPr>
+            <w:tcW w:w="8343" w:type="dxa"/>
+            <w:gridSpan w:val="2"/>
+            <w:tcBorders>
+              <w:top w:val="single" w:sz="8" w:space="0" w:color="FFFFFF"/>
+              <w:left w:val="single" w:sz="8" w:space="0" w:color="FFFFFF"/>
+              <w:bottom w:val="single" w:sz="8" w:space="0" w:color="FFFFFF"/>
+              <w:right w:val="single" w:sz="8" w:space="0" w:color="FFFFFF"/>
+            </w:tcBorders>
+            <w:shd w:val="clear" w:color="auto" w:fill="FCECE8"/>
+            <w:tcMar>
+              <w:top w:w="41" w:type="dxa"/>
+              <w:left w:w="81" w:type="dxa"/>
+              <w:bottom w:w="41" w:type="dxa"/>
+              <w:right w:w="81" w:type="dxa"/>
+            </w:tcMar>
+            <w:hideMark/>
+          </w:tcPr>
+          <w:p>
+            <w:pPr>
+              <w:numPr>
+                <w:ilvl w:val="0"/>
+                <w:numId w:val="45"/>
+              </w:numPr>
+              <w:rPr>
+                <w:rFonts w:ascii="Times New Roman" w:hAnsi="Times New Roman" w:cs="Times New Roman"/>
+                <w:sz w:val="24"/>
+              </w:rPr>
+            </w:pPr>
+            <w:r>
+              <w:rPr>
+                <w:rFonts w:ascii="Times New Roman" w:hAnsi="Times New Roman" w:cs="Times New Roman"/>
+                <w:sz w:val="24"/>
+              </w:rPr>
+              <w:t xml:space="preserve">Complete and print the </w:t>
+            </w:r>
+            <w:r>
+              <w:rPr>
+                <w:rFonts w:ascii="Times New Roman" w:hAnsi="Times New Roman" w:cs="Times New Roman"/>
+                <w:b/>
+                <w:bCs/>
+                <w:sz w:val="24"/>
+              </w:rPr>
+              <w:t xml:space="preserve">Certificate of Completion </w:t>
+            </w:r>
+            <w:r>
+              <w:rPr>
+                <w:rFonts w:ascii="Times New Roman" w:hAnsi="Times New Roman" w:cs="Times New Roman"/>
+                <w:sz w:val="24"/>
+              </w:rPr>
+              <w:t xml:space="preserve">of the </w:t>
+            </w:r>
+            <w:r>
+              <w:rPr>
+                <w:rFonts w:ascii="Times New Roman" w:hAnsi="Times New Roman" w:cs="Times New Roman"/>
+                <w:b/>
+                <w:bCs/>
+                <w:sz w:val="24"/>
+              </w:rPr>
+              <w:t>Litigant Awareness Program</w:t>
+            </w:r>
+            <w:r>
+              <w:rPr>
+                <w:rFonts w:ascii="Times New Roman" w:hAnsi="Times New Roman" w:cs="Times New Roman"/>
+                <w:sz w:val="24"/>
+              </w:rPr>
+              <w:t xml:space="preserve"> at selfrepresent.mo.gov</w:t>
+            </w:r>
+          </w:p>
+        </w:tc>
+      </w:tr>
+      <w:tr>
+        <w:trPr>
+          <w:trHeight w:val="1203"/>
+        </w:trPr>
+        <w:tc>
+          <w:tcPr>
+            <w:tcW w:w="8343" w:type="dxa"/>
+            <w:gridSpan w:val="2"/>
+            <w:tcBorders>
+              <w:top w:val="single" w:sz="8" w:space="0" w:color="FFFFFF"/>
+              <w:left w:val="single" w:sz="8" w:space="0" w:color="FFFFFF"/>
+              <w:bottom w:val="single" w:sz="8" w:space="0" w:color="FFFFFF"/>
+              <w:right w:val="single" w:sz="8" w:space="0" w:color="FFFFFF"/>
+            </w:tcBorders>
+            <w:shd w:val="clear" w:color="auto" w:fill="F8D7CD"/>
+            <w:tcMar>
+              <w:top w:w="41" w:type="dxa"/>
+              <w:left w:w="81" w:type="dxa"/>
+              <w:bottom w:w="41" w:type="dxa"/>
+              <w:right w:w="81" w:type="dxa"/>
+            </w:tcMar>
+            <w:hideMark/>
+          </w:tcPr>
+          <w:p>
+            <w:pPr>
+              <w:numPr>
+                <w:ilvl w:val="0"/>
+                <w:numId w:val="45"/>
+              </w:numPr>
+              <w:rPr>
+                <w:rFonts w:ascii="Times New Roman" w:hAnsi="Times New Roman" w:cs="Times New Roman"/>
+                <w:sz w:val="24"/>
+              </w:rPr>
+            </w:pPr>
+            <w:r>
+              <w:rPr>
+                <w:rFonts w:ascii="Times New Roman" w:hAnsi="Times New Roman" w:cs="Times New Roman"/>
+                <w:sz w:val="24"/>
+              </w:rPr>
+              <w:t xml:space="preserve">Bring your paperwork to a notary public to sign. You can typically find a notary public at your local library or at your bank, but make sure to call ahead! You may need an appointment. </w:t>
+            </w:r>
+            <w:r>
+              <w:rPr>
+                <w:rFonts w:ascii="Times New Roman" w:hAnsi="Times New Roman" w:cs="Times New Roman"/>
+                <w:b/>
+                <w:bCs/>
+                <w:sz w:val="24"/>
+              </w:rPr>
+              <w:t>(</w:t>
+            </w:r>
+            <w:r>
+              <w:rPr>
+                <w:rFonts w:ascii="Times New Roman" w:hAnsi="Times New Roman" w:cs="Times New Roman"/>
+                <w:b/>
+                <w:bCs/>
+                <w:sz w:val="24"/>
+                <w:u w:val="single"/>
+              </w:rPr>
+              <w:t>Do not sign the documents until you are in front of the notary!</w:t>
+            </w:r>
+            <w:r>
+              <w:rPr>
+                <w:rFonts w:ascii="Times New Roman" w:hAnsi="Times New Roman" w:cs="Times New Roman"/>
+                <w:b/>
+                <w:bCs/>
+                <w:sz w:val="24"/>
+              </w:rPr>
+              <w:t>)</w:t>
+            </w:r>
+          </w:p>
+        </w:tc>
+      </w:tr>
+    </w:tbl>
+    <w:p>
+      <w:pPr>
+        <w:spacing w:line="278" w:lineRule="auto"/>
+      </w:pPr>
+      <w:r>
+        <w:br w:type="page"/>
+      </w:r>
+    </w:p>
+    <w:p>
+      <w:pPr>
+        <w:rPr>
+          <w:rFonts w:ascii="Times New Roman" w:hAnsi="Times New Roman" w:cs="Times New Roman"/>
+          <w:sz w:val="28"/>
+          <w:szCs w:val="28"/>
+        </w:rPr>
+      </w:pPr>
+      <w:r>
+        <w:rPr>
+          <w:noProof/>
+          <w:sz w:val="32"/>
+        </w:rPr>
+        <w:lastRenderedPageBreak/>
+        <w:t xml:space="preserve">{%p </w:t>
+      </w:r>
+      <w:r>
+        <w:rPr>
+          <w:noProof/>
+          <w:sz w:val="32"/>
+        </w:rPr>
+        <w:t>el</w:t>
+      </w:r>
+      <w:r>
+        <w:rPr>
+          <w:noProof/>
+          <w:sz w:val="32"/>
+        </w:rPr>
+        <w:t xml:space="preserve">if case.filed in </w:t>
+      </w:r>
+      <w:r>
+        <w:rPr>
+          <w:rFonts w:ascii="Times New Roman" w:hAnsi="Times New Roman" w:cs="Times New Roman"/>
+          <w:sz w:val="28"/>
+          <w:szCs w:val="28"/>
+        </w:rPr>
+        <w:t>["</w:t>
+      </w:r>
+      <w:r>
+        <w:rPr>
+          <w:rFonts w:ascii="Times New Roman" w:hAnsi="Times New Roman" w:cs="Times New Roman"/>
+          <w:sz w:val="28"/>
+          <w:szCs w:val="28"/>
+        </w:rPr>
+        <w:t>user0_filed</w:t>
+      </w:r>
+      <w:r>
+        <w:rPr>
+          <w:rFonts w:ascii="Times New Roman" w:hAnsi="Times New Roman" w:cs="Times New Roman"/>
+          <w:sz w:val="28"/>
+          <w:szCs w:val="28"/>
+        </w:rPr>
+        <w:t>"</w:t>
+      </w:r>
+      <w:r>
+        <w:rPr>
+          <w:rFonts w:ascii="Times New Roman" w:hAnsi="Times New Roman" w:cs="Times New Roman"/>
+          <w:sz w:val="28"/>
+          <w:szCs w:val="28"/>
+        </w:rPr>
+        <w:t>] and len(</w:t>
+      </w:r>
+      <w:r>
+        <w:rPr>
+          <w:rFonts w:ascii="Times New Roman" w:hAnsi="Times New Roman" w:cs="Times New Roman"/>
+          <w:sz w:val="28"/>
+          <w:szCs w:val="28"/>
+        </w:rPr>
+        <w:t>number_of_children</w:t>
+      </w:r>
+      <w:r>
+        <w:rPr>
+          <w:rFonts w:ascii="Times New Roman" w:hAnsi="Times New Roman" w:cs="Times New Roman"/>
+          <w:sz w:val="28"/>
+          <w:szCs w:val="28"/>
+        </w:rPr>
+        <w:t>) == 0 %}</w:t>
+      </w:r>
+    </w:p>
+    <w:tbl>
+      <w:tblPr>
+        <w:tblpPr w:leftFromText="180" w:rightFromText="180" w:vertAnchor="text" w:horzAnchor="margin" w:tblpXSpec="center" w:tblpY="-61"/>
+        <w:tblW w:w="8343" w:type="dxa"/>
+        <w:tblCellMar>
+          <w:left w:w="0" w:type="dxa"/>
+          <w:right w:w="0" w:type="dxa"/>
+        </w:tblCellMar>
+        <w:tblLook w:val="0420" w:firstRow="1" w:lastRow="0" w:firstColumn="0" w:lastColumn="0" w:noHBand="0" w:noVBand="1"/>
+      </w:tblPr>
+      <w:tblGrid>
+        <w:gridCol w:w="2781"/>
+        <w:gridCol w:w="2781"/>
+        <w:gridCol w:w="2781"/>
+      </w:tblGrid>
+      <w:tr>
+        <w:trPr>
+          <w:trHeight w:val="523"/>
+        </w:trPr>
+        <w:tc>
+          <w:tcPr>
+            <w:tcW w:w="8343" w:type="dxa"/>
+            <w:gridSpan w:val="3"/>
+            <w:tcBorders>
+              <w:top w:val="single" w:sz="8" w:space="0" w:color="FFFFFF"/>
+              <w:left w:val="single" w:sz="8" w:space="0" w:color="FFFFFF"/>
+              <w:bottom w:val="single" w:sz="24" w:space="0" w:color="FFFFFF"/>
+              <w:right w:val="single" w:sz="8" w:space="0" w:color="FFFFFF"/>
+            </w:tcBorders>
+            <w:shd w:val="clear" w:color="auto" w:fill="ED7D31"/>
+            <w:tcMar>
+              <w:top w:w="41" w:type="dxa"/>
+              <w:left w:w="81" w:type="dxa"/>
+              <w:bottom w:w="41" w:type="dxa"/>
+              <w:right w:w="81" w:type="dxa"/>
+            </w:tcMar>
+            <w:hideMark/>
+          </w:tcPr>
+          <w:p>
+            <w:pPr>
+              <w:pStyle w:val="Heading2"/>
+              <w:spacing w:after="43"/>
+              <w:ind w:left="0" w:firstLine="0"/>
+              <w:jc w:val="center"/>
+              <w:rPr>
+                <w:color w:val="FFFFFF" w:themeColor="background1"/>
+              </w:rPr>
+            </w:pPr>
+            <w:r>
+              <w:rPr>
+                <w:b/>
+                <w:bCs/>
+                <w:color w:val="FFFFFF" w:themeColor="background1"/>
+                <w:sz w:val="48"/>
+                <w:szCs w:val="48"/>
+              </w:rPr>
+              <w:t>BEFORE YOU FILE</w:t>
+            </w:r>
+          </w:p>
+        </w:tc>
+      </w:tr>
+      <w:tr>
+        <w:trPr>
+          <w:trHeight w:val="647"/>
+        </w:trPr>
+        <w:tc>
+          <w:tcPr>
+            <w:tcW w:w="8343" w:type="dxa"/>
+            <w:gridSpan w:val="3"/>
+            <w:tcBorders>
+              <w:top w:val="single" w:sz="24" w:space="0" w:color="FFFFFF"/>
+              <w:left w:val="single" w:sz="8" w:space="0" w:color="FFFFFF"/>
+              <w:bottom w:val="single" w:sz="8" w:space="0" w:color="FFFFFF"/>
+              <w:right w:val="single" w:sz="8" w:space="0" w:color="FFFFFF"/>
+            </w:tcBorders>
+            <w:shd w:val="clear" w:color="auto" w:fill="F8D7CD"/>
+            <w:tcMar>
+              <w:top w:w="41" w:type="dxa"/>
+              <w:left w:w="81" w:type="dxa"/>
+              <w:bottom w:w="41" w:type="dxa"/>
+              <w:right w:w="81" w:type="dxa"/>
+            </w:tcMar>
+            <w:hideMark/>
+          </w:tcPr>
           <w:p>
             <w:pPr>
               <w:pStyle w:val="Heading2"/>
               <w:numPr>
                 <w:ilvl w:val="0"/>
-                <w:numId w:val="13"/>
+                <w:numId w:val="12"/>
               </w:numPr>
-              <w:spacing w:line="240" w:lineRule="auto"/>
-              <w:contextualSpacing/>
+              <w:spacing w:after="43"/>
               <w:rPr>
                 <w:rFonts w:ascii="Times New Roman" w:hAnsi="Times New Roman" w:cs="Times New Roman"/>
                 <w:sz w:val="24"/>
@@ -1299,13 +1984,184 @@
                 <w:rFonts w:ascii="Times New Roman" w:hAnsi="Times New Roman" w:cs="Times New Roman"/>
                 <w:sz w:val="24"/>
               </w:rPr>
-              <w:t>{%p endfor %}</w:t>
+              <w:t xml:space="preserve">Print everything and compile neatly into </w:t>
+            </w:r>
+            <w:r>
+              <w:rPr>
+                <w:rFonts w:ascii="Times New Roman" w:hAnsi="Times New Roman" w:cs="Times New Roman"/>
+                <w:sz w:val="24"/>
+              </w:rPr>
+              <w:t>three</w:t>
+            </w:r>
+            <w:r>
+              <w:rPr>
+                <w:rFonts w:ascii="Times New Roman" w:hAnsi="Times New Roman" w:cs="Times New Roman"/>
+                <w:sz w:val="24"/>
+              </w:rPr>
+              <w:t xml:space="preserve"> piles (</w:t>
+            </w:r>
+            <w:r>
+              <w:rPr>
+                <w:rFonts w:ascii="Times New Roman" w:hAnsi="Times New Roman" w:cs="Times New Roman"/>
+                <w:sz w:val="24"/>
+              </w:rPr>
+              <w:t>two</w:t>
+            </w:r>
+            <w:r>
+              <w:rPr>
+                <w:rFonts w:ascii="Times New Roman" w:hAnsi="Times New Roman" w:cs="Times New Roman"/>
+                <w:sz w:val="24"/>
+              </w:rPr>
+              <w:t xml:space="preserve"> </w:t>
+            </w:r>
+            <w:r>
+              <w:rPr>
+                <w:rFonts w:ascii="Times New Roman" w:hAnsi="Times New Roman" w:cs="Times New Roman"/>
+                <w:b/>
+                <w:bCs/>
+                <w:sz w:val="24"/>
+              </w:rPr>
+              <w:t>unredacted</w:t>
+            </w:r>
+            <w:r>
+              <w:rPr>
+                <w:rFonts w:ascii="Times New Roman" w:hAnsi="Times New Roman" w:cs="Times New Roman"/>
+                <w:b/>
+                <w:bCs/>
+                <w:sz w:val="24"/>
+              </w:rPr>
+              <w:t xml:space="preserve"> </w:t>
+            </w:r>
+            <w:r>
+              <w:rPr>
+                <w:rFonts w:ascii="Times New Roman" w:hAnsi="Times New Roman" w:cs="Times New Roman"/>
+                <w:sz w:val="24"/>
+              </w:rPr>
+              <w:t>and one</w:t>
+            </w:r>
+            <w:r>
+              <w:rPr>
+                <w:rFonts w:ascii="Times New Roman" w:hAnsi="Times New Roman" w:cs="Times New Roman"/>
+                <w:b/>
+                <w:bCs/>
+                <w:sz w:val="24"/>
+              </w:rPr>
+              <w:t xml:space="preserve"> redacted</w:t>
+            </w:r>
+            <w:r>
+              <w:rPr>
+                <w:rFonts w:ascii="Times New Roman" w:hAnsi="Times New Roman" w:cs="Times New Roman"/>
+                <w:sz w:val="24"/>
+              </w:rPr>
+              <w:t>).</w:t>
+            </w:r>
+            <w:r>
+              <w:rPr>
+                <w:rFonts w:ascii="Times New Roman" w:hAnsi="Times New Roman" w:cs="Times New Roman"/>
+                <w:sz w:val="24"/>
+              </w:rPr>
+              <w:t xml:space="preserve"> You should have</w:t>
+            </w:r>
+            <w:r>
+              <w:rPr>
+                <w:rFonts w:ascii="Times New Roman" w:hAnsi="Times New Roman" w:cs="Times New Roman"/>
+                <w:sz w:val="24"/>
+              </w:rPr>
+              <w:t>:</w:t>
+            </w:r>
+          </w:p>
+          <w:p>
+            <w:pPr>
+              <w:pStyle w:val="Heading2"/>
+              <w:spacing w:after="43"/>
+              <w:ind w:left="0" w:firstLine="0"/>
+              <w:rPr>
+                <w:rFonts w:ascii="Times New Roman" w:hAnsi="Times New Roman" w:cs="Times New Roman"/>
+                <w:sz w:val="24"/>
+              </w:rPr>
+            </w:pPr>
+            <w:r>
+              <w:rPr>
+                <w:rFonts w:ascii="Times New Roman" w:hAnsi="Times New Roman" w:cs="Times New Roman"/>
+                <w:b/>
+                <w:bCs/>
+                <w:sz w:val="24"/>
+              </w:rPr>
+              <w:t xml:space="preserve">Unredacted </w:t>
+            </w:r>
+            <w:r>
+              <w:rPr>
+                <w:rFonts w:ascii="Times New Roman" w:hAnsi="Times New Roman" w:cs="Times New Roman"/>
+                <w:b/>
+                <w:bCs/>
+                <w:sz w:val="24"/>
+              </w:rPr>
+              <w:t>– to mail</w:t>
+            </w:r>
+            <w:r>
+              <w:rPr>
+                <w:rFonts w:ascii="Times New Roman" w:hAnsi="Times New Roman" w:cs="Times New Roman"/>
+                <w:b/>
+                <w:bCs/>
+                <w:sz w:val="24"/>
+              </w:rPr>
+              <w:t xml:space="preserve">         </w:t>
+            </w:r>
+            <w:r>
+              <w:rPr>
+                <w:rFonts w:ascii="Times New Roman" w:hAnsi="Times New Roman" w:cs="Times New Roman"/>
+                <w:b/>
+                <w:bCs/>
+                <w:sz w:val="24"/>
+              </w:rPr>
+              <w:t>Unredacted</w:t>
+            </w:r>
+            <w:r>
+              <w:rPr>
+                <w:rFonts w:ascii="Times New Roman" w:hAnsi="Times New Roman" w:cs="Times New Roman"/>
+                <w:b/>
+                <w:bCs/>
+                <w:sz w:val="24"/>
+              </w:rPr>
+              <w:t xml:space="preserve"> </w:t>
+            </w:r>
+            <w:r>
+              <w:rPr>
+                <w:rFonts w:ascii="Times New Roman" w:hAnsi="Times New Roman" w:cs="Times New Roman"/>
+                <w:b/>
+                <w:bCs/>
+                <w:sz w:val="24"/>
+              </w:rPr>
+              <w:t>– to file</w:t>
+            </w:r>
+            <w:r>
+              <w:rPr>
+                <w:rFonts w:ascii="Times New Roman" w:hAnsi="Times New Roman" w:cs="Times New Roman"/>
+                <w:b/>
+                <w:bCs/>
+                <w:sz w:val="24"/>
+              </w:rPr>
+              <w:t xml:space="preserve">             Redacted</w:t>
+            </w:r>
+            <w:r>
+              <w:rPr>
+                <w:rFonts w:ascii="Times New Roman" w:hAnsi="Times New Roman" w:cs="Times New Roman"/>
+                <w:b/>
+                <w:bCs/>
+                <w:sz w:val="24"/>
+              </w:rPr>
+              <w:t xml:space="preserve"> – to file</w:t>
             </w:r>
           </w:p>
         </w:tc>
+      </w:tr>
+      <w:tr>
+        <w:trPr>
+          <w:trHeight w:val="5033"/>
+        </w:trPr>
         <w:tc>
           <w:tcPr>
-            <w:tcW w:w="4172" w:type="dxa"/>
+            <w:tcW w:w="2781" w:type="dxa"/>
             <w:tcBorders>
               <w:top w:val="single" w:sz="8" w:space="0" w:color="FFFFFF"/>
               <w:left w:val="single" w:sz="8" w:space="0" w:color="FFFFFF"/>
@@ -1339,45 +2195,18 @@
                 <w:rFonts w:ascii="Times New Roman" w:hAnsi="Times New Roman" w:cs="Times New Roman"/>
                 <w:sz w:val="24"/>
               </w:rPr>
-              <w:t>{%p for doc in doc_list_</w:t>
-            </w:r>
-            <w:r>
-              <w:rPr>
-                <w:rFonts w:ascii="Times New Roman" w:hAnsi="Times New Roman" w:cs="Times New Roman"/>
-                <w:sz w:val="24"/>
-              </w:rPr>
-              <w:t>r</w:t>
-            </w:r>
-            <w:r>
-              <w:rPr>
-                <w:rFonts w:ascii="Times New Roman" w:hAnsi="Times New Roman" w:cs="Times New Roman"/>
-                <w:sz w:val="24"/>
-              </w:rPr>
-              <w:t>e</w:t>
-            </w:r>
-            <w:r>
-              <w:rPr>
-                <w:rFonts w:ascii="Times New Roman" w:hAnsi="Times New Roman" w:cs="Times New Roman"/>
-                <w:sz w:val="24"/>
-              </w:rPr>
-              <w:t>da</w:t>
-            </w:r>
-            <w:r>
-              <w:rPr>
-                <w:rFonts w:ascii="Times New Roman" w:hAnsi="Times New Roman" w:cs="Times New Roman"/>
-                <w:sz w:val="24"/>
-              </w:rPr>
-              <w:t>cted.true_values() %}</w:t>
+              <w:t>Motion to Proceed as a Poor Person</w:t>
             </w:r>
           </w:p>
           <w:p>
             <w:pPr>
-              <w:pStyle w:val="ListParagraph"/>
+              <w:pStyle w:val="Heading2"/>
               <w:numPr>
                 <w:ilvl w:val="0"/>
-                <w:numId w:val="12"/>
+                <w:numId w:val="13"/>
               </w:numPr>
-              <w:spacing w:after="0" w:line="240" w:lineRule="auto"/>
+              <w:spacing w:line="240" w:lineRule="auto"/>
+              <w:contextualSpacing/>
               <w:rPr>
                 <w:rFonts w:ascii="Times New Roman" w:hAnsi="Times New Roman" w:cs="Times New Roman"/>
                 <w:sz w:val="24"/>
@@ -1388,7 +2217,7 @@
                 <w:rFonts w:ascii="Times New Roman" w:hAnsi="Times New Roman" w:cs="Times New Roman"/>
                 <w:sz w:val="24"/>
               </w:rPr>
-              <w:t>{{ doc_list_dictionary[doc] }}</w:t>
+              <w:t>Petition for Dissolution of Marriage</w:t>
             </w:r>
           </w:p>
           <w:p>
@@ -1409,8 +2238,420 @@
                 <w:rFonts w:ascii="Times New Roman" w:hAnsi="Times New Roman" w:cs="Times New Roman"/>
                 <w:sz w:val="24"/>
               </w:rPr>
-              <w:t>{%p endfor %}</w:t>
-            </w:r>
+              <w:t>Certificate of Dissolution of Marriage</w:t>
+            </w:r>
+          </w:p>
+          <w:p>
+            <w:pPr>
+              <w:pStyle w:val="Heading2"/>
+              <w:numPr>
+                <w:ilvl w:val="0"/>
+                <w:numId w:val="13"/>
+              </w:numPr>
+              <w:spacing w:after="43"/>
+              <w:rPr>
+                <w:rFonts w:ascii="Times New Roman" w:hAnsi="Times New Roman" w:cs="Times New Roman"/>
+                <w:sz w:val="24"/>
+              </w:rPr>
+            </w:pPr>
+            <w:r>
+              <w:rPr>
+                <w:rFonts w:ascii="Times New Roman" w:hAnsi="Times New Roman" w:cs="Times New Roman"/>
+                <w:sz w:val="24"/>
+              </w:rPr>
+              <w:t>Statement of Income and Expenses</w:t>
+            </w:r>
+          </w:p>
+          <w:p>
+            <w:pPr>
+              <w:pStyle w:val="Heading2"/>
+              <w:numPr>
+                <w:ilvl w:val="0"/>
+                <w:numId w:val="13"/>
+              </w:numPr>
+              <w:spacing w:after="43"/>
+              <w:rPr>
+                <w:rFonts w:ascii="Times New Roman" w:hAnsi="Times New Roman" w:cs="Times New Roman"/>
+                <w:sz w:val="24"/>
+              </w:rPr>
+            </w:pPr>
+            <w:r>
+              <w:rPr>
+                <w:rFonts w:ascii="Times New Roman" w:hAnsi="Times New Roman" w:cs="Times New Roman"/>
+                <w:sz w:val="24"/>
+              </w:rPr>
+              <w:t xml:space="preserve">Statement of Property and Debt </w:t>
+            </w:r>
+          </w:p>
+          <w:p>
+            <w:pPr>
+              <w:pStyle w:val="Heading2"/>
+              <w:numPr>
+                <w:ilvl w:val="1"/>
+                <w:numId w:val="13"/>
+              </w:numPr>
+              <w:tabs>
+                <w:tab w:val="clear" w:pos="1440"/>
+              </w:tabs>
+              <w:spacing w:after="43"/>
+              <w:ind w:left="1080"/>
+              <w:rPr>
+                <w:rFonts w:ascii="Times New Roman" w:hAnsi="Times New Roman" w:cs="Times New Roman"/>
+                <w:sz w:val="24"/>
+              </w:rPr>
+            </w:pPr>
+            <w:r>
+              <w:rPr>
+                <w:rFonts w:ascii="Times New Roman" w:hAnsi="Times New Roman" w:cs="Times New Roman"/>
+                <w:sz w:val="24"/>
+              </w:rPr>
+              <w:t>Copy of deed to house</w:t>
+            </w:r>
+            <w:r>
+              <w:rPr>
+                <w:rFonts w:ascii="Times New Roman" w:hAnsi="Times New Roman" w:cs="Times New Roman"/>
+                <w:sz w:val="24"/>
+              </w:rPr>
+              <w:t xml:space="preserve"> </w:t>
+            </w:r>
+          </w:p>
+        </w:tc>
+        <w:tc>
+          <w:tcPr>
+            <w:tcW w:w="2781" w:type="dxa"/>
+            <w:tcBorders>
+              <w:top w:val="single" w:sz="8" w:space="0" w:color="FFFFFF"/>
+              <w:left w:val="single" w:sz="8" w:space="0" w:color="FFFFFF"/>
+              <w:bottom w:val="single" w:sz="8" w:space="0" w:color="FFFFFF"/>
+              <w:right w:val="single" w:sz="8" w:space="0" w:color="FFFFFF"/>
+            </w:tcBorders>
+            <w:shd w:val="clear" w:color="auto" w:fill="FCECE8"/>
+          </w:tcPr>
+          <w:p>
+            <w:pPr>
+              <w:pStyle w:val="Heading2"/>
+              <w:numPr>
+                <w:ilvl w:val="0"/>
+                <w:numId w:val="13"/>
+              </w:numPr>
+              <w:spacing w:after="43"/>
+              <w:rPr>
+                <w:rFonts w:ascii="Times New Roman" w:hAnsi="Times New Roman" w:cs="Times New Roman"/>
+                <w:sz w:val="24"/>
+              </w:rPr>
+            </w:pPr>
+            <w:r>
+              <w:rPr>
+                <w:rFonts w:ascii="Times New Roman" w:hAnsi="Times New Roman" w:cs="Times New Roman"/>
+                <w:sz w:val="24"/>
+              </w:rPr>
+              <w:t>Motion to Proceed as a Poor Person</w:t>
+            </w:r>
+          </w:p>
+          <w:p>
+            <w:pPr>
+              <w:pStyle w:val="Heading2"/>
+              <w:numPr>
+                <w:ilvl w:val="0"/>
+                <w:numId w:val="13"/>
+              </w:numPr>
+              <w:spacing w:line="240" w:lineRule="auto"/>
+              <w:contextualSpacing/>
+              <w:rPr>
+                <w:rFonts w:ascii="Times New Roman" w:hAnsi="Times New Roman" w:cs="Times New Roman"/>
+                <w:sz w:val="24"/>
+              </w:rPr>
+            </w:pPr>
+            <w:r>
+              <w:rPr>
+                <w:rFonts w:ascii="Times New Roman" w:hAnsi="Times New Roman" w:cs="Times New Roman"/>
+                <w:sz w:val="24"/>
+              </w:rPr>
+              <w:t>Petition for Dissolution of Marriage</w:t>
+            </w:r>
+          </w:p>
+          <w:p>
+            <w:pPr>
+              <w:pStyle w:val="Heading2"/>
+              <w:numPr>
+                <w:ilvl w:val="0"/>
+                <w:numId w:val="13"/>
+              </w:numPr>
+              <w:spacing w:after="43"/>
+              <w:rPr>
+                <w:rFonts w:ascii="Times New Roman" w:hAnsi="Times New Roman" w:cs="Times New Roman"/>
+                <w:sz w:val="24"/>
+              </w:rPr>
+            </w:pPr>
+            <w:r>
+              <w:rPr>
+                <w:rFonts w:ascii="Times New Roman" w:hAnsi="Times New Roman" w:cs="Times New Roman"/>
+                <w:sz w:val="24"/>
+              </w:rPr>
+              <w:t>Certificate of Dissolution of Marriage</w:t>
+            </w:r>
+          </w:p>
+          <w:p>
+            <w:pPr>
+              <w:pStyle w:val="Heading2"/>
+              <w:numPr>
+                <w:ilvl w:val="0"/>
+                <w:numId w:val="13"/>
+              </w:numPr>
+              <w:spacing w:after="43"/>
+              <w:rPr>
+                <w:rFonts w:ascii="Times New Roman" w:hAnsi="Times New Roman" w:cs="Times New Roman"/>
+                <w:sz w:val="24"/>
+              </w:rPr>
+            </w:pPr>
+            <w:r>
+              <w:rPr>
+                <w:rFonts w:ascii="Times New Roman" w:hAnsi="Times New Roman" w:cs="Times New Roman"/>
+                <w:sz w:val="24"/>
+              </w:rPr>
+              <w:t>Statement of Income and Expenses</w:t>
+            </w:r>
+          </w:p>
+          <w:p>
+            <w:pPr>
+              <w:pStyle w:val="Heading2"/>
+              <w:numPr>
+                <w:ilvl w:val="0"/>
+                <w:numId w:val="13"/>
+              </w:numPr>
+              <w:spacing w:after="43"/>
+              <w:rPr>
+                <w:rFonts w:ascii="Times New Roman" w:hAnsi="Times New Roman" w:cs="Times New Roman"/>
+                <w:sz w:val="24"/>
+              </w:rPr>
+            </w:pPr>
+            <w:r>
+              <w:rPr>
+                <w:rFonts w:ascii="Times New Roman" w:hAnsi="Times New Roman" w:cs="Times New Roman"/>
+                <w:sz w:val="24"/>
+              </w:rPr>
+              <w:t>Statement of Property and Debt</w:t>
+            </w:r>
+          </w:p>
+          <w:p>
+            <w:pPr>
+              <w:pStyle w:val="Heading2"/>
+              <w:numPr>
+                <w:ilvl w:val="1"/>
+                <w:numId w:val="13"/>
+              </w:numPr>
+              <w:tabs>
+                <w:tab w:val="clear" w:pos="1440"/>
+                <w:tab w:val="num" w:pos="1070"/>
+              </w:tabs>
+              <w:spacing w:after="43"/>
+              <w:ind w:left="1070"/>
+              <w:rPr>
+                <w:rFonts w:ascii="Times New Roman" w:hAnsi="Times New Roman" w:cs="Times New Roman"/>
+                <w:sz w:val="24"/>
+              </w:rPr>
+            </w:pPr>
+            <w:r>
+              <w:rPr>
+                <w:rFonts w:ascii="Times New Roman" w:hAnsi="Times New Roman" w:cs="Times New Roman"/>
+                <w:sz w:val="24"/>
+              </w:rPr>
+              <w:t>Copy of deed to house</w:t>
+            </w:r>
+            <w:r>
+              <w:rPr>
+                <w:rFonts w:ascii="Times New Roman" w:hAnsi="Times New Roman" w:cs="Times New Roman"/>
+                <w:sz w:val="24"/>
+              </w:rPr>
+              <w:t xml:space="preserve"> </w:t>
+            </w:r>
+          </w:p>
+          <w:p>
+            <w:pPr>
+              <w:pStyle w:val="Heading2"/>
+              <w:numPr>
+                <w:ilvl w:val="0"/>
+                <w:numId w:val="13"/>
+              </w:numPr>
+              <w:spacing w:after="43"/>
+              <w:rPr>
+                <w:rFonts w:ascii="Times New Roman" w:hAnsi="Times New Roman" w:cs="Times New Roman"/>
+                <w:sz w:val="24"/>
+              </w:rPr>
+            </w:pPr>
+            <w:r>
+              <w:rPr>
+                <w:rFonts w:ascii="Times New Roman" w:hAnsi="Times New Roman" w:cs="Times New Roman"/>
+                <w:sz w:val="24"/>
+              </w:rPr>
+              <w:t>Redaction Certification</w:t>
+            </w:r>
+          </w:p>
+        </w:tc>
+        <w:tc>
+          <w:tcPr>
+            <w:tcW w:w="2781" w:type="dxa"/>
+            <w:tcBorders>
+              <w:top w:val="single" w:sz="8" w:space="0" w:color="FFFFFF"/>
+              <w:left w:val="single" w:sz="8" w:space="0" w:color="FFFFFF"/>
+              <w:bottom w:val="single" w:sz="8" w:space="0" w:color="FFFFFF"/>
+              <w:right w:val="single" w:sz="8" w:space="0" w:color="FFFFFF"/>
+            </w:tcBorders>
+            <w:shd w:val="clear" w:color="auto" w:fill="FCECE8"/>
+          </w:tcPr>
+          <w:p>
+            <w:pPr>
+              <w:pStyle w:val="Heading2"/>
+              <w:numPr>
+                <w:ilvl w:val="0"/>
+                <w:numId w:val="13"/>
+              </w:numPr>
+              <w:spacing w:after="43"/>
+              <w:rPr>
+                <w:rFonts w:ascii="Times New Roman" w:hAnsi="Times New Roman" w:cs="Times New Roman"/>
+                <w:sz w:val="24"/>
+              </w:rPr>
+            </w:pPr>
+            <w:r>
+              <w:rPr>
+                <w:rFonts w:ascii="Times New Roman" w:hAnsi="Times New Roman" w:cs="Times New Roman"/>
+                <w:sz w:val="24"/>
+              </w:rPr>
+              <w:t>Motion to Proceed as a Poor Person</w:t>
+            </w:r>
+          </w:p>
+          <w:p>
+            <w:pPr>
+              <w:pStyle w:val="Heading2"/>
+              <w:numPr>
+                <w:ilvl w:val="0"/>
+                <w:numId w:val="13"/>
+              </w:numPr>
+              <w:spacing w:after="43"/>
+              <w:rPr>
+                <w:rFonts w:ascii="Times New Roman" w:hAnsi="Times New Roman" w:cs="Times New Roman"/>
+                <w:sz w:val="24"/>
+              </w:rPr>
+            </w:pPr>
+            <w:r>
+              <w:rPr>
+                <w:rFonts w:ascii="Times New Roman" w:hAnsi="Times New Roman" w:cs="Times New Roman"/>
+                <w:sz w:val="24"/>
+              </w:rPr>
+              <w:t>Petition for Dissolution of Marriage</w:t>
+            </w:r>
+          </w:p>
+          <w:p>
+            <w:pPr>
+              <w:pStyle w:val="Heading2"/>
+              <w:numPr>
+                <w:ilvl w:val="0"/>
+                <w:numId w:val="13"/>
+              </w:numPr>
+              <w:spacing w:after="43"/>
+              <w:rPr>
+                <w:rFonts w:ascii="Times New Roman" w:hAnsi="Times New Roman" w:cs="Times New Roman"/>
+                <w:sz w:val="24"/>
+              </w:rPr>
+            </w:pPr>
+            <w:r>
+              <w:rPr>
+                <w:rFonts w:ascii="Times New Roman" w:hAnsi="Times New Roman" w:cs="Times New Roman"/>
+                <w:sz w:val="24"/>
+              </w:rPr>
+              <w:t>Certificate of Dissolution of Marriage</w:t>
+            </w:r>
+          </w:p>
+          <w:p>
+            <w:pPr>
+              <w:pStyle w:val="Heading2"/>
+              <w:numPr>
+                <w:ilvl w:val="0"/>
+                <w:numId w:val="13"/>
+              </w:numPr>
+              <w:spacing w:after="43"/>
+              <w:rPr>
+                <w:rFonts w:ascii="Times New Roman" w:hAnsi="Times New Roman" w:cs="Times New Roman"/>
+                <w:sz w:val="24"/>
+              </w:rPr>
+            </w:pPr>
+            <w:r>
+              <w:rPr>
+                <w:rFonts w:ascii="Times New Roman" w:hAnsi="Times New Roman" w:cs="Times New Roman"/>
+                <w:sz w:val="24"/>
+              </w:rPr>
+              <w:t>Statement of Income and Expenses</w:t>
+            </w:r>
+          </w:p>
+          <w:p>
+            <w:pPr>
+              <w:pStyle w:val="Heading2"/>
+              <w:numPr>
+                <w:ilvl w:val="0"/>
+                <w:numId w:val="13"/>
+              </w:numPr>
+              <w:spacing w:after="43"/>
+              <w:rPr>
+                <w:rFonts w:ascii="Times New Roman" w:hAnsi="Times New Roman" w:cs="Times New Roman"/>
+                <w:sz w:val="24"/>
+              </w:rPr>
+            </w:pPr>
+            <w:r>
+              <w:rPr>
+                <w:rFonts w:ascii="Times New Roman" w:hAnsi="Times New Roman" w:cs="Times New Roman"/>
+                <w:sz w:val="24"/>
+              </w:rPr>
+              <w:t>Statement of Property and Debt</w:t>
+            </w:r>
+          </w:p>
+          <w:p>
+            <w:pPr>
+              <w:numPr>
+                <w:ilvl w:val="1"/>
+                <w:numId w:val="19"/>
+              </w:numPr>
+              <w:tabs>
+                <w:tab w:val="clear" w:pos="1440"/>
+                <w:tab w:val="num" w:pos="1080"/>
+                <w:tab w:val="left" w:pos="2730"/>
+              </w:tabs>
+              <w:spacing w:line="276" w:lineRule="auto"/>
+              <w:ind w:left="1080"/>
+              <w:contextualSpacing/>
+              <w:rPr>
+                <w:rFonts w:ascii="Times New Roman" w:hAnsi="Times New Roman" w:cs="Times New Roman"/>
+                <w:noProof/>
+                <w:sz w:val="24"/>
+              </w:rPr>
+            </w:pPr>
+            <w:r>
+              <w:rPr>
+                <w:rFonts w:ascii="Times New Roman" w:hAnsi="Times New Roman" w:cs="Times New Roman"/>
+                <w:sz w:val="24"/>
+              </w:rPr>
+              <w:t xml:space="preserve"> </w:t>
+            </w:r>
+            <w:r>
+              <w:rPr>
+                <w:rFonts w:ascii="Times New Roman" w:hAnsi="Times New Roman" w:cs="Times New Roman"/>
+                <w:sz w:val="24"/>
+              </w:rPr>
+              <w:t xml:space="preserve"> Copy of deed to house</w:t>
+            </w:r>
+          </w:p>
+          <w:p>
+            <w:pPr>
+              <w:tabs>
+                <w:tab w:val="left" w:pos="2730"/>
+              </w:tabs>
+              <w:spacing w:line="276" w:lineRule="auto"/>
+              <w:contextualSpacing/>
+              <w:rPr>
+                <w:rFonts w:ascii="Times New Roman" w:hAnsi="Times New Roman" w:cs="Times New Roman"/>
+                <w:noProof/>
+                <w:sz w:val="24"/>
+              </w:rPr>
+            </w:pPr>
           </w:p>
         </w:tc>
       </w:tr>
@@ -1421,7 +2662,7 @@
         <w:tc>
           <w:tcPr>
             <w:tcW w:w="8343" w:type="dxa"/>
-            <w:gridSpan w:val="2"/>
+            <w:gridSpan w:val="3"/>
             <w:tcBorders>
               <w:top w:val="single" w:sz="8" w:space="0" w:color="FFFFFF"/>
               <w:left w:val="single" w:sz="8" w:space="0" w:color="FFFFFF"/>
@@ -1435,8 +2676,44 @@
               <w:bottom w:w="41" w:type="dxa"/>
               <w:right w:w="81" w:type="dxa"/>
             </w:tcMar>
-            <w:hideMark/>
           </w:tcPr>
+          <w:p>
+            <w:pPr>
+              <w:pStyle w:val="Heading2"/>
+              <w:spacing w:after="43"/>
+              <w:ind w:left="0" w:firstLine="0"/>
+              <w:jc w:val="center"/>
+              <w:rPr>
+                <w:rFonts w:ascii="Times New Roman" w:hAnsi="Times New Roman" w:cs="Times New Roman"/>
+                <w:b/>
+                <w:bCs/>
+                <w:sz w:val="24"/>
+              </w:rPr>
+            </w:pPr>
+            <w:r>
+              <w:rPr>
+                <w:rFonts w:ascii="Times New Roman" w:hAnsi="Times New Roman" w:cs="Times New Roman"/>
+                <w:b/>
+                <w:bCs/>
+                <w:sz w:val="24"/>
+              </w:rPr>
+              <w:t>You may not need to file, but keep a copy of:</w:t>
+            </w:r>
+          </w:p>
+          <w:p>
+            <w:pPr>
+              <w:pStyle w:val="ListParagraph"/>
+              <w:numPr>
+                <w:ilvl w:val="0"/>
+                <w:numId w:val="12"/>
+              </w:numPr>
+              <w:spacing w:after="0"/>
+              <w:jc w:val="center"/>
+            </w:pPr>
+            <w:r>
+              <w:t>Judgment</w:t>
+            </w:r>
+          </w:p>
           <w:p>
             <w:pPr>
               <w:pStyle w:val="Heading2"/>
@@ -1444,62 +2721,32 @@
                 <w:ilvl w:val="0"/>
                 <w:numId w:val="13"/>
               </w:numPr>
-              <w:spacing w:after="43"/>
-              <w:rPr>
-                <w:rFonts w:ascii="Times New Roman" w:hAnsi="Times New Roman" w:cs="Times New Roman"/>
-                <w:sz w:val="24"/>
+              <w:contextualSpacing/>
+              <w:jc w:val="center"/>
+              <w:rPr>
+                <w:rFonts w:ascii="Times New Roman" w:hAnsi="Times New Roman" w:cs="Times New Roman"/>
+                <w:sz w:val="22"/>
+                <w:szCs w:val="22"/>
               </w:rPr>
             </w:pPr>
             <w:r>
               <w:rPr>
-                <w:rFonts w:ascii="Times New Roman" w:hAnsi="Times New Roman" w:cs="Times New Roman"/>
-                <w:sz w:val="24"/>
-              </w:rPr>
-              <w:t xml:space="preserve">Complete and print the </w:t>
-            </w:r>
-            <w:r>
-              <w:rPr>
-                <w:rFonts w:ascii="Times New Roman" w:hAnsi="Times New Roman" w:cs="Times New Roman"/>
-                <w:b/>
-                <w:bCs/>
-                <w:sz w:val="24"/>
-              </w:rPr>
-              <w:t xml:space="preserve">Certificate of Completion </w:t>
-            </w:r>
-            <w:r>
-              <w:rPr>
-                <w:rFonts w:ascii="Times New Roman" w:hAnsi="Times New Roman" w:cs="Times New Roman"/>
-                <w:sz w:val="24"/>
-              </w:rPr>
-              <w:t xml:space="preserve">of the </w:t>
-            </w:r>
-            <w:r>
-              <w:rPr>
-                <w:rFonts w:ascii="Times New Roman" w:hAnsi="Times New Roman" w:cs="Times New Roman"/>
-                <w:b/>
-                <w:bCs/>
-                <w:sz w:val="24"/>
-              </w:rPr>
-              <w:t>Litigant Awareness Program</w:t>
-            </w:r>
-            <w:r>
-              <w:rPr>
-                <w:rFonts w:ascii="Times New Roman" w:hAnsi="Times New Roman" w:cs="Times New Roman"/>
-                <w:sz w:val="24"/>
-              </w:rPr>
-              <w:t xml:space="preserve"> at selfrepresent.mo.gov</w:t>
+                <w:sz w:val="22"/>
+                <w:szCs w:val="22"/>
+              </w:rPr>
+              <w:t>Notice of Hearing</w:t>
             </w:r>
           </w:p>
         </w:tc>
       </w:tr>
       <w:tr>
         <w:trPr>
-          <w:trHeight w:val="1203"/>
+          <w:trHeight w:val="647"/>
         </w:trPr>
         <w:tc>
           <w:tcPr>
             <w:tcW w:w="8343" w:type="dxa"/>
-            <w:gridSpan w:val="2"/>
+            <w:gridSpan w:val="3"/>
             <w:tcBorders>
               <w:top w:val="single" w:sz="8" w:space="0" w:color="FFFFFF"/>
               <w:left w:val="single" w:sz="8" w:space="0" w:color="FFFFFF"/>
@@ -1571,39 +2818,102 @@
       <w:pPr>
         <w:spacing w:line="278" w:lineRule="auto"/>
         <w:rPr>
-          <w:sz w:val="34"/>
-        </w:rPr>
-      </w:pPr>
-      <w:r>
-        <w:rPr>
-          <w:sz w:val="34"/>
+          <w:rFonts w:ascii="Times New Roman" w:hAnsi="Times New Roman" w:cs="Times New Roman"/>
+          <w:sz w:val="28"/>
+          <w:szCs w:val="28"/>
+        </w:rPr>
+      </w:pPr>
+      <w:r>
+        <w:rPr>
+          <w:rFonts w:ascii="Times New Roman" w:hAnsi="Times New Roman" w:cs="Times New Roman"/>
+          <w:sz w:val="28"/>
+          <w:szCs w:val="28"/>
         </w:rPr>
         <w:br w:type="page"/>
       </w:r>
     </w:p>
     <w:p>
       <w:pPr>
-        <w:pStyle w:val="Heading2"/>
-        <w:spacing w:after="43"/>
-        <w:ind w:left="0"/>
+        <w:rPr>
+          <w:rFonts w:ascii="Times New Roman" w:hAnsi="Times New Roman" w:cs="Times New Roman"/>
+          <w:sz w:val="28"/>
+          <w:szCs w:val="28"/>
+        </w:rPr>
+      </w:pPr>
+      <w:r>
         <w:rPr>
           <w:noProof/>
           <w:sz w:val="32"/>
         </w:rPr>
-      </w:pPr>
+        <w:lastRenderedPageBreak/>
+        <w:t xml:space="preserve">{%p </w:t>
+      </w:r>
       <w:r>
         <w:rPr>
           <w:noProof/>
           <w:sz w:val="32"/>
         </w:rPr>
-        <w:lastRenderedPageBreak/>
-        <w:t>{%p else: %}</w:t>
+        <w:t>el</w:t>
+      </w:r>
+      <w:r>
+        <w:rPr>
+          <w:noProof/>
+          <w:sz w:val="32"/>
+        </w:rPr>
+        <w:t xml:space="preserve">if case.filed in </w:t>
+      </w:r>
+      <w:r>
+        <w:rPr>
+          <w:rFonts w:ascii="Times New Roman" w:hAnsi="Times New Roman" w:cs="Times New Roman"/>
+          <w:sz w:val="28"/>
+          <w:szCs w:val="28"/>
+        </w:rPr>
+        <w:t>["not_filed"</w:t>
+      </w:r>
+      <w:r>
+        <w:rPr>
+          <w:rFonts w:ascii="Times New Roman" w:hAnsi="Times New Roman" w:cs="Times New Roman"/>
+          <w:sz w:val="28"/>
+          <w:szCs w:val="28"/>
+        </w:rPr>
+        <w:t>] and len(</w:t>
+      </w:r>
+      <w:r>
+        <w:rPr>
+          <w:rFonts w:ascii="Times New Roman" w:hAnsi="Times New Roman" w:cs="Times New Roman"/>
+          <w:sz w:val="28"/>
+          <w:szCs w:val="28"/>
+        </w:rPr>
+        <w:t>number_of_children</w:t>
+      </w:r>
+      <w:r>
+        <w:rPr>
+          <w:rFonts w:ascii="Times New Roman" w:hAnsi="Times New Roman" w:cs="Times New Roman"/>
+          <w:sz w:val="28"/>
+          <w:szCs w:val="28"/>
+        </w:rPr>
+        <w:t xml:space="preserve">) </w:t>
+      </w:r>
+      <w:r>
+        <w:rPr>
+          <w:rFonts w:ascii="Times New Roman" w:hAnsi="Times New Roman" w:cs="Times New Roman"/>
+          <w:sz w:val="28"/>
+          <w:szCs w:val="28"/>
+        </w:rPr>
+        <w:t>&gt;</w:t>
+      </w:r>
+      <w:r>
+        <w:rPr>
+          <w:rFonts w:ascii="Times New Roman" w:hAnsi="Times New Roman" w:cs="Times New Roman"/>
+          <w:sz w:val="28"/>
+          <w:szCs w:val="28"/>
+        </w:rPr>
+        <w:t xml:space="preserve"> 0 %}</w:t>
       </w:r>
     </w:p>
     <w:tbl>
       <w:tblPr>
-        <w:tblpPr w:leftFromText="180" w:rightFromText="180" w:vertAnchor="text" w:horzAnchor="margin" w:tblpXSpec="center" w:tblpY="-61"/>
-        <w:tblW w:w="5000" w:type="pct"/>
+        <w:tblW w:w="9060" w:type="dxa"/>
         <w:tblCellMar>
           <w:left w:w="0" w:type="dxa"/>
           <w:right w:w="0" w:type="dxa"/>
@@ -1611,22 +2921,1079 @@
         <w:tblLook w:val="0420" w:firstRow="1" w:lastRow="0" w:firstColumn="0" w:lastColumn="0" w:noHBand="0" w:noVBand="1"/>
       </w:tblPr>
       <w:tblGrid>
-        <w:gridCol w:w="3156"/>
-        <w:gridCol w:w="3157"/>
-        <w:gridCol w:w="3037"/>
+        <w:gridCol w:w="4520"/>
+        <w:gridCol w:w="4540"/>
       </w:tblGrid>
       <w:tr>
         <w:trPr>
-          <w:trHeight w:val="523"/>
+          <w:trHeight w:val="497"/>
         </w:trPr>
         <w:tc>
           <w:tcPr>
-            <w:tcW w:w="5000" w:type="pct"/>
+            <w:tcW w:w="9060" w:type="dxa"/>
+            <w:gridSpan w:val="2"/>
+            <w:tcBorders>
+              <w:top w:val="single" w:sz="8" w:space="0" w:color="FFFFFF"/>
+              <w:left w:val="single" w:sz="8" w:space="0" w:color="FFFFFF"/>
+              <w:bottom w:val="single" w:sz="24" w:space="0" w:color="FFFFFF"/>
+              <w:right w:val="single" w:sz="8" w:space="0" w:color="FFFFFF"/>
+            </w:tcBorders>
+            <w:shd w:val="clear" w:color="auto" w:fill="ED7D31"/>
+            <w:tcMar>
+              <w:top w:w="41" w:type="dxa"/>
+              <w:left w:w="81" w:type="dxa"/>
+              <w:bottom w:w="41" w:type="dxa"/>
+              <w:right w:w="81" w:type="dxa"/>
+            </w:tcMar>
+            <w:hideMark/>
+          </w:tcPr>
+          <w:p>
+            <w:pPr>
+              <w:tabs>
+                <w:tab w:val="left" w:pos="2730"/>
+              </w:tabs>
+              <w:spacing w:line="240" w:lineRule="auto"/>
+              <w:contextualSpacing/>
+              <w:jc w:val="center"/>
+              <w:rPr>
+                <w:rFonts w:ascii="Times New Roman" w:hAnsi="Times New Roman" w:cs="Times New Roman"/>
+                <w:noProof/>
+                <w:sz w:val="36"/>
+                <w:szCs w:val="36"/>
+              </w:rPr>
+            </w:pPr>
+            <w:r>
+              <w:rPr>
+                <w:b/>
+                <w:bCs/>
+                <w:color w:val="FFFFFF" w:themeColor="background1"/>
+                <w:sz w:val="48"/>
+                <w:szCs w:val="48"/>
+              </w:rPr>
+              <w:t>BEFORE YOU FILE</w:t>
+            </w:r>
+          </w:p>
+        </w:tc>
+      </w:tr>
+      <w:tr>
+        <w:trPr>
+          <w:trHeight w:val="567"/>
+        </w:trPr>
+        <w:tc>
+          <w:tcPr>
+            <w:tcW w:w="9060" w:type="dxa"/>
+            <w:gridSpan w:val="2"/>
+            <w:tcBorders>
+              <w:top w:val="single" w:sz="24" w:space="0" w:color="FFFFFF"/>
+              <w:left w:val="single" w:sz="8" w:space="0" w:color="FFFFFF"/>
+              <w:bottom w:val="single" w:sz="8" w:space="0" w:color="FFFFFF"/>
+              <w:right w:val="single" w:sz="8" w:space="0" w:color="FFFFFF"/>
+            </w:tcBorders>
+            <w:shd w:val="clear" w:color="auto" w:fill="F8D7CD"/>
+            <w:tcMar>
+              <w:top w:w="41" w:type="dxa"/>
+              <w:left w:w="81" w:type="dxa"/>
+              <w:bottom w:w="41" w:type="dxa"/>
+              <w:right w:w="81" w:type="dxa"/>
+            </w:tcMar>
+            <w:hideMark/>
+          </w:tcPr>
+          <w:p>
+            <w:pPr>
+              <w:numPr>
+                <w:ilvl w:val="0"/>
+                <w:numId w:val="18"/>
+              </w:numPr>
+              <w:tabs>
+                <w:tab w:val="left" w:pos="2730"/>
+              </w:tabs>
+              <w:spacing w:line="240" w:lineRule="auto"/>
+              <w:contextualSpacing/>
+              <w:rPr>
+                <w:rFonts w:ascii="Times New Roman" w:hAnsi="Times New Roman" w:cs="Times New Roman"/>
+                <w:noProof/>
+                <w:sz w:val="24"/>
+              </w:rPr>
+            </w:pPr>
+            <w:r>
+              <w:rPr>
+                <w:rFonts w:ascii="Times New Roman" w:hAnsi="Times New Roman" w:cs="Times New Roman"/>
+                <w:noProof/>
+                <w:sz w:val="24"/>
+              </w:rPr>
+              <w:t xml:space="preserve">Print everything and compile neatly into two piles (one </w:t>
+            </w:r>
+            <w:r>
+              <w:rPr>
+                <w:rFonts w:ascii="Times New Roman" w:hAnsi="Times New Roman" w:cs="Times New Roman"/>
+                <w:b/>
+                <w:bCs/>
+                <w:noProof/>
+                <w:sz w:val="24"/>
+              </w:rPr>
+              <w:t>redacted</w:t>
+            </w:r>
+            <w:r>
+              <w:rPr>
+                <w:rFonts w:ascii="Times New Roman" w:hAnsi="Times New Roman" w:cs="Times New Roman"/>
+                <w:noProof/>
+                <w:sz w:val="24"/>
+              </w:rPr>
+              <w:t xml:space="preserve">, one </w:t>
+            </w:r>
+            <w:r>
+              <w:rPr>
+                <w:rFonts w:ascii="Times New Roman" w:hAnsi="Times New Roman" w:cs="Times New Roman"/>
+                <w:b/>
+                <w:bCs/>
+                <w:noProof/>
+                <w:sz w:val="24"/>
+              </w:rPr>
+              <w:t>unredacted</w:t>
+            </w:r>
+            <w:r>
+              <w:rPr>
+                <w:rFonts w:ascii="Times New Roman" w:hAnsi="Times New Roman" w:cs="Times New Roman"/>
+                <w:noProof/>
+                <w:sz w:val="24"/>
+              </w:rPr>
+              <w:t>). You should have:</w:t>
+            </w:r>
+          </w:p>
+          <w:p>
+            <w:pPr>
+              <w:tabs>
+                <w:tab w:val="left" w:pos="2730"/>
+              </w:tabs>
+              <w:spacing w:line="240" w:lineRule="auto"/>
+              <w:contextualSpacing/>
+              <w:rPr>
+                <w:rFonts w:ascii="Times New Roman" w:hAnsi="Times New Roman" w:cs="Times New Roman"/>
+                <w:noProof/>
+                <w:sz w:val="24"/>
+              </w:rPr>
+            </w:pPr>
+            <w:r>
+              <w:rPr>
+                <w:rFonts w:ascii="Times New Roman" w:hAnsi="Times New Roman" w:cs="Times New Roman"/>
+                <w:b/>
+                <w:bCs/>
+                <w:noProof/>
+                <w:sz w:val="24"/>
+              </w:rPr>
+              <w:t xml:space="preserve">Unredacted                                        </w:t>
+            </w:r>
+            <w:r>
+              <w:rPr>
+                <w:rFonts w:ascii="Times New Roman" w:hAnsi="Times New Roman" w:cs="Times New Roman"/>
+                <w:b/>
+                <w:bCs/>
+                <w:noProof/>
+                <w:sz w:val="24"/>
+              </w:rPr>
+              <w:t xml:space="preserve">              </w:t>
+            </w:r>
+            <w:r>
+              <w:rPr>
+                <w:rFonts w:ascii="Times New Roman" w:hAnsi="Times New Roman" w:cs="Times New Roman"/>
+                <w:b/>
+                <w:bCs/>
+                <w:noProof/>
+                <w:sz w:val="24"/>
+              </w:rPr>
+              <w:t>Redacted</w:t>
+            </w:r>
+          </w:p>
+        </w:tc>
+      </w:tr>
+      <w:tr>
+        <w:trPr>
+          <w:trHeight w:val="2824"/>
+        </w:trPr>
+        <w:tc>
+          <w:tcPr>
+            <w:tcW w:w="4520" w:type="dxa"/>
+            <w:tcBorders>
+              <w:top w:val="single" w:sz="8" w:space="0" w:color="FFFFFF"/>
+              <w:left w:val="single" w:sz="8" w:space="0" w:color="FFFFFF"/>
+              <w:bottom w:val="single" w:sz="8" w:space="0" w:color="FFFFFF"/>
+              <w:right w:val="single" w:sz="8" w:space="0" w:color="FFFFFF"/>
+            </w:tcBorders>
+            <w:shd w:val="clear" w:color="auto" w:fill="FCECE8"/>
+            <w:tcMar>
+              <w:top w:w="41" w:type="dxa"/>
+              <w:left w:w="81" w:type="dxa"/>
+              <w:bottom w:w="41" w:type="dxa"/>
+              <w:right w:w="81" w:type="dxa"/>
+            </w:tcMar>
+            <w:hideMark/>
+          </w:tcPr>
+          <w:p>
+            <w:pPr>
+              <w:numPr>
+                <w:ilvl w:val="0"/>
+                <w:numId w:val="19"/>
+              </w:numPr>
+              <w:tabs>
+                <w:tab w:val="left" w:pos="2730"/>
+              </w:tabs>
+              <w:spacing w:after="0" w:line="240" w:lineRule="auto"/>
+              <w:contextualSpacing/>
+              <w:rPr>
+                <w:rFonts w:ascii="Times New Roman" w:hAnsi="Times New Roman" w:cs="Times New Roman"/>
+                <w:noProof/>
+                <w:sz w:val="24"/>
+              </w:rPr>
+            </w:pPr>
+            <w:r>
+              <w:rPr>
+                <w:rFonts w:ascii="Times New Roman" w:hAnsi="Times New Roman" w:cs="Times New Roman"/>
+                <w:noProof/>
+                <w:sz w:val="24"/>
+              </w:rPr>
+              <w:t xml:space="preserve">Motion to Proceed as a Poor Person </w:t>
+            </w:r>
+          </w:p>
+          <w:p>
+            <w:pPr>
+              <w:pStyle w:val="ListParagraph"/>
+              <w:numPr>
+                <w:ilvl w:val="0"/>
+                <w:numId w:val="19"/>
+              </w:numPr>
+              <w:spacing w:after="0" w:line="240" w:lineRule="auto"/>
+              <w:rPr>
+                <w:rFonts w:ascii="Times New Roman" w:hAnsi="Times New Roman" w:cs="Times New Roman"/>
+                <w:sz w:val="24"/>
+              </w:rPr>
+            </w:pPr>
+            <w:r>
+              <w:rPr>
+                <w:rFonts w:ascii="Times New Roman" w:hAnsi="Times New Roman" w:cs="Times New Roman"/>
+                <w:sz w:val="24"/>
+              </w:rPr>
+              <w:t>Confidential Case Filing Information Sheet </w:t>
+            </w:r>
+          </w:p>
+          <w:p>
+            <w:pPr>
+              <w:numPr>
+                <w:ilvl w:val="0"/>
+                <w:numId w:val="19"/>
+              </w:numPr>
+              <w:tabs>
+                <w:tab w:val="left" w:pos="2730"/>
+              </w:tabs>
+              <w:spacing w:after="0" w:line="240" w:lineRule="auto"/>
+              <w:contextualSpacing/>
+              <w:rPr>
+                <w:rFonts w:ascii="Times New Roman" w:hAnsi="Times New Roman" w:cs="Times New Roman"/>
+                <w:noProof/>
+                <w:sz w:val="24"/>
+              </w:rPr>
+            </w:pPr>
+            <w:r>
+              <w:rPr>
+                <w:rFonts w:ascii="Times New Roman" w:hAnsi="Times New Roman" w:cs="Times New Roman"/>
+                <w:noProof/>
+                <w:sz w:val="24"/>
+              </w:rPr>
+              <w:t>Petition for Dissolution of Marriage</w:t>
+            </w:r>
+          </w:p>
+          <w:p>
+            <w:pPr>
+              <w:numPr>
+                <w:ilvl w:val="0"/>
+                <w:numId w:val="19"/>
+              </w:numPr>
+              <w:tabs>
+                <w:tab w:val="left" w:pos="2730"/>
+              </w:tabs>
+              <w:spacing w:after="0" w:line="240" w:lineRule="auto"/>
+              <w:contextualSpacing/>
+              <w:rPr>
+                <w:rFonts w:ascii="Times New Roman" w:hAnsi="Times New Roman" w:cs="Times New Roman"/>
+                <w:noProof/>
+                <w:sz w:val="24"/>
+              </w:rPr>
+            </w:pPr>
+            <w:r>
+              <w:rPr>
+                <w:rFonts w:ascii="Times New Roman" w:hAnsi="Times New Roman" w:cs="Times New Roman"/>
+                <w:noProof/>
+                <w:sz w:val="24"/>
+              </w:rPr>
+              <w:t>Certificate of Dissolution of Marriage</w:t>
+            </w:r>
+          </w:p>
+          <w:p>
+            <w:pPr>
+              <w:numPr>
+                <w:ilvl w:val="0"/>
+                <w:numId w:val="19"/>
+              </w:numPr>
+              <w:tabs>
+                <w:tab w:val="left" w:pos="2730"/>
+              </w:tabs>
+              <w:spacing w:line="276" w:lineRule="auto"/>
+              <w:contextualSpacing/>
+              <w:rPr>
+                <w:rFonts w:ascii="Times New Roman" w:hAnsi="Times New Roman" w:cs="Times New Roman"/>
+                <w:noProof/>
+                <w:sz w:val="24"/>
+              </w:rPr>
+            </w:pPr>
+            <w:r>
+              <w:rPr>
+                <w:rFonts w:ascii="Times New Roman" w:hAnsi="Times New Roman" w:cs="Times New Roman"/>
+                <w:noProof/>
+                <w:sz w:val="24"/>
+              </w:rPr>
+              <w:t>Parenting Plan</w:t>
+            </w:r>
+          </w:p>
+          <w:p>
+            <w:pPr>
+              <w:numPr>
+                <w:ilvl w:val="0"/>
+                <w:numId w:val="19"/>
+              </w:numPr>
+              <w:tabs>
+                <w:tab w:val="left" w:pos="2730"/>
+              </w:tabs>
+              <w:spacing w:line="276" w:lineRule="auto"/>
+              <w:contextualSpacing/>
+              <w:rPr>
+                <w:rFonts w:ascii="Times New Roman" w:hAnsi="Times New Roman" w:cs="Times New Roman"/>
+                <w:noProof/>
+                <w:sz w:val="24"/>
+              </w:rPr>
+            </w:pPr>
+            <w:r>
+              <w:rPr>
+                <w:rFonts w:ascii="Times New Roman" w:hAnsi="Times New Roman" w:cs="Times New Roman"/>
+                <w:noProof/>
+                <w:sz w:val="24"/>
+              </w:rPr>
+              <w:t>Form 14</w:t>
+            </w:r>
+          </w:p>
+          <w:p>
+            <w:pPr>
+              <w:numPr>
+                <w:ilvl w:val="0"/>
+                <w:numId w:val="19"/>
+              </w:numPr>
+              <w:tabs>
+                <w:tab w:val="left" w:pos="2730"/>
+              </w:tabs>
+              <w:spacing w:line="276" w:lineRule="auto"/>
+              <w:contextualSpacing/>
+              <w:rPr>
+                <w:rFonts w:ascii="Times New Roman" w:hAnsi="Times New Roman" w:cs="Times New Roman"/>
+                <w:noProof/>
+                <w:sz w:val="24"/>
+              </w:rPr>
+            </w:pPr>
+            <w:r>
+              <w:rPr>
+                <w:rFonts w:ascii="Times New Roman" w:hAnsi="Times New Roman" w:cs="Times New Roman"/>
+                <w:noProof/>
+                <w:sz w:val="24"/>
+              </w:rPr>
+              <w:t>Statement of Income and Expenses</w:t>
+            </w:r>
+          </w:p>
+          <w:p>
+            <w:pPr>
+              <w:numPr>
+                <w:ilvl w:val="0"/>
+                <w:numId w:val="19"/>
+              </w:numPr>
+              <w:tabs>
+                <w:tab w:val="left" w:pos="2730"/>
+              </w:tabs>
+              <w:spacing w:line="276" w:lineRule="auto"/>
+              <w:contextualSpacing/>
+              <w:rPr>
+                <w:rFonts w:ascii="Times New Roman" w:hAnsi="Times New Roman" w:cs="Times New Roman"/>
+                <w:noProof/>
+                <w:sz w:val="24"/>
+              </w:rPr>
+            </w:pPr>
+            <w:r>
+              <w:rPr>
+                <w:rFonts w:ascii="Times New Roman" w:hAnsi="Times New Roman" w:cs="Times New Roman"/>
+                <w:noProof/>
+                <w:sz w:val="24"/>
+              </w:rPr>
+              <w:t xml:space="preserve">Statement of Property and Debt </w:t>
+            </w:r>
+          </w:p>
+          <w:p>
+            <w:pPr>
+              <w:numPr>
+                <w:ilvl w:val="1"/>
+                <w:numId w:val="19"/>
+              </w:numPr>
+              <w:tabs>
+                <w:tab w:val="left" w:pos="2730"/>
+              </w:tabs>
+              <w:spacing w:line="276" w:lineRule="auto"/>
+              <w:contextualSpacing/>
+              <w:rPr>
+                <w:rFonts w:ascii="Times New Roman" w:hAnsi="Times New Roman" w:cs="Times New Roman"/>
+                <w:noProof/>
+                <w:sz w:val="24"/>
+              </w:rPr>
+            </w:pPr>
+            <w:r>
+              <w:rPr>
+                <w:rFonts w:ascii="Times New Roman" w:hAnsi="Times New Roman" w:cs="Times New Roman"/>
+                <w:noProof/>
+                <w:sz w:val="24"/>
+              </w:rPr>
+              <w:t xml:space="preserve">Copy of deed to house </w:t>
+            </w:r>
+          </w:p>
+          <w:p>
+            <w:pPr>
+              <w:numPr>
+                <w:ilvl w:val="0"/>
+                <w:numId w:val="19"/>
+              </w:numPr>
+              <w:tabs>
+                <w:tab w:val="left" w:pos="2730"/>
+              </w:tabs>
+              <w:spacing w:line="276" w:lineRule="auto"/>
+              <w:contextualSpacing/>
+              <w:rPr>
+                <w:rFonts w:ascii="Times New Roman" w:hAnsi="Times New Roman" w:cs="Times New Roman"/>
+                <w:noProof/>
+                <w:sz w:val="24"/>
+              </w:rPr>
+            </w:pPr>
+            <w:r>
+              <w:rPr>
+                <w:rFonts w:ascii="Times New Roman" w:hAnsi="Times New Roman" w:cs="Times New Roman"/>
+                <w:noProof/>
+                <w:sz w:val="24"/>
+              </w:rPr>
+              <w:t>Redaction Certification</w:t>
+            </w:r>
+          </w:p>
+        </w:tc>
+        <w:tc>
+          <w:tcPr>
+            <w:tcW w:w="4540" w:type="dxa"/>
+            <w:tcBorders>
+              <w:top w:val="single" w:sz="8" w:space="0" w:color="FFFFFF"/>
+              <w:left w:val="single" w:sz="8" w:space="0" w:color="FFFFFF"/>
+              <w:bottom w:val="single" w:sz="8" w:space="0" w:color="FFFFFF"/>
+              <w:right w:val="single" w:sz="8" w:space="0" w:color="FFFFFF"/>
+            </w:tcBorders>
+            <w:shd w:val="clear" w:color="auto" w:fill="FCECE8"/>
+            <w:tcMar>
+              <w:top w:w="41" w:type="dxa"/>
+              <w:left w:w="81" w:type="dxa"/>
+              <w:bottom w:w="41" w:type="dxa"/>
+              <w:right w:w="81" w:type="dxa"/>
+            </w:tcMar>
+            <w:hideMark/>
+          </w:tcPr>
+          <w:p>
+            <w:pPr>
+              <w:numPr>
+                <w:ilvl w:val="0"/>
+                <w:numId w:val="19"/>
+              </w:numPr>
+              <w:tabs>
+                <w:tab w:val="left" w:pos="2730"/>
+              </w:tabs>
+              <w:spacing w:line="276" w:lineRule="auto"/>
+              <w:contextualSpacing/>
+              <w:rPr>
+                <w:rFonts w:ascii="Times New Roman" w:hAnsi="Times New Roman" w:cs="Times New Roman"/>
+                <w:noProof/>
+                <w:sz w:val="24"/>
+              </w:rPr>
+            </w:pPr>
+            <w:r>
+              <w:rPr>
+                <w:rFonts w:ascii="Times New Roman" w:hAnsi="Times New Roman" w:cs="Times New Roman"/>
+                <w:noProof/>
+                <w:sz w:val="24"/>
+              </w:rPr>
+              <w:t xml:space="preserve">Motion to Proceed as a Poor Person </w:t>
+            </w:r>
+          </w:p>
+          <w:p>
+            <w:pPr>
+              <w:numPr>
+                <w:ilvl w:val="0"/>
+                <w:numId w:val="19"/>
+              </w:numPr>
+              <w:tabs>
+                <w:tab w:val="left" w:pos="2730"/>
+              </w:tabs>
+              <w:spacing w:line="276" w:lineRule="auto"/>
+              <w:contextualSpacing/>
+              <w:rPr>
+                <w:rFonts w:ascii="Times New Roman" w:hAnsi="Times New Roman" w:cs="Times New Roman"/>
+                <w:noProof/>
+                <w:sz w:val="24"/>
+              </w:rPr>
+            </w:pPr>
+            <w:r>
+              <w:rPr>
+                <w:rFonts w:ascii="Times New Roman" w:hAnsi="Times New Roman" w:cs="Times New Roman"/>
+                <w:noProof/>
+                <w:sz w:val="24"/>
+              </w:rPr>
+              <w:t>Petition for Dissolution of Marriage</w:t>
+            </w:r>
+          </w:p>
+          <w:p>
+            <w:pPr>
+              <w:numPr>
+                <w:ilvl w:val="0"/>
+                <w:numId w:val="19"/>
+              </w:numPr>
+              <w:tabs>
+                <w:tab w:val="left" w:pos="2730"/>
+              </w:tabs>
+              <w:spacing w:line="276" w:lineRule="auto"/>
+              <w:contextualSpacing/>
+              <w:rPr>
+                <w:rFonts w:ascii="Times New Roman" w:hAnsi="Times New Roman" w:cs="Times New Roman"/>
+                <w:noProof/>
+                <w:sz w:val="24"/>
+              </w:rPr>
+            </w:pPr>
+            <w:r>
+              <w:rPr>
+                <w:rFonts w:ascii="Times New Roman" w:hAnsi="Times New Roman" w:cs="Times New Roman"/>
+                <w:noProof/>
+                <w:sz w:val="24"/>
+              </w:rPr>
+              <w:t>Certificate of Dissolution of Marriage</w:t>
+            </w:r>
+          </w:p>
+          <w:p>
+            <w:pPr>
+              <w:numPr>
+                <w:ilvl w:val="0"/>
+                <w:numId w:val="19"/>
+              </w:numPr>
+              <w:tabs>
+                <w:tab w:val="left" w:pos="2730"/>
+              </w:tabs>
+              <w:spacing w:line="276" w:lineRule="auto"/>
+              <w:contextualSpacing/>
+              <w:rPr>
+                <w:rFonts w:ascii="Times New Roman" w:hAnsi="Times New Roman" w:cs="Times New Roman"/>
+                <w:noProof/>
+                <w:sz w:val="24"/>
+              </w:rPr>
+            </w:pPr>
+            <w:r>
+              <w:rPr>
+                <w:rFonts w:ascii="Times New Roman" w:hAnsi="Times New Roman" w:cs="Times New Roman"/>
+                <w:noProof/>
+                <w:sz w:val="24"/>
+              </w:rPr>
+              <w:t>Parenting Plan</w:t>
+            </w:r>
+          </w:p>
+          <w:p>
+            <w:pPr>
+              <w:numPr>
+                <w:ilvl w:val="0"/>
+                <w:numId w:val="19"/>
+              </w:numPr>
+              <w:tabs>
+                <w:tab w:val="left" w:pos="2730"/>
+              </w:tabs>
+              <w:spacing w:line="276" w:lineRule="auto"/>
+              <w:contextualSpacing/>
+              <w:rPr>
+                <w:rFonts w:ascii="Times New Roman" w:hAnsi="Times New Roman" w:cs="Times New Roman"/>
+                <w:noProof/>
+                <w:sz w:val="24"/>
+              </w:rPr>
+            </w:pPr>
+            <w:r>
+              <w:rPr>
+                <w:rFonts w:ascii="Times New Roman" w:hAnsi="Times New Roman" w:cs="Times New Roman"/>
+                <w:noProof/>
+                <w:sz w:val="24"/>
+              </w:rPr>
+              <w:t>Form 14</w:t>
+            </w:r>
+          </w:p>
+          <w:p>
+            <w:pPr>
+              <w:numPr>
+                <w:ilvl w:val="0"/>
+                <w:numId w:val="19"/>
+              </w:numPr>
+              <w:tabs>
+                <w:tab w:val="left" w:pos="2730"/>
+              </w:tabs>
+              <w:spacing w:line="276" w:lineRule="auto"/>
+              <w:contextualSpacing/>
+              <w:rPr>
+                <w:rFonts w:ascii="Times New Roman" w:hAnsi="Times New Roman" w:cs="Times New Roman"/>
+                <w:noProof/>
+                <w:sz w:val="24"/>
+              </w:rPr>
+            </w:pPr>
+            <w:r>
+              <w:rPr>
+                <w:rFonts w:ascii="Times New Roman" w:hAnsi="Times New Roman" w:cs="Times New Roman"/>
+                <w:noProof/>
+                <w:sz w:val="24"/>
+              </w:rPr>
+              <w:t>Statement of Income and Expenses</w:t>
+            </w:r>
+          </w:p>
+          <w:p>
+            <w:pPr>
+              <w:numPr>
+                <w:ilvl w:val="0"/>
+                <w:numId w:val="19"/>
+              </w:numPr>
+              <w:tabs>
+                <w:tab w:val="left" w:pos="2730"/>
+              </w:tabs>
+              <w:spacing w:line="276" w:lineRule="auto"/>
+              <w:contextualSpacing/>
+              <w:rPr>
+                <w:rFonts w:ascii="Times New Roman" w:hAnsi="Times New Roman" w:cs="Times New Roman"/>
+                <w:noProof/>
+                <w:sz w:val="24"/>
+              </w:rPr>
+            </w:pPr>
+            <w:r>
+              <w:rPr>
+                <w:rFonts w:ascii="Times New Roman" w:hAnsi="Times New Roman" w:cs="Times New Roman"/>
+                <w:noProof/>
+                <w:sz w:val="24"/>
+              </w:rPr>
+              <w:t>Statement of Property and Debt</w:t>
+            </w:r>
+          </w:p>
+          <w:p>
+            <w:pPr>
+              <w:numPr>
+                <w:ilvl w:val="1"/>
+                <w:numId w:val="19"/>
+              </w:numPr>
+              <w:tabs>
+                <w:tab w:val="left" w:pos="2730"/>
+              </w:tabs>
+              <w:spacing w:line="276" w:lineRule="auto"/>
+              <w:contextualSpacing/>
+              <w:rPr>
+                <w:rFonts w:ascii="Times New Roman" w:hAnsi="Times New Roman" w:cs="Times New Roman"/>
+                <w:noProof/>
+                <w:sz w:val="24"/>
+              </w:rPr>
+            </w:pPr>
+            <w:r>
+              <w:rPr>
+                <w:rFonts w:ascii="Times New Roman" w:hAnsi="Times New Roman" w:cs="Times New Roman"/>
+                <w:sz w:val="24"/>
+              </w:rPr>
+              <w:t xml:space="preserve">Copy of deed to house </w:t>
+            </w:r>
+          </w:p>
+        </w:tc>
+      </w:tr>
+      <w:tr>
+        <w:trPr>
+          <w:trHeight w:val="362"/>
+        </w:trPr>
+        <w:tc>
+          <w:tcPr>
+            <w:tcW w:w="9060" w:type="dxa"/>
+            <w:gridSpan w:val="2"/>
+            <w:tcBorders>
+              <w:top w:val="single" w:sz="8" w:space="0" w:color="FFFFFF"/>
+              <w:left w:val="single" w:sz="8" w:space="0" w:color="FFFFFF"/>
+              <w:bottom w:val="single" w:sz="8" w:space="0" w:color="FFFFFF"/>
+              <w:right w:val="single" w:sz="8" w:space="0" w:color="FFFFFF"/>
+            </w:tcBorders>
+            <w:shd w:val="clear" w:color="auto" w:fill="F8D7CD"/>
+            <w:tcMar>
+              <w:top w:w="41" w:type="dxa"/>
+              <w:left w:w="81" w:type="dxa"/>
+              <w:bottom w:w="41" w:type="dxa"/>
+              <w:right w:w="81" w:type="dxa"/>
+            </w:tcMar>
+          </w:tcPr>
+          <w:p>
+            <w:pPr>
+              <w:pStyle w:val="Heading2"/>
+              <w:spacing w:after="43"/>
+              <w:ind w:left="0" w:firstLine="0"/>
+              <w:jc w:val="center"/>
+              <w:rPr>
+                <w:rFonts w:ascii="Times New Roman" w:hAnsi="Times New Roman" w:cs="Times New Roman"/>
+                <w:b/>
+                <w:bCs/>
+                <w:sz w:val="24"/>
+              </w:rPr>
+            </w:pPr>
+            <w:r>
+              <w:rPr>
+                <w:rFonts w:ascii="Times New Roman" w:hAnsi="Times New Roman" w:cs="Times New Roman"/>
+                <w:b/>
+                <w:bCs/>
+                <w:sz w:val="24"/>
+              </w:rPr>
+              <w:t>You may not need to file, but keep a copy of:</w:t>
+            </w:r>
+          </w:p>
+          <w:p>
+            <w:pPr>
+              <w:pStyle w:val="ListParagraph"/>
+              <w:numPr>
+                <w:ilvl w:val="0"/>
+                <w:numId w:val="12"/>
+              </w:numPr>
+              <w:spacing w:after="0"/>
+              <w:jc w:val="center"/>
+            </w:pPr>
+            <w:r>
+              <w:t>Judgment</w:t>
+            </w:r>
+          </w:p>
+          <w:p>
+            <w:pPr>
+              <w:numPr>
+                <w:ilvl w:val="0"/>
+                <w:numId w:val="19"/>
+              </w:numPr>
+              <w:tabs>
+                <w:tab w:val="left" w:pos="2730"/>
+              </w:tabs>
+              <w:spacing w:line="276" w:lineRule="auto"/>
+              <w:contextualSpacing/>
+              <w:jc w:val="center"/>
+              <w:rPr>
+                <w:rFonts w:ascii="Times New Roman" w:hAnsi="Times New Roman" w:cs="Times New Roman"/>
+                <w:noProof/>
+                <w:sz w:val="24"/>
+              </w:rPr>
+            </w:pPr>
+            <w:r>
+              <w:rPr>
+                <w:szCs w:val="22"/>
+              </w:rPr>
+              <w:t>Notice of Hearing</w:t>
+            </w:r>
+          </w:p>
+        </w:tc>
+      </w:tr>
+      <w:tr>
+        <w:trPr>
+          <w:trHeight w:val="362"/>
+        </w:trPr>
+        <w:tc>
+          <w:tcPr>
+            <w:tcW w:w="9060" w:type="dxa"/>
+            <w:gridSpan w:val="2"/>
+            <w:tcBorders>
+              <w:top w:val="single" w:sz="8" w:space="0" w:color="FFFFFF"/>
+              <w:left w:val="single" w:sz="8" w:space="0" w:color="FFFFFF"/>
+              <w:bottom w:val="single" w:sz="8" w:space="0" w:color="FFFFFF"/>
+              <w:right w:val="single" w:sz="8" w:space="0" w:color="FFFFFF"/>
+            </w:tcBorders>
+            <w:shd w:val="clear" w:color="auto" w:fill="FCECE8"/>
+            <w:tcMar>
+              <w:top w:w="41" w:type="dxa"/>
+              <w:left w:w="81" w:type="dxa"/>
+              <w:bottom w:w="41" w:type="dxa"/>
+              <w:right w:w="81" w:type="dxa"/>
+            </w:tcMar>
+            <w:hideMark/>
+          </w:tcPr>
+          <w:p>
+            <w:pPr>
+              <w:numPr>
+                <w:ilvl w:val="0"/>
+                <w:numId w:val="19"/>
+              </w:numPr>
+              <w:tabs>
+                <w:tab w:val="left" w:pos="2730"/>
+              </w:tabs>
+              <w:spacing w:line="276" w:lineRule="auto"/>
+              <w:contextualSpacing/>
+              <w:rPr>
+                <w:rFonts w:ascii="Times New Roman" w:hAnsi="Times New Roman" w:cs="Times New Roman"/>
+                <w:noProof/>
+                <w:sz w:val="24"/>
+              </w:rPr>
+            </w:pPr>
+            <w:r>
+              <w:rPr>
+                <w:rFonts w:ascii="Times New Roman" w:hAnsi="Times New Roman" w:cs="Times New Roman"/>
+                <w:noProof/>
+                <w:sz w:val="24"/>
+              </w:rPr>
+              <w:t xml:space="preserve">Complete and print the </w:t>
+            </w:r>
+            <w:r>
+              <w:rPr>
+                <w:rFonts w:ascii="Times New Roman" w:hAnsi="Times New Roman" w:cs="Times New Roman"/>
+                <w:b/>
+                <w:bCs/>
+                <w:noProof/>
+                <w:sz w:val="24"/>
+              </w:rPr>
+              <w:t xml:space="preserve">Certificate of Completion </w:t>
+            </w:r>
+            <w:r>
+              <w:rPr>
+                <w:rFonts w:ascii="Times New Roman" w:hAnsi="Times New Roman" w:cs="Times New Roman"/>
+                <w:noProof/>
+                <w:sz w:val="24"/>
+              </w:rPr>
+              <w:t xml:space="preserve">of the </w:t>
+            </w:r>
+            <w:r>
+              <w:rPr>
+                <w:rFonts w:ascii="Times New Roman" w:hAnsi="Times New Roman" w:cs="Times New Roman"/>
+                <w:b/>
+                <w:bCs/>
+                <w:noProof/>
+                <w:sz w:val="24"/>
+              </w:rPr>
+              <w:t>Litigant Awareness Program</w:t>
+            </w:r>
+            <w:r>
+              <w:rPr>
+                <w:rFonts w:ascii="Times New Roman" w:hAnsi="Times New Roman" w:cs="Times New Roman"/>
+                <w:noProof/>
+                <w:sz w:val="24"/>
+              </w:rPr>
+              <w:t xml:space="preserve"> at selfrepresent.mo.gov</w:t>
+            </w:r>
+          </w:p>
+        </w:tc>
+      </w:tr>
+      <w:tr>
+        <w:trPr>
+          <w:trHeight w:val="329"/>
+        </w:trPr>
+        <w:tc>
+          <w:tcPr>
+            <w:tcW w:w="9060" w:type="dxa"/>
+            <w:gridSpan w:val="2"/>
+            <w:tcBorders>
+              <w:top w:val="single" w:sz="8" w:space="0" w:color="FFFFFF"/>
+              <w:left w:val="single" w:sz="8" w:space="0" w:color="FFFFFF"/>
+              <w:bottom w:val="single" w:sz="8" w:space="0" w:color="FFFFFF"/>
+              <w:right w:val="single" w:sz="8" w:space="0" w:color="FFFFFF"/>
+            </w:tcBorders>
+            <w:shd w:val="clear" w:color="auto" w:fill="F8D7CD"/>
+            <w:tcMar>
+              <w:top w:w="41" w:type="dxa"/>
+              <w:left w:w="81" w:type="dxa"/>
+              <w:bottom w:w="41" w:type="dxa"/>
+              <w:right w:w="81" w:type="dxa"/>
+            </w:tcMar>
+            <w:hideMark/>
+          </w:tcPr>
+          <w:p>
+            <w:pPr>
+              <w:numPr>
+                <w:ilvl w:val="0"/>
+                <w:numId w:val="19"/>
+              </w:numPr>
+              <w:tabs>
+                <w:tab w:val="left" w:pos="2730"/>
+              </w:tabs>
+              <w:spacing w:line="276" w:lineRule="auto"/>
+              <w:contextualSpacing/>
+              <w:rPr>
+                <w:rFonts w:ascii="Times New Roman" w:hAnsi="Times New Roman" w:cs="Times New Roman"/>
+                <w:noProof/>
+                <w:sz w:val="24"/>
+              </w:rPr>
+            </w:pPr>
+            <w:r>
+              <w:rPr>
+                <w:rFonts w:ascii="Times New Roman" w:hAnsi="Times New Roman" w:cs="Times New Roman"/>
+                <w:noProof/>
+                <w:sz w:val="24"/>
+              </w:rPr>
+              <w:t>Bring your paperwork to a notary public to sign. You can typically find a notary public at your local library or at your bank, but make sure to call ahead! You may need an appointment. (</w:t>
+            </w:r>
+            <w:r>
+              <w:rPr>
+                <w:rFonts w:ascii="Times New Roman" w:hAnsi="Times New Roman" w:cs="Times New Roman"/>
+                <w:noProof/>
+                <w:sz w:val="24"/>
+                <w:u w:val="single"/>
+              </w:rPr>
+              <w:t>Do not sign the documents until you are in front of the notary!</w:t>
+            </w:r>
+            <w:r>
+              <w:rPr>
+                <w:rFonts w:ascii="Times New Roman" w:hAnsi="Times New Roman" w:cs="Times New Roman"/>
+                <w:noProof/>
+                <w:sz w:val="24"/>
+              </w:rPr>
+              <w:t>)</w:t>
+            </w:r>
+          </w:p>
+        </w:tc>
+      </w:tr>
+    </w:tbl>
+    <w:p>
+      <w:pPr>
+        <w:spacing w:line="278" w:lineRule="auto"/>
+        <w:rPr>
+          <w:rFonts w:ascii="Times New Roman" w:hAnsi="Times New Roman" w:cs="Times New Roman"/>
+          <w:sz w:val="28"/>
+          <w:szCs w:val="28"/>
+        </w:rPr>
+      </w:pPr>
+      <w:r>
+        <w:rPr>
+          <w:rFonts w:ascii="Times New Roman" w:hAnsi="Times New Roman" w:cs="Times New Roman"/>
+          <w:sz w:val="28"/>
+          <w:szCs w:val="28"/>
+        </w:rPr>
+        <w:br w:type="page"/>
+      </w:r>
+    </w:p>
+    <w:p>
+      <w:pPr>
+        <w:rPr>
+          <w:rFonts w:ascii="Times New Roman" w:hAnsi="Times New Roman" w:cs="Times New Roman"/>
+          <w:sz w:val="28"/>
+          <w:szCs w:val="28"/>
+        </w:rPr>
+      </w:pPr>
+      <w:r>
+        <w:rPr>
+          <w:noProof/>
+          <w:sz w:val="32"/>
+        </w:rPr>
+        <w:lastRenderedPageBreak/>
+        <w:t xml:space="preserve">{%p </w:t>
+      </w:r>
+      <w:r>
+        <w:rPr>
+          <w:noProof/>
+          <w:sz w:val="32"/>
+        </w:rPr>
+        <w:t>el</w:t>
+      </w:r>
+      <w:r>
+        <w:rPr>
+          <w:noProof/>
+          <w:sz w:val="32"/>
+        </w:rPr>
+        <w:t xml:space="preserve">if case.filed in </w:t>
+      </w:r>
+      <w:r>
+        <w:rPr>
+          <w:rFonts w:ascii="Times New Roman" w:hAnsi="Times New Roman" w:cs="Times New Roman"/>
+          <w:sz w:val="28"/>
+          <w:szCs w:val="28"/>
+        </w:rPr>
+        <w:t>["</w:t>
+      </w:r>
+      <w:r>
+        <w:rPr>
+          <w:rFonts w:ascii="Times New Roman" w:hAnsi="Times New Roman" w:cs="Times New Roman"/>
+          <w:sz w:val="28"/>
+          <w:szCs w:val="28"/>
+        </w:rPr>
+        <w:t>user0_filed</w:t>
+      </w:r>
+      <w:r>
+        <w:rPr>
+          <w:rFonts w:ascii="Times New Roman" w:hAnsi="Times New Roman" w:cs="Times New Roman"/>
+          <w:sz w:val="28"/>
+          <w:szCs w:val="28"/>
+        </w:rPr>
+        <w:t>"</w:t>
+      </w:r>
+      <w:r>
+        <w:rPr>
+          <w:rFonts w:ascii="Times New Roman" w:hAnsi="Times New Roman" w:cs="Times New Roman"/>
+          <w:sz w:val="28"/>
+          <w:szCs w:val="28"/>
+        </w:rPr>
+        <w:t>] and len(</w:t>
+      </w:r>
+      <w:r>
+        <w:rPr>
+          <w:rFonts w:ascii="Times New Roman" w:hAnsi="Times New Roman" w:cs="Times New Roman"/>
+          <w:sz w:val="28"/>
+          <w:szCs w:val="28"/>
+        </w:rPr>
+        <w:t>number_of_children</w:t>
+      </w:r>
+      <w:r>
+        <w:rPr>
+          <w:rFonts w:ascii="Times New Roman" w:hAnsi="Times New Roman" w:cs="Times New Roman"/>
+          <w:sz w:val="28"/>
+          <w:szCs w:val="28"/>
+        </w:rPr>
+        <w:t xml:space="preserve">) </w:t>
+      </w:r>
+      <w:r>
+        <w:rPr>
+          <w:rFonts w:ascii="Times New Roman" w:hAnsi="Times New Roman" w:cs="Times New Roman"/>
+          <w:sz w:val="28"/>
+          <w:szCs w:val="28"/>
+        </w:rPr>
+        <w:t xml:space="preserve">&gt; </w:t>
+      </w:r>
+      <w:r>
+        <w:rPr>
+          <w:rFonts w:ascii="Times New Roman" w:hAnsi="Times New Roman" w:cs="Times New Roman"/>
+          <w:sz w:val="28"/>
+          <w:szCs w:val="28"/>
+        </w:rPr>
+        <w:t>0 %}</w:t>
+      </w:r>
+    </w:p>
+    <w:tbl>
+      <w:tblPr>
+        <w:tblpPr w:leftFromText="180" w:rightFromText="180" w:vertAnchor="text" w:horzAnchor="margin" w:tblpXSpec="center" w:tblpY="-61"/>
+        <w:tblW w:w="8343" w:type="dxa"/>
+        <w:tblCellMar>
+          <w:left w:w="0" w:type="dxa"/>
+          <w:right w:w="0" w:type="dxa"/>
+        </w:tblCellMar>
+        <w:tblLook w:val="0420" w:firstRow="1" w:lastRow="0" w:firstColumn="0" w:lastColumn="0" w:noHBand="0" w:noVBand="1"/>
+      </w:tblPr>
+      <w:tblGrid>
+        <w:gridCol w:w="2781"/>
+        <w:gridCol w:w="2781"/>
+        <w:gridCol w:w="2781"/>
+      </w:tblGrid>
+      <w:tr>
+        <w:trPr>
+          <w:trHeight w:val="565"/>
+        </w:trPr>
+        <w:tc>
+          <w:tcPr>
+            <w:tcW w:w="8343" w:type="dxa"/>
             <w:gridSpan w:val="3"/>
             <w:tcBorders>
               <w:top w:val="single" w:sz="8" w:space="0" w:color="FFFFFF"/>
               <w:left w:val="single" w:sz="8" w:space="0" w:color="FFFFFF"/>
               <w:bottom w:val="single" w:sz="24" w:space="0" w:color="FFFFFF"/>
+              <w:right w:val="single" w:sz="8" w:space="0" w:color="FFFFFF"/>
             </w:tcBorders>
             <w:shd w:val="clear" w:color="auto" w:fill="ED7D31"/>
             <w:tcMar>
@@ -1644,11 +4011,7 @@
               <w:ind w:left="0" w:firstLine="0"/>
               <w:jc w:val="center"/>
               <w:rPr>
-                <w:b/>
-                <w:bCs/>
                 <w:color w:val="FFFFFF" w:themeColor="background1"/>
-                <w:sz w:val="48"/>
-                <w:szCs w:val="48"/>
               </w:rPr>
             </w:pPr>
             <w:r>
@@ -1670,12 +4033,13 @@
         </w:trPr>
         <w:tc>
           <w:tcPr>
-            <w:tcW w:w="5000" w:type="pct"/>
+            <w:tcW w:w="8343" w:type="dxa"/>
             <w:gridSpan w:val="3"/>
             <w:tcBorders>
               <w:top w:val="single" w:sz="24" w:space="0" w:color="FFFFFF"/>
               <w:left w:val="single" w:sz="8" w:space="0" w:color="FFFFFF"/>
               <w:bottom w:val="single" w:sz="8" w:space="0" w:color="FFFFFF"/>
+              <w:right w:val="single" w:sz="8" w:space="0" w:color="FFFFFF"/>
             </w:tcBorders>
             <w:shd w:val="clear" w:color="auto" w:fill="F8D7CD"/>
             <w:tcMar>
@@ -1704,7 +4068,35 @@
                 <w:rFonts w:ascii="Times New Roman" w:hAnsi="Times New Roman" w:cs="Times New Roman"/>
                 <w:sz w:val="24"/>
               </w:rPr>
-              <w:t xml:space="preserve">Print everything and compile neatly into two piles (one </w:t>
+              <w:t xml:space="preserve">Print everything and compile neatly into </w:t>
+            </w:r>
+            <w:r>
+              <w:rPr>
+                <w:rFonts w:ascii="Times New Roman" w:hAnsi="Times New Roman" w:cs="Times New Roman"/>
+                <w:sz w:val="24"/>
+              </w:rPr>
+              <w:t>three</w:t>
+            </w:r>
+            <w:r>
+              <w:rPr>
+                <w:rFonts w:ascii="Times New Roman" w:hAnsi="Times New Roman" w:cs="Times New Roman"/>
+                <w:sz w:val="24"/>
+              </w:rPr>
+              <w:t xml:space="preserve"> piles (</w:t>
+            </w:r>
+            <w:r>
+              <w:rPr>
+                <w:rFonts w:ascii="Times New Roman" w:hAnsi="Times New Roman" w:cs="Times New Roman"/>
+                <w:sz w:val="24"/>
+              </w:rPr>
+              <w:t>two</w:t>
+            </w:r>
+            <w:r>
+              <w:rPr>
+                <w:rFonts w:ascii="Times New Roman" w:hAnsi="Times New Roman" w:cs="Times New Roman"/>
+                <w:sz w:val="24"/>
+              </w:rPr>
+              <w:t xml:space="preserve"> </w:t>
             </w:r>
             <w:r>
               <w:rPr>
@@ -1713,14 +4105,7 @@
                 <w:bCs/>
                 <w:sz w:val="24"/>
               </w:rPr>
-              <w:t>redacted</w:t>
-            </w:r>
-            <w:r>
-              <w:rPr>
-                <w:rFonts w:ascii="Times New Roman" w:hAnsi="Times New Roman" w:cs="Times New Roman"/>
-                <w:sz w:val="24"/>
-              </w:rPr>
-              <w:t xml:space="preserve">, one </w:t>
+              <w:t>unredacted</w:t>
             </w:r>
             <w:r>
               <w:rPr>
@@ -1729,14 +4114,30 @@
                 <w:bCs/>
                 <w:sz w:val="24"/>
               </w:rPr>
-              <w:t>unredacted</w:t>
-            </w:r>
-            <w:r>
-              <w:rPr>
-                <w:rFonts w:ascii="Times New Roman" w:hAnsi="Times New Roman" w:cs="Times New Roman"/>
-                <w:sz w:val="24"/>
-              </w:rPr>
-              <w:t>). You should have:</w:t>
+              <w:t xml:space="preserve">, </w:t>
+            </w:r>
+            <w:r>
+              <w:rPr>
+                <w:rFonts w:ascii="Times New Roman" w:hAnsi="Times New Roman" w:cs="Times New Roman"/>
+                <w:sz w:val="24"/>
+              </w:rPr>
+              <w:t xml:space="preserve"> one </w:t>
+            </w:r>
+            <w:r>
+              <w:rPr>
+                <w:rFonts w:ascii="Times New Roman" w:hAnsi="Times New Roman" w:cs="Times New Roman"/>
+                <w:b/>
+                <w:bCs/>
+                <w:sz w:val="24"/>
+              </w:rPr>
+              <w:t>redacted</w:t>
+            </w:r>
+            <w:r>
+              <w:rPr>
+                <w:rFonts w:ascii="Times New Roman" w:hAnsi="Times New Roman" w:cs="Times New Roman"/>
+                <w:sz w:val="24"/>
+              </w:rPr>
+              <w:t>,). You should have:</w:t>
             </w:r>
           </w:p>
           <w:p>
@@ -1756,7 +4157,7 @@
                 <w:bCs/>
                 <w:sz w:val="24"/>
               </w:rPr>
-              <w:t>Unredacted</w:t>
+              <w:t xml:space="preserve">Unredacted </w:t>
             </w:r>
             <w:r>
               <w:rPr>
@@ -1765,7 +4166,7 @@
                 <w:bCs/>
                 <w:sz w:val="24"/>
               </w:rPr>
-              <w:t xml:space="preserve"> – to mail</w:t>
+              <w:t>– to mail</w:t>
             </w:r>
             <w:r>
               <w:rPr>
@@ -1774,7 +4175,7 @@
                 <w:bCs/>
                 <w:sz w:val="24"/>
               </w:rPr>
-              <w:t xml:space="preserve">               </w:t>
+              <w:t xml:space="preserve">         </w:t>
             </w:r>
             <w:r>
               <w:rPr>
@@ -1783,7 +4184,7 @@
                 <w:bCs/>
                 <w:sz w:val="24"/>
               </w:rPr>
-              <w:t>Unredacted – to file</w:t>
+              <w:t>Unredacted</w:t>
             </w:r>
             <w:r>
               <w:rPr>
@@ -1792,18 +4193,45 @@
                 <w:bCs/>
                 <w:sz w:val="24"/>
               </w:rPr>
-              <w:t xml:space="preserve">                        Redacted</w:t>
+              <w:t xml:space="preserve"> </w:t>
+            </w:r>
+            <w:r>
+              <w:rPr>
+                <w:rFonts w:ascii="Times New Roman" w:hAnsi="Times New Roman" w:cs="Times New Roman"/>
+                <w:b/>
+                <w:bCs/>
+                <w:sz w:val="24"/>
+              </w:rPr>
+              <w:t>– to file</w:t>
+            </w:r>
+            <w:r>
+              <w:rPr>
+                <w:rFonts w:ascii="Times New Roman" w:hAnsi="Times New Roman" w:cs="Times New Roman"/>
+                <w:b/>
+                <w:bCs/>
+                <w:sz w:val="24"/>
+              </w:rPr>
+              <w:t xml:space="preserve">             Redacted</w:t>
+            </w:r>
+            <w:r>
+              <w:rPr>
+                <w:rFonts w:ascii="Times New Roman" w:hAnsi="Times New Roman" w:cs="Times New Roman"/>
+                <w:b/>
+                <w:bCs/>
+                <w:sz w:val="24"/>
+              </w:rPr>
+              <w:t xml:space="preserve"> – to file</w:t>
             </w:r>
           </w:p>
         </w:tc>
       </w:tr>
       <w:tr>
         <w:trPr>
-          <w:trHeight w:val="3228"/>
+          <w:trHeight w:val="5481"/>
         </w:trPr>
         <w:tc>
           <w:tcPr>
-            <w:tcW w:w="1656" w:type="pct"/>
+            <w:tcW w:w="2781" w:type="dxa"/>
             <w:tcBorders>
               <w:top w:val="single" w:sz="8" w:space="0" w:color="FFFFFF"/>
               <w:left w:val="single" w:sz="8" w:space="0" w:color="FFFFFF"/>
@@ -1837,42 +4265,7 @@
                 <w:rFonts w:ascii="Times New Roman" w:hAnsi="Times New Roman" w:cs="Times New Roman"/>
                 <w:sz w:val="24"/>
               </w:rPr>
-              <w:t>{%p for doc in doc_list_</w:t>
-            </w:r>
-            <w:r>
-              <w:rPr>
-                <w:rFonts w:ascii="Times New Roman" w:hAnsi="Times New Roman" w:cs="Times New Roman"/>
-                <w:sz w:val="24"/>
-              </w:rPr>
-              <w:t>select</w:t>
-            </w:r>
-            <w:r>
-              <w:rPr>
-                <w:rFonts w:ascii="Times New Roman" w:hAnsi="Times New Roman" w:cs="Times New Roman"/>
-                <w:sz w:val="24"/>
-              </w:rPr>
-              <w:t>ed.true_values() %}</w:t>
-            </w:r>
-          </w:p>
-          <w:p>
-            <w:pPr>
-              <w:pStyle w:val="ListParagraph"/>
-              <w:numPr>
-                <w:ilvl w:val="0"/>
-                <w:numId w:val="12"/>
-              </w:numPr>
-              <w:spacing w:after="0" w:line="240" w:lineRule="auto"/>
-              <w:rPr>
-                <w:rFonts w:ascii="Times New Roman" w:hAnsi="Times New Roman" w:cs="Times New Roman"/>
-                <w:sz w:val="24"/>
-              </w:rPr>
-            </w:pPr>
-            <w:r>
-              <w:rPr>
-                <w:rFonts w:ascii="Times New Roman" w:hAnsi="Times New Roman" w:cs="Times New Roman"/>
-                <w:sz w:val="24"/>
-              </w:rPr>
-              <w:t>{{ doc_list_dictionary[doc] }}</w:t>
+              <w:t xml:space="preserve">Motion to Proceed as a Poor Person </w:t>
             </w:r>
           </w:p>
           <w:p>
@@ -1894,13 +4287,556 @@
                 <w:rFonts w:ascii="Times New Roman" w:hAnsi="Times New Roman" w:cs="Times New Roman"/>
                 <w:sz w:val="24"/>
               </w:rPr>
-              <w:t>{%p endfor %}</w:t>
+              <w:t>Petition for Dissolution of Marriage</w:t>
+            </w:r>
+          </w:p>
+          <w:p>
+            <w:pPr>
+              <w:pStyle w:val="Heading2"/>
+              <w:numPr>
+                <w:ilvl w:val="0"/>
+                <w:numId w:val="13"/>
+              </w:numPr>
+              <w:spacing w:after="43"/>
+              <w:rPr>
+                <w:rFonts w:ascii="Times New Roman" w:hAnsi="Times New Roman" w:cs="Times New Roman"/>
+                <w:sz w:val="24"/>
+              </w:rPr>
+            </w:pPr>
+            <w:r>
+              <w:rPr>
+                <w:rFonts w:ascii="Times New Roman" w:hAnsi="Times New Roman" w:cs="Times New Roman"/>
+                <w:sz w:val="24"/>
+              </w:rPr>
+              <w:t>Certificate of Dissolution of Marriage</w:t>
+            </w:r>
+          </w:p>
+          <w:p>
+            <w:pPr>
+              <w:pStyle w:val="Heading2"/>
+              <w:numPr>
+                <w:ilvl w:val="0"/>
+                <w:numId w:val="13"/>
+              </w:numPr>
+              <w:spacing w:after="43"/>
+              <w:rPr>
+                <w:rFonts w:ascii="Times New Roman" w:hAnsi="Times New Roman" w:cs="Times New Roman"/>
+                <w:sz w:val="24"/>
+              </w:rPr>
+            </w:pPr>
+            <w:r>
+              <w:rPr>
+                <w:rFonts w:ascii="Times New Roman" w:hAnsi="Times New Roman" w:cs="Times New Roman"/>
+                <w:sz w:val="24"/>
+              </w:rPr>
+              <w:t>Statement of Income and Expenses</w:t>
+            </w:r>
+          </w:p>
+          <w:p>
+            <w:pPr>
+              <w:pStyle w:val="ListParagraph"/>
+              <w:numPr>
+                <w:ilvl w:val="1"/>
+                <w:numId w:val="13"/>
+              </w:numPr>
+            </w:pPr>
+            <w:r>
+              <w:rPr>
+                <w:rFonts w:ascii="Times New Roman" w:hAnsi="Times New Roman" w:cs="Times New Roman"/>
+                <w:sz w:val="24"/>
+              </w:rPr>
+              <w:t xml:space="preserve">Copy of deed to house </w:t>
+            </w:r>
+          </w:p>
+          <w:p>
+            <w:pPr>
+              <w:pStyle w:val="Heading2"/>
+              <w:numPr>
+                <w:ilvl w:val="0"/>
+                <w:numId w:val="13"/>
+              </w:numPr>
+              <w:spacing w:after="43"/>
+              <w:rPr>
+                <w:rFonts w:ascii="Times New Roman" w:hAnsi="Times New Roman" w:cs="Times New Roman"/>
+                <w:sz w:val="24"/>
+              </w:rPr>
+            </w:pPr>
+            <w:r>
+              <w:rPr>
+                <w:rFonts w:ascii="Times New Roman" w:hAnsi="Times New Roman" w:cs="Times New Roman"/>
+                <w:sz w:val="24"/>
+              </w:rPr>
+              <w:t xml:space="preserve">Statement of Property and Debt </w:t>
+            </w:r>
+          </w:p>
+          <w:p>
+            <w:pPr>
+              <w:numPr>
+                <w:ilvl w:val="0"/>
+                <w:numId w:val="13"/>
+              </w:numPr>
+              <w:tabs>
+                <w:tab w:val="left" w:pos="2730"/>
+              </w:tabs>
+              <w:spacing w:line="276" w:lineRule="auto"/>
+              <w:contextualSpacing/>
+              <w:rPr>
+                <w:rFonts w:ascii="Times New Roman" w:hAnsi="Times New Roman" w:cs="Times New Roman"/>
+                <w:noProof/>
+                <w:sz w:val="24"/>
+              </w:rPr>
+            </w:pPr>
+            <w:r>
+              <w:rPr>
+                <w:rFonts w:ascii="Times New Roman" w:hAnsi="Times New Roman" w:cs="Times New Roman"/>
+                <w:noProof/>
+                <w:sz w:val="24"/>
+              </w:rPr>
+              <w:t>Parenting Plan</w:t>
             </w:r>
           </w:p>
         </w:tc>
         <w:tc>
           <w:tcPr>
-            <w:tcW w:w="1656" w:type="pct"/>
+            <w:tcW w:w="2781" w:type="dxa"/>
+            <w:tcBorders>
+              <w:top w:val="single" w:sz="8" w:space="0" w:color="FFFFFF"/>
+              <w:left w:val="single" w:sz="8" w:space="0" w:color="FFFFFF"/>
+              <w:bottom w:val="single" w:sz="8" w:space="0" w:color="FFFFFF"/>
+              <w:right w:val="single" w:sz="8" w:space="0" w:color="FFFFFF"/>
+            </w:tcBorders>
+            <w:shd w:val="clear" w:color="auto" w:fill="FCECE8"/>
+          </w:tcPr>
+          <w:p>
+            <w:pPr>
+              <w:pStyle w:val="Heading2"/>
+              <w:numPr>
+                <w:ilvl w:val="0"/>
+                <w:numId w:val="13"/>
+              </w:numPr>
+              <w:spacing w:after="43"/>
+              <w:rPr>
+                <w:rFonts w:ascii="Times New Roman" w:hAnsi="Times New Roman" w:cs="Times New Roman"/>
+                <w:sz w:val="24"/>
+              </w:rPr>
+            </w:pPr>
+            <w:r>
+              <w:rPr>
+                <w:rFonts w:ascii="Times New Roman" w:hAnsi="Times New Roman" w:cs="Times New Roman"/>
+                <w:sz w:val="24"/>
+              </w:rPr>
+              <w:t xml:space="preserve">Motion to Proceed as a Poor Person </w:t>
+            </w:r>
+          </w:p>
+          <w:p>
+            <w:pPr>
+              <w:pStyle w:val="Heading2"/>
+              <w:numPr>
+                <w:ilvl w:val="0"/>
+                <w:numId w:val="13"/>
+              </w:numPr>
+              <w:spacing w:line="240" w:lineRule="auto"/>
+              <w:contextualSpacing/>
+              <w:rPr>
+                <w:rFonts w:ascii="Times New Roman" w:hAnsi="Times New Roman" w:cs="Times New Roman"/>
+                <w:sz w:val="24"/>
+              </w:rPr>
+            </w:pPr>
+            <w:r>
+              <w:rPr>
+                <w:rFonts w:ascii="Times New Roman" w:hAnsi="Times New Roman" w:cs="Times New Roman"/>
+                <w:sz w:val="24"/>
+              </w:rPr>
+              <w:t>Petition for Dissolution of Marriage</w:t>
+            </w:r>
+          </w:p>
+          <w:p>
+            <w:pPr>
+              <w:pStyle w:val="Heading2"/>
+              <w:numPr>
+                <w:ilvl w:val="0"/>
+                <w:numId w:val="13"/>
+              </w:numPr>
+              <w:spacing w:after="43"/>
+              <w:rPr>
+                <w:rFonts w:ascii="Times New Roman" w:hAnsi="Times New Roman" w:cs="Times New Roman"/>
+                <w:sz w:val="24"/>
+              </w:rPr>
+            </w:pPr>
+            <w:r>
+              <w:rPr>
+                <w:rFonts w:ascii="Times New Roman" w:hAnsi="Times New Roman" w:cs="Times New Roman"/>
+                <w:sz w:val="24"/>
+              </w:rPr>
+              <w:t>Certificate of Dissolution of Marriage</w:t>
+            </w:r>
+          </w:p>
+          <w:p>
+            <w:pPr>
+              <w:pStyle w:val="Heading2"/>
+              <w:numPr>
+                <w:ilvl w:val="0"/>
+                <w:numId w:val="13"/>
+              </w:numPr>
+              <w:spacing w:after="43"/>
+              <w:rPr>
+                <w:rFonts w:ascii="Times New Roman" w:hAnsi="Times New Roman" w:cs="Times New Roman"/>
+                <w:sz w:val="24"/>
+              </w:rPr>
+            </w:pPr>
+            <w:r>
+              <w:rPr>
+                <w:rFonts w:ascii="Times New Roman" w:hAnsi="Times New Roman" w:cs="Times New Roman"/>
+                <w:sz w:val="24"/>
+              </w:rPr>
+              <w:t>Statement of Income and Expenses</w:t>
+            </w:r>
+          </w:p>
+          <w:p>
+            <w:pPr>
+              <w:pStyle w:val="Heading2"/>
+              <w:numPr>
+                <w:ilvl w:val="0"/>
+                <w:numId w:val="13"/>
+              </w:numPr>
+              <w:spacing w:after="43"/>
+              <w:rPr>
+                <w:rFonts w:ascii="Times New Roman" w:hAnsi="Times New Roman" w:cs="Times New Roman"/>
+                <w:sz w:val="24"/>
+              </w:rPr>
+            </w:pPr>
+            <w:r>
+              <w:rPr>
+                <w:rFonts w:ascii="Times New Roman" w:hAnsi="Times New Roman" w:cs="Times New Roman"/>
+                <w:sz w:val="24"/>
+              </w:rPr>
+              <w:t xml:space="preserve">Statement of Property and Debt </w:t>
+            </w:r>
+          </w:p>
+          <w:p>
+            <w:pPr>
+              <w:pStyle w:val="ListParagraph"/>
+              <w:numPr>
+                <w:ilvl w:val="1"/>
+                <w:numId w:val="13"/>
+              </w:numPr>
+            </w:pPr>
+            <w:r>
+              <w:rPr>
+                <w:rFonts w:ascii="Times New Roman" w:hAnsi="Times New Roman" w:cs="Times New Roman"/>
+                <w:sz w:val="24"/>
+              </w:rPr>
+              <w:t xml:space="preserve">Copy of deed to house </w:t>
+            </w:r>
+          </w:p>
+          <w:p>
+            <w:pPr>
+              <w:pStyle w:val="Heading2"/>
+              <w:numPr>
+                <w:ilvl w:val="0"/>
+                <w:numId w:val="13"/>
+              </w:numPr>
+              <w:spacing w:after="43"/>
+              <w:rPr>
+                <w:rFonts w:ascii="Times New Roman" w:hAnsi="Times New Roman" w:cs="Times New Roman"/>
+                <w:sz w:val="24"/>
+              </w:rPr>
+            </w:pPr>
+            <w:r>
+              <w:rPr>
+                <w:rFonts w:ascii="Times New Roman" w:hAnsi="Times New Roman" w:cs="Times New Roman"/>
+                <w:sz w:val="24"/>
+              </w:rPr>
+              <w:t>Redaction Certification</w:t>
+            </w:r>
+          </w:p>
+          <w:p>
+            <w:pPr>
+              <w:numPr>
+                <w:ilvl w:val="0"/>
+                <w:numId w:val="13"/>
+              </w:numPr>
+              <w:tabs>
+                <w:tab w:val="left" w:pos="2730"/>
+              </w:tabs>
+              <w:spacing w:line="276" w:lineRule="auto"/>
+              <w:contextualSpacing/>
+              <w:rPr>
+                <w:rFonts w:ascii="Times New Roman" w:hAnsi="Times New Roman" w:cs="Times New Roman"/>
+                <w:noProof/>
+                <w:sz w:val="24"/>
+              </w:rPr>
+            </w:pPr>
+            <w:r>
+              <w:rPr>
+                <w:rFonts w:ascii="Times New Roman" w:hAnsi="Times New Roman" w:cs="Times New Roman"/>
+                <w:noProof/>
+                <w:sz w:val="24"/>
+              </w:rPr>
+              <w:t>Parenting Plan</w:t>
+            </w:r>
+          </w:p>
+        </w:tc>
+        <w:tc>
+          <w:tcPr>
+            <w:tcW w:w="2781" w:type="dxa"/>
+            <w:tcBorders>
+              <w:top w:val="single" w:sz="8" w:space="0" w:color="FFFFFF"/>
+              <w:left w:val="single" w:sz="8" w:space="0" w:color="FFFFFF"/>
+              <w:bottom w:val="single" w:sz="8" w:space="0" w:color="FFFFFF"/>
+              <w:right w:val="single" w:sz="8" w:space="0" w:color="FFFFFF"/>
+            </w:tcBorders>
+            <w:shd w:val="clear" w:color="auto" w:fill="FCECE8"/>
+          </w:tcPr>
+          <w:p>
+            <w:pPr>
+              <w:pStyle w:val="Heading2"/>
+              <w:numPr>
+                <w:ilvl w:val="0"/>
+                <w:numId w:val="13"/>
+              </w:numPr>
+              <w:spacing w:after="43"/>
+              <w:rPr>
+                <w:rFonts w:ascii="Times New Roman" w:hAnsi="Times New Roman" w:cs="Times New Roman"/>
+                <w:sz w:val="24"/>
+              </w:rPr>
+            </w:pPr>
+            <w:r>
+              <w:rPr>
+                <w:rFonts w:ascii="Times New Roman" w:hAnsi="Times New Roman" w:cs="Times New Roman"/>
+                <w:sz w:val="24"/>
+              </w:rPr>
+              <w:t xml:space="preserve">Motion to Proceed as a Poor Person </w:t>
+            </w:r>
+          </w:p>
+          <w:p>
+            <w:pPr>
+              <w:pStyle w:val="Heading2"/>
+              <w:numPr>
+                <w:ilvl w:val="0"/>
+                <w:numId w:val="13"/>
+              </w:numPr>
+              <w:spacing w:after="43"/>
+              <w:rPr>
+                <w:rFonts w:ascii="Times New Roman" w:hAnsi="Times New Roman" w:cs="Times New Roman"/>
+                <w:sz w:val="24"/>
+              </w:rPr>
+            </w:pPr>
+            <w:r>
+              <w:rPr>
+                <w:rFonts w:ascii="Times New Roman" w:hAnsi="Times New Roman" w:cs="Times New Roman"/>
+                <w:sz w:val="24"/>
+              </w:rPr>
+              <w:t>Petition for Dissolution of Marriage</w:t>
+            </w:r>
+          </w:p>
+          <w:p>
+            <w:pPr>
+              <w:pStyle w:val="Heading2"/>
+              <w:numPr>
+                <w:ilvl w:val="0"/>
+                <w:numId w:val="13"/>
+              </w:numPr>
+              <w:spacing w:after="43"/>
+              <w:rPr>
+                <w:rFonts w:ascii="Times New Roman" w:hAnsi="Times New Roman" w:cs="Times New Roman"/>
+                <w:sz w:val="24"/>
+              </w:rPr>
+            </w:pPr>
+            <w:r>
+              <w:rPr>
+                <w:rFonts w:ascii="Times New Roman" w:hAnsi="Times New Roman" w:cs="Times New Roman"/>
+                <w:sz w:val="24"/>
+              </w:rPr>
+              <w:t>Certificate of Dissolution of Marriage</w:t>
+            </w:r>
+          </w:p>
+          <w:p>
+            <w:pPr>
+              <w:pStyle w:val="Heading2"/>
+              <w:numPr>
+                <w:ilvl w:val="0"/>
+                <w:numId w:val="13"/>
+              </w:numPr>
+              <w:spacing w:after="43"/>
+              <w:rPr>
+                <w:rFonts w:ascii="Times New Roman" w:hAnsi="Times New Roman" w:cs="Times New Roman"/>
+                <w:sz w:val="24"/>
+              </w:rPr>
+            </w:pPr>
+            <w:r>
+              <w:rPr>
+                <w:rFonts w:ascii="Times New Roman" w:hAnsi="Times New Roman" w:cs="Times New Roman"/>
+                <w:sz w:val="24"/>
+              </w:rPr>
+              <w:t>Statement of Income and Expenses</w:t>
+            </w:r>
+          </w:p>
+          <w:p>
+            <w:pPr>
+              <w:pStyle w:val="Heading2"/>
+              <w:numPr>
+                <w:ilvl w:val="0"/>
+                <w:numId w:val="13"/>
+              </w:numPr>
+              <w:spacing w:after="43"/>
+              <w:rPr>
+                <w:rFonts w:ascii="Times New Roman" w:hAnsi="Times New Roman" w:cs="Times New Roman"/>
+                <w:sz w:val="24"/>
+              </w:rPr>
+            </w:pPr>
+            <w:r>
+              <w:rPr>
+                <w:rFonts w:ascii="Times New Roman" w:hAnsi="Times New Roman" w:cs="Times New Roman"/>
+                <w:sz w:val="24"/>
+              </w:rPr>
+              <w:t xml:space="preserve">Statement of Property and Debt </w:t>
+            </w:r>
+          </w:p>
+          <w:p>
+            <w:pPr>
+              <w:numPr>
+                <w:ilvl w:val="1"/>
+                <w:numId w:val="13"/>
+              </w:numPr>
+              <w:tabs>
+                <w:tab w:val="left" w:pos="2730"/>
+              </w:tabs>
+              <w:spacing w:line="276" w:lineRule="auto"/>
+              <w:contextualSpacing/>
+              <w:rPr>
+                <w:rFonts w:ascii="Times New Roman" w:hAnsi="Times New Roman" w:cs="Times New Roman"/>
+                <w:noProof/>
+                <w:sz w:val="24"/>
+              </w:rPr>
+            </w:pPr>
+            <w:r>
+              <w:rPr>
+                <w:rFonts w:ascii="Times New Roman" w:hAnsi="Times New Roman" w:cs="Times New Roman"/>
+                <w:sz w:val="24"/>
+              </w:rPr>
+              <w:t xml:space="preserve">Copy of deed to house </w:t>
+            </w:r>
+          </w:p>
+          <w:p>
+            <w:pPr>
+              <w:numPr>
+                <w:ilvl w:val="0"/>
+                <w:numId w:val="13"/>
+              </w:numPr>
+              <w:tabs>
+                <w:tab w:val="left" w:pos="2730"/>
+              </w:tabs>
+              <w:spacing w:line="276" w:lineRule="auto"/>
+              <w:contextualSpacing/>
+              <w:rPr>
+                <w:rFonts w:ascii="Times New Roman" w:hAnsi="Times New Roman" w:cs="Times New Roman"/>
+                <w:noProof/>
+                <w:sz w:val="24"/>
+              </w:rPr>
+            </w:pPr>
+            <w:r>
+              <w:rPr>
+                <w:rFonts w:ascii="Times New Roman" w:hAnsi="Times New Roman" w:cs="Times New Roman"/>
+                <w:noProof/>
+                <w:sz w:val="24"/>
+              </w:rPr>
+              <w:t>Parenting Plan</w:t>
+            </w:r>
+          </w:p>
+        </w:tc>
+      </w:tr>
+      <w:tr>
+        <w:trPr>
+          <w:trHeight w:val="647"/>
+        </w:trPr>
+        <w:tc>
+          <w:tcPr>
+            <w:tcW w:w="8343" w:type="dxa"/>
+            <w:gridSpan w:val="3"/>
+            <w:tcBorders>
+              <w:top w:val="single" w:sz="8" w:space="0" w:color="FFFFFF"/>
+              <w:left w:val="single" w:sz="8" w:space="0" w:color="FFFFFF"/>
+              <w:bottom w:val="single" w:sz="8" w:space="0" w:color="FFFFFF"/>
+              <w:right w:val="single" w:sz="8" w:space="0" w:color="FFFFFF"/>
+            </w:tcBorders>
+            <w:shd w:val="clear" w:color="auto" w:fill="F8D7CD"/>
+            <w:tcMar>
+              <w:top w:w="41" w:type="dxa"/>
+              <w:left w:w="81" w:type="dxa"/>
+              <w:bottom w:w="41" w:type="dxa"/>
+              <w:right w:w="81" w:type="dxa"/>
+            </w:tcMar>
+          </w:tcPr>
+          <w:p>
+            <w:pPr>
+              <w:pStyle w:val="Heading2"/>
+              <w:spacing w:after="43"/>
+              <w:ind w:left="0" w:firstLine="0"/>
+              <w:jc w:val="center"/>
+              <w:rPr>
+                <w:rFonts w:ascii="Times New Roman" w:hAnsi="Times New Roman" w:cs="Times New Roman"/>
+                <w:b/>
+                <w:bCs/>
+                <w:sz w:val="24"/>
+              </w:rPr>
+            </w:pPr>
+            <w:r>
+              <w:rPr>
+                <w:rFonts w:ascii="Times New Roman" w:hAnsi="Times New Roman" w:cs="Times New Roman"/>
+                <w:b/>
+                <w:bCs/>
+                <w:sz w:val="24"/>
+              </w:rPr>
+              <w:t>You may not need to file, but keep a copy of:</w:t>
+            </w:r>
+          </w:p>
+          <w:p>
+            <w:pPr>
+              <w:pStyle w:val="ListParagraph"/>
+              <w:numPr>
+                <w:ilvl w:val="0"/>
+                <w:numId w:val="12"/>
+              </w:numPr>
+              <w:spacing w:after="0"/>
+              <w:jc w:val="center"/>
+            </w:pPr>
+            <w:r>
+              <w:t>Judgment</w:t>
+            </w:r>
+          </w:p>
+          <w:p>
+            <w:pPr>
+              <w:pStyle w:val="Heading2"/>
+              <w:numPr>
+                <w:ilvl w:val="0"/>
+                <w:numId w:val="13"/>
+              </w:numPr>
+              <w:spacing w:after="43"/>
+              <w:jc w:val="center"/>
+              <w:rPr>
+                <w:rFonts w:ascii="Times New Roman" w:hAnsi="Times New Roman" w:cs="Times New Roman"/>
+                <w:sz w:val="24"/>
+              </w:rPr>
+            </w:pPr>
+            <w:r>
+              <w:rPr>
+                <w:sz w:val="22"/>
+                <w:szCs w:val="22"/>
+              </w:rPr>
+              <w:t>Notice of Hearing</w:t>
+            </w:r>
+          </w:p>
+        </w:tc>
+      </w:tr>
+      <w:tr>
+        <w:trPr>
+          <w:trHeight w:val="647"/>
+        </w:trPr>
+        <w:tc>
+          <w:tcPr>
+            <w:tcW w:w="8343" w:type="dxa"/>
+            <w:gridSpan w:val="3"/>
             <w:tcBorders>
               <w:top w:val="single" w:sz="8" w:space="0" w:color="FFFFFF"/>
               <w:left w:val="single" w:sz="8" w:space="0" w:color="FFFFFF"/>
@@ -1934,176 +4870,240 @@
                 <w:rFonts w:ascii="Times New Roman" w:hAnsi="Times New Roman" w:cs="Times New Roman"/>
                 <w:sz w:val="24"/>
               </w:rPr>
-              <w:t>{%p for doc in doc_list_</w:t>
-            </w:r>
-            <w:r>
-              <w:rPr>
-                <w:rFonts w:ascii="Times New Roman" w:hAnsi="Times New Roman" w:cs="Times New Roman"/>
-                <w:sz w:val="24"/>
-              </w:rPr>
-              <w:t>sele</w:t>
-            </w:r>
-            <w:r>
-              <w:rPr>
-                <w:rFonts w:ascii="Times New Roman" w:hAnsi="Times New Roman" w:cs="Times New Roman"/>
-                <w:sz w:val="24"/>
-              </w:rPr>
-              <w:t>cted.true_values() %}</w:t>
-            </w:r>
-          </w:p>
-          <w:p>
-            <w:pPr>
-              <w:pStyle w:val="ListParagraph"/>
-              <w:numPr>
-                <w:ilvl w:val="0"/>
-                <w:numId w:val="12"/>
-              </w:numPr>
-              <w:spacing w:after="0" w:line="240" w:lineRule="auto"/>
-              <w:rPr>
-                <w:rFonts w:ascii="Times New Roman" w:hAnsi="Times New Roman" w:cs="Times New Roman"/>
-                <w:sz w:val="24"/>
-              </w:rPr>
-            </w:pPr>
-            <w:r>
-              <w:rPr>
-                <w:rFonts w:ascii="Times New Roman" w:hAnsi="Times New Roman" w:cs="Times New Roman"/>
-                <w:sz w:val="24"/>
-              </w:rPr>
-              <w:t>{{ doc_list_dictionary[doc] }}</w:t>
-            </w:r>
-          </w:p>
-          <w:p>
-            <w:pPr>
-              <w:pStyle w:val="Heading2"/>
-              <w:numPr>
-                <w:ilvl w:val="0"/>
-                <w:numId w:val="13"/>
-              </w:numPr>
-              <w:spacing w:after="43"/>
-              <w:rPr>
-                <w:rFonts w:ascii="Times New Roman" w:hAnsi="Times New Roman" w:cs="Times New Roman"/>
-                <w:sz w:val="24"/>
-              </w:rPr>
-            </w:pPr>
-            <w:r>
-              <w:rPr>
-                <w:rFonts w:ascii="Times New Roman" w:hAnsi="Times New Roman" w:cs="Times New Roman"/>
-                <w:sz w:val="24"/>
-              </w:rPr>
-              <w:t>{%p endfor %}</w:t>
+              <w:t xml:space="preserve">Bring your paperwork to a notary public to sign. You can typically find a notary public at your local library or at your bank, but make sure to call ahead! You may need an appointment. </w:t>
+            </w:r>
+            <w:r>
+              <w:rPr>
+                <w:rFonts w:ascii="Times New Roman" w:hAnsi="Times New Roman" w:cs="Times New Roman"/>
+                <w:b/>
+                <w:bCs/>
+                <w:sz w:val="24"/>
+              </w:rPr>
+              <w:t>(</w:t>
+            </w:r>
+            <w:r>
+              <w:rPr>
+                <w:rFonts w:ascii="Times New Roman" w:hAnsi="Times New Roman" w:cs="Times New Roman"/>
+                <w:b/>
+                <w:bCs/>
+                <w:sz w:val="24"/>
+                <w:u w:val="single"/>
+              </w:rPr>
+              <w:t>Do not sign the documents until you are in front of the notary!</w:t>
+            </w:r>
+            <w:r>
+              <w:rPr>
+                <w:rFonts w:ascii="Times New Roman" w:hAnsi="Times New Roman" w:cs="Times New Roman"/>
+                <w:b/>
+                <w:bCs/>
+                <w:sz w:val="24"/>
+              </w:rPr>
+              <w:t>)</w:t>
             </w:r>
           </w:p>
         </w:tc>
+      </w:tr>
+    </w:tbl>
+    <w:p>
+      <w:pPr>
+        <w:spacing w:line="278" w:lineRule="auto"/>
+        <w:rPr>
+          <w:rFonts w:ascii="Times New Roman" w:hAnsi="Times New Roman" w:cs="Times New Roman"/>
+          <w:sz w:val="28"/>
+          <w:szCs w:val="28"/>
+        </w:rPr>
+      </w:pPr>
+      <w:r>
+        <w:rPr>
+          <w:rFonts w:ascii="Times New Roman" w:hAnsi="Times New Roman" w:cs="Times New Roman"/>
+          <w:sz w:val="28"/>
+          <w:szCs w:val="28"/>
+        </w:rPr>
+        <w:br w:type="page"/>
+      </w:r>
+    </w:p>
+    <w:p>
+      <w:pPr>
+        <w:rPr>
+          <w:rFonts w:ascii="Times New Roman" w:hAnsi="Times New Roman" w:cs="Times New Roman"/>
+          <w:sz w:val="28"/>
+          <w:szCs w:val="28"/>
+        </w:rPr>
+      </w:pPr>
+      <w:r>
+        <w:rPr>
+          <w:noProof/>
+          <w:sz w:val="32"/>
+        </w:rPr>
+        <w:lastRenderedPageBreak/>
+        <w:t xml:space="preserve">{%p </w:t>
+      </w:r>
+      <w:r>
+        <w:rPr>
+          <w:noProof/>
+          <w:sz w:val="32"/>
+        </w:rPr>
+        <w:t>el</w:t>
+      </w:r>
+      <w:r>
+        <w:rPr>
+          <w:noProof/>
+          <w:sz w:val="32"/>
+        </w:rPr>
+        <w:t xml:space="preserve">if case.filed in </w:t>
+      </w:r>
+      <w:r>
+        <w:rPr>
+          <w:rFonts w:ascii="Times New Roman" w:hAnsi="Times New Roman" w:cs="Times New Roman"/>
+          <w:sz w:val="28"/>
+          <w:szCs w:val="28"/>
+        </w:rPr>
+        <w:t>["</w:t>
+      </w:r>
+      <w:r>
+        <w:rPr>
+          <w:rFonts w:ascii="Times New Roman" w:hAnsi="Times New Roman" w:cs="Times New Roman"/>
+          <w:sz w:val="28"/>
+          <w:szCs w:val="28"/>
+        </w:rPr>
+        <w:t>other_parties</w:t>
+      </w:r>
+      <w:r>
+        <w:rPr>
+          <w:rFonts w:ascii="Times New Roman" w:hAnsi="Times New Roman" w:cs="Times New Roman"/>
+          <w:sz w:val="28"/>
+          <w:szCs w:val="28"/>
+        </w:rPr>
+        <w:t>0_filed</w:t>
+      </w:r>
+      <w:r>
+        <w:rPr>
+          <w:rFonts w:ascii="Times New Roman" w:hAnsi="Times New Roman" w:cs="Times New Roman"/>
+          <w:sz w:val="28"/>
+          <w:szCs w:val="28"/>
+        </w:rPr>
+        <w:t>"</w:t>
+      </w:r>
+      <w:r>
+        <w:rPr>
+          <w:rFonts w:ascii="Times New Roman" w:hAnsi="Times New Roman" w:cs="Times New Roman"/>
+          <w:sz w:val="28"/>
+          <w:szCs w:val="28"/>
+        </w:rPr>
+        <w:t>] and len(</w:t>
+      </w:r>
+      <w:r>
+        <w:rPr>
+          <w:rFonts w:ascii="Times New Roman" w:hAnsi="Times New Roman" w:cs="Times New Roman"/>
+          <w:sz w:val="28"/>
+          <w:szCs w:val="28"/>
+        </w:rPr>
+        <w:t>number_of_children</w:t>
+      </w:r>
+      <w:r>
+        <w:rPr>
+          <w:rFonts w:ascii="Times New Roman" w:hAnsi="Times New Roman" w:cs="Times New Roman"/>
+          <w:sz w:val="28"/>
+          <w:szCs w:val="28"/>
+        </w:rPr>
+        <w:t xml:space="preserve">) </w:t>
+      </w:r>
+      <w:r>
+        <w:rPr>
+          <w:rFonts w:ascii="Times New Roman" w:hAnsi="Times New Roman" w:cs="Times New Roman"/>
+          <w:sz w:val="28"/>
+          <w:szCs w:val="28"/>
+        </w:rPr>
+        <w:t>&gt;</w:t>
+      </w:r>
+      <w:r>
+        <w:rPr>
+          <w:rFonts w:ascii="Times New Roman" w:hAnsi="Times New Roman" w:cs="Times New Roman"/>
+          <w:sz w:val="28"/>
+          <w:szCs w:val="28"/>
+        </w:rPr>
+        <w:t xml:space="preserve"> 0 %}</w:t>
+      </w:r>
+    </w:p>
+    <w:tbl>
+      <w:tblPr>
+        <w:tblpPr w:leftFromText="187" w:rightFromText="187" w:vertAnchor="page" w:horzAnchor="margin" w:tblpY="2634"/>
+        <w:tblOverlap w:val="never"/>
+        <w:tblW w:w="9440" w:type="dxa"/>
+        <w:tblCellMar>
+          <w:left w:w="0" w:type="dxa"/>
+          <w:right w:w="0" w:type="dxa"/>
+        </w:tblCellMar>
+        <w:tblLook w:val="0420" w:firstRow="1" w:lastRow="0" w:firstColumn="0" w:lastColumn="0" w:noHBand="0" w:noVBand="1"/>
+      </w:tblPr>
+      <w:tblGrid>
+        <w:gridCol w:w="3146"/>
+        <w:gridCol w:w="3147"/>
+        <w:gridCol w:w="3147"/>
+      </w:tblGrid>
+      <w:tr>
+        <w:trPr>
+          <w:trHeight w:val="566"/>
+        </w:trPr>
         <w:tc>
           <w:tcPr>
-            <w:tcW w:w="1656" w:type="pct"/>
-            <w:shd w:val="clear" w:color="auto" w:fill="FCECE8"/>
+            <w:tcW w:w="9440" w:type="dxa"/>
+            <w:gridSpan w:val="3"/>
+            <w:tcBorders>
+              <w:top w:val="single" w:sz="8" w:space="0" w:color="FFFFFF"/>
+              <w:left w:val="single" w:sz="8" w:space="0" w:color="FFFFFF"/>
+              <w:bottom w:val="single" w:sz="24" w:space="0" w:color="FFFFFF"/>
+              <w:right w:val="single" w:sz="8" w:space="0" w:color="FFFFFF"/>
+            </w:tcBorders>
+            <w:shd w:val="clear" w:color="auto" w:fill="ED7D31"/>
+            <w:tcMar>
+              <w:top w:w="41" w:type="dxa"/>
+              <w:left w:w="81" w:type="dxa"/>
+              <w:bottom w:w="41" w:type="dxa"/>
+              <w:right w:w="81" w:type="dxa"/>
+            </w:tcMar>
+            <w:hideMark/>
           </w:tcPr>
           <w:p>
             <w:pPr>
-              <w:pStyle w:val="Heading2"/>
-              <w:numPr>
-                <w:ilvl w:val="0"/>
-                <w:numId w:val="13"/>
-              </w:numPr>
-              <w:spacing w:after="43"/>
-              <w:rPr>
-                <w:rFonts w:ascii="Times New Roman" w:hAnsi="Times New Roman" w:cs="Times New Roman"/>
-                <w:sz w:val="24"/>
+              <w:spacing w:line="276" w:lineRule="auto"/>
+              <w:ind w:right="-194"/>
+              <w:contextualSpacing/>
+              <w:jc w:val="center"/>
+              <w:rPr>
+                <w:b/>
+                <w:bCs/>
+                <w:color w:val="FFFFFF" w:themeColor="background1"/>
+                <w:sz w:val="48"/>
+                <w:szCs w:val="48"/>
               </w:rPr>
             </w:pPr>
             <w:r>
               <w:rPr>
-                <w:rFonts w:ascii="Times New Roman" w:hAnsi="Times New Roman" w:cs="Times New Roman"/>
-                <w:sz w:val="24"/>
-              </w:rPr>
-              <w:t>{%p for doc in doc_list_</w:t>
-            </w:r>
-            <w:r>
-              <w:rPr>
-                <w:rFonts w:ascii="Times New Roman" w:hAnsi="Times New Roman" w:cs="Times New Roman"/>
-                <w:sz w:val="24"/>
-              </w:rPr>
-              <w:t>r</w:t>
-            </w:r>
-            <w:r>
-              <w:rPr>
-                <w:rFonts w:ascii="Times New Roman" w:hAnsi="Times New Roman" w:cs="Times New Roman"/>
-                <w:sz w:val="24"/>
-              </w:rPr>
-              <w:t>e</w:t>
-            </w:r>
-            <w:r>
-              <w:rPr>
-                <w:rFonts w:ascii="Times New Roman" w:hAnsi="Times New Roman" w:cs="Times New Roman"/>
-                <w:sz w:val="24"/>
-              </w:rPr>
-              <w:t>da</w:t>
-            </w:r>
-            <w:r>
-              <w:rPr>
-                <w:rFonts w:ascii="Times New Roman" w:hAnsi="Times New Roman" w:cs="Times New Roman"/>
-                <w:sz w:val="24"/>
-              </w:rPr>
-              <w:t>cted.true_values() %}</w:t>
-            </w:r>
-          </w:p>
-          <w:p>
-            <w:pPr>
-              <w:pStyle w:val="ListParagraph"/>
-              <w:numPr>
-                <w:ilvl w:val="0"/>
-                <w:numId w:val="12"/>
-              </w:numPr>
-              <w:spacing w:after="0" w:line="240" w:lineRule="auto"/>
-              <w:rPr>
-                <w:rFonts w:ascii="Times New Roman" w:hAnsi="Times New Roman" w:cs="Times New Roman"/>
-                <w:sz w:val="24"/>
-              </w:rPr>
-            </w:pPr>
-            <w:r>
-              <w:rPr>
-                <w:rFonts w:ascii="Times New Roman" w:hAnsi="Times New Roman" w:cs="Times New Roman"/>
-                <w:sz w:val="24"/>
-              </w:rPr>
-              <w:t>{{ doc_list_dictionary[doc] }}</w:t>
-            </w:r>
-          </w:p>
-          <w:p>
-            <w:pPr>
-              <w:pStyle w:val="Heading2"/>
-              <w:numPr>
-                <w:ilvl w:val="0"/>
-                <w:numId w:val="13"/>
-              </w:numPr>
-              <w:spacing w:after="43"/>
-              <w:rPr>
-                <w:rFonts w:ascii="Times New Roman" w:hAnsi="Times New Roman" w:cs="Times New Roman"/>
-                <w:sz w:val="24"/>
-              </w:rPr>
-            </w:pPr>
-            <w:r>
-              <w:rPr>
-                <w:rFonts w:ascii="Times New Roman" w:hAnsi="Times New Roman" w:cs="Times New Roman"/>
-                <w:sz w:val="24"/>
-              </w:rPr>
-              <w:t>{%p endfor %}</w:t>
+                <w:b/>
+                <w:bCs/>
+                <w:color w:val="FFFFFF" w:themeColor="background1"/>
+                <w:sz w:val="48"/>
+                <w:szCs w:val="48"/>
+              </w:rPr>
+              <w:t>BEFORE YOU FILE</w:t>
             </w:r>
           </w:p>
         </w:tc>
       </w:tr>
       <w:tr>
         <w:trPr>
-          <w:trHeight w:val="647"/>
+          <w:trHeight w:val="567"/>
         </w:trPr>
         <w:tc>
           <w:tcPr>
-            <w:tcW w:w="5000" w:type="pct"/>
+            <w:tcW w:w="9440" w:type="dxa"/>
             <w:gridSpan w:val="3"/>
             <w:tcBorders>
-              <w:top w:val="single" w:sz="8" w:space="0" w:color="FFFFFF"/>
+              <w:top w:val="single" w:sz="24" w:space="0" w:color="FFFFFF"/>
               <w:left w:val="single" w:sz="8" w:space="0" w:color="FFFFFF"/>
               <w:bottom w:val="single" w:sz="8" w:space="0" w:color="FFFFFF"/>
+              <w:right w:val="single" w:sz="8" w:space="0" w:color="FFFFFF"/>
             </w:tcBorders>
             <w:shd w:val="clear" w:color="auto" w:fill="F8D7CD"/>
             <w:tcMar>
@@ -2116,48 +5116,844 @@
           </w:tcPr>
           <w:p>
             <w:pPr>
-              <w:pStyle w:val="Heading2"/>
               <w:numPr>
                 <w:ilvl w:val="0"/>
-                <w:numId w:val="13"/>
+                <w:numId w:val="20"/>
               </w:numPr>
-              <w:spacing w:after="43"/>
-              <w:rPr>
-                <w:rFonts w:ascii="Times New Roman" w:hAnsi="Times New Roman" w:cs="Times New Roman"/>
+              <w:spacing w:line="240" w:lineRule="auto"/>
+              <w:contextualSpacing/>
+              <w:rPr>
                 <w:sz w:val="24"/>
               </w:rPr>
             </w:pPr>
             <w:r>
               <w:rPr>
-                <w:rFonts w:ascii="Times New Roman" w:hAnsi="Times New Roman" w:cs="Times New Roman"/>
-                <w:sz w:val="24"/>
-              </w:rPr>
-              <w:t xml:space="preserve">Bring your paperwork to a notary public to sign. You can typically find a notary public at your local library or at your bank, but make sure to call ahead! You may need an appointment. </w:t>
-            </w:r>
-            <w:r>
-              <w:rPr>
-                <w:rFonts w:ascii="Times New Roman" w:hAnsi="Times New Roman" w:cs="Times New Roman"/>
+                <w:sz w:val="24"/>
+              </w:rPr>
+              <w:t xml:space="preserve">Print everything and compile neatly into two piles (one </w:t>
+            </w:r>
+            <w:r>
+              <w:rPr>
                 <w:b/>
                 <w:bCs/>
                 <w:sz w:val="24"/>
               </w:rPr>
-              <w:t>(</w:t>
-            </w:r>
-            <w:r>
-              <w:rPr>
-                <w:rFonts w:ascii="Times New Roman" w:hAnsi="Times New Roman" w:cs="Times New Roman"/>
+              <w:t>redacted</w:t>
+            </w:r>
+            <w:r>
+              <w:rPr>
+                <w:sz w:val="24"/>
+              </w:rPr>
+              <w:t xml:space="preserve">, one </w:t>
+            </w:r>
+            <w:r>
+              <w:rPr>
                 <w:b/>
                 <w:bCs/>
                 <w:sz w:val="24"/>
-                <w:u w:val="single"/>
-              </w:rPr>
-              <w:t>Do not sign the documents until you are in front of the notary!</w:t>
-            </w:r>
+              </w:rPr>
+              <w:t>unredacted</w:t>
+            </w:r>
+            <w:r>
+              <w:rPr>
+                <w:sz w:val="24"/>
+              </w:rPr>
+              <w:t>). You should have:</w:t>
+            </w:r>
+          </w:p>
+          <w:p>
+            <w:pPr>
+              <w:spacing w:line="240" w:lineRule="auto"/>
+              <w:contextualSpacing/>
+              <w:rPr>
+                <w:sz w:val="24"/>
+              </w:rPr>
+            </w:pPr>
             <w:r>
               <w:rPr>
                 <w:rFonts w:ascii="Times New Roman" w:hAnsi="Times New Roman" w:cs="Times New Roman"/>
                 <w:b/>
                 <w:bCs/>
+                <w:sz w:val="24"/>
+              </w:rPr>
+              <w:t xml:space="preserve">Unredacted </w:t>
+            </w:r>
+            <w:r>
+              <w:rPr>
+                <w:rFonts w:ascii="Times New Roman" w:hAnsi="Times New Roman" w:cs="Times New Roman"/>
+                <w:b/>
+                <w:bCs/>
+                <w:sz w:val="24"/>
+              </w:rPr>
+              <w:t>– to mail</w:t>
+            </w:r>
+            <w:r>
+              <w:rPr>
+                <w:rFonts w:ascii="Times New Roman" w:hAnsi="Times New Roman" w:cs="Times New Roman"/>
+                <w:b/>
+                <w:bCs/>
+                <w:sz w:val="24"/>
+              </w:rPr>
+              <w:t xml:space="preserve">         </w:t>
+            </w:r>
+            <w:r>
+              <w:rPr>
+                <w:rFonts w:ascii="Times New Roman" w:hAnsi="Times New Roman" w:cs="Times New Roman"/>
+                <w:b/>
+                <w:bCs/>
+                <w:sz w:val="24"/>
+              </w:rPr>
+              <w:t xml:space="preserve">       Unredacted</w:t>
+            </w:r>
+            <w:r>
+              <w:rPr>
+                <w:rFonts w:ascii="Times New Roman" w:hAnsi="Times New Roman" w:cs="Times New Roman"/>
+                <w:b/>
+                <w:bCs/>
+                <w:sz w:val="24"/>
+              </w:rPr>
+              <w:t xml:space="preserve"> </w:t>
+            </w:r>
+            <w:r>
+              <w:rPr>
+                <w:rFonts w:ascii="Times New Roman" w:hAnsi="Times New Roman" w:cs="Times New Roman"/>
+                <w:b/>
+                <w:bCs/>
+                <w:sz w:val="24"/>
+              </w:rPr>
+              <w:t>– to file</w:t>
+            </w:r>
+            <w:r>
+              <w:rPr>
+                <w:rFonts w:ascii="Times New Roman" w:hAnsi="Times New Roman" w:cs="Times New Roman"/>
+                <w:b/>
+                <w:bCs/>
+                <w:sz w:val="24"/>
+              </w:rPr>
+              <w:t xml:space="preserve">            </w:t>
+            </w:r>
+            <w:r>
+              <w:rPr>
+                <w:rFonts w:ascii="Times New Roman" w:hAnsi="Times New Roman" w:cs="Times New Roman"/>
+                <w:b/>
+                <w:bCs/>
+                <w:sz w:val="24"/>
+              </w:rPr>
+              <w:t xml:space="preserve">      </w:t>
+            </w:r>
+            <w:r>
+              <w:rPr>
+                <w:rFonts w:ascii="Times New Roman" w:hAnsi="Times New Roman" w:cs="Times New Roman"/>
+                <w:b/>
+                <w:bCs/>
+                <w:sz w:val="24"/>
+              </w:rPr>
+              <w:t xml:space="preserve"> Redacted</w:t>
+            </w:r>
+            <w:r>
+              <w:rPr>
+                <w:rFonts w:ascii="Times New Roman" w:hAnsi="Times New Roman" w:cs="Times New Roman"/>
+                <w:b/>
+                <w:bCs/>
+                <w:sz w:val="24"/>
+              </w:rPr>
+              <w:t xml:space="preserve"> – to file</w:t>
+            </w:r>
+          </w:p>
+        </w:tc>
+      </w:tr>
+      <w:tr>
+        <w:trPr>
+          <w:trHeight w:val="2824"/>
+        </w:trPr>
+        <w:tc>
+          <w:tcPr>
+            <w:tcW w:w="3146" w:type="dxa"/>
+            <w:tcBorders>
+              <w:top w:val="single" w:sz="8" w:space="0" w:color="FFFFFF"/>
+              <w:left w:val="single" w:sz="8" w:space="0" w:color="FFFFFF"/>
+              <w:bottom w:val="single" w:sz="8" w:space="0" w:color="FFFFFF"/>
+              <w:right w:val="single" w:sz="8" w:space="0" w:color="FFFFFF"/>
+            </w:tcBorders>
+            <w:shd w:val="clear" w:color="auto" w:fill="FCECE8"/>
+            <w:tcMar>
+              <w:top w:w="41" w:type="dxa"/>
+              <w:left w:w="81" w:type="dxa"/>
+              <w:bottom w:w="41" w:type="dxa"/>
+              <w:right w:w="81" w:type="dxa"/>
+            </w:tcMar>
+            <w:hideMark/>
+          </w:tcPr>
+          <w:p>
+            <w:pPr>
+              <w:numPr>
+                <w:ilvl w:val="0"/>
+                <w:numId w:val="19"/>
+              </w:numPr>
+              <w:tabs>
+                <w:tab w:val="left" w:pos="2730"/>
+              </w:tabs>
+              <w:spacing w:line="276" w:lineRule="auto"/>
+              <w:contextualSpacing/>
+              <w:rPr>
+                <w:rFonts w:ascii="Times New Roman" w:hAnsi="Times New Roman" w:cs="Times New Roman"/>
+                <w:noProof/>
+                <w:sz w:val="24"/>
+              </w:rPr>
+            </w:pPr>
+            <w:r>
+              <w:rPr>
+                <w:rFonts w:ascii="Times New Roman" w:hAnsi="Times New Roman" w:cs="Times New Roman"/>
+                <w:noProof/>
+                <w:sz w:val="24"/>
+              </w:rPr>
+              <w:t>Motion to Proceed as a Poor Person (if applicable).</w:t>
+            </w:r>
+          </w:p>
+          <w:p>
+            <w:pPr>
+              <w:numPr>
+                <w:ilvl w:val="0"/>
+                <w:numId w:val="19"/>
+              </w:numPr>
+              <w:tabs>
+                <w:tab w:val="left" w:pos="2730"/>
+              </w:tabs>
+              <w:spacing w:line="276" w:lineRule="auto"/>
+              <w:contextualSpacing/>
+              <w:rPr>
+                <w:rFonts w:ascii="Times New Roman" w:hAnsi="Times New Roman" w:cs="Times New Roman"/>
+                <w:noProof/>
+                <w:sz w:val="24"/>
+              </w:rPr>
+            </w:pPr>
+            <w:r>
+              <w:rPr>
+                <w:rFonts w:ascii="Times New Roman" w:hAnsi="Times New Roman" w:cs="Times New Roman"/>
+                <w:noProof/>
+                <w:sz w:val="24"/>
+              </w:rPr>
+              <w:t xml:space="preserve">Answer to </w:t>
+            </w:r>
+            <w:r>
+              <w:rPr>
+                <w:rFonts w:ascii="Times New Roman" w:hAnsi="Times New Roman" w:cs="Times New Roman"/>
+                <w:noProof/>
+                <w:sz w:val="24"/>
+              </w:rPr>
+              <w:t>Petition for Dissolution of Marriage</w:t>
+            </w:r>
+          </w:p>
+          <w:p>
+            <w:pPr>
+              <w:numPr>
+                <w:ilvl w:val="0"/>
+                <w:numId w:val="19"/>
+              </w:numPr>
+              <w:tabs>
+                <w:tab w:val="left" w:pos="2730"/>
+              </w:tabs>
+              <w:spacing w:line="276" w:lineRule="auto"/>
+              <w:contextualSpacing/>
+              <w:rPr>
+                <w:rFonts w:ascii="Times New Roman" w:hAnsi="Times New Roman" w:cs="Times New Roman"/>
+                <w:noProof/>
+                <w:sz w:val="24"/>
+              </w:rPr>
+            </w:pPr>
+            <w:r>
+              <w:rPr>
+                <w:rFonts w:ascii="Times New Roman" w:hAnsi="Times New Roman" w:cs="Times New Roman"/>
+                <w:noProof/>
+                <w:sz w:val="24"/>
+              </w:rPr>
+              <w:t>Parenting Plan</w:t>
+            </w:r>
+          </w:p>
+          <w:p>
+            <w:pPr>
+              <w:numPr>
+                <w:ilvl w:val="0"/>
+                <w:numId w:val="19"/>
+              </w:numPr>
+              <w:tabs>
+                <w:tab w:val="left" w:pos="2730"/>
+              </w:tabs>
+              <w:spacing w:line="276" w:lineRule="auto"/>
+              <w:contextualSpacing/>
+              <w:rPr>
+                <w:rFonts w:ascii="Times New Roman" w:hAnsi="Times New Roman" w:cs="Times New Roman"/>
+                <w:noProof/>
+                <w:sz w:val="24"/>
+              </w:rPr>
+            </w:pPr>
+            <w:r>
+              <w:rPr>
+                <w:rFonts w:ascii="Times New Roman" w:hAnsi="Times New Roman" w:cs="Times New Roman"/>
+                <w:noProof/>
+                <w:sz w:val="24"/>
+              </w:rPr>
+              <w:t>Statement of Income and Expenses</w:t>
+            </w:r>
+          </w:p>
+          <w:p>
+            <w:pPr>
+              <w:numPr>
+                <w:ilvl w:val="0"/>
+                <w:numId w:val="19"/>
+              </w:numPr>
+              <w:tabs>
+                <w:tab w:val="left" w:pos="2730"/>
+              </w:tabs>
+              <w:spacing w:line="276" w:lineRule="auto"/>
+              <w:contextualSpacing/>
+              <w:rPr>
+                <w:rFonts w:ascii="Times New Roman" w:hAnsi="Times New Roman" w:cs="Times New Roman"/>
+                <w:noProof/>
+                <w:sz w:val="24"/>
+              </w:rPr>
+            </w:pPr>
+            <w:r>
+              <w:rPr>
+                <w:rFonts w:ascii="Times New Roman" w:hAnsi="Times New Roman" w:cs="Times New Roman"/>
+                <w:noProof/>
+                <w:sz w:val="24"/>
+              </w:rPr>
+              <w:t xml:space="preserve">Statement of Property and Debt </w:t>
+            </w:r>
+          </w:p>
+          <w:p>
+            <w:pPr>
+              <w:numPr>
+                <w:ilvl w:val="1"/>
+                <w:numId w:val="19"/>
+              </w:numPr>
+              <w:tabs>
+                <w:tab w:val="left" w:pos="2730"/>
+              </w:tabs>
+              <w:spacing w:line="276" w:lineRule="auto"/>
+              <w:contextualSpacing/>
+              <w:rPr>
+                <w:rFonts w:ascii="Times New Roman" w:hAnsi="Times New Roman" w:cs="Times New Roman"/>
+                <w:noProof/>
+                <w:sz w:val="24"/>
+              </w:rPr>
+            </w:pPr>
+            <w:r>
+              <w:rPr>
+                <w:rFonts w:ascii="Times New Roman" w:hAnsi="Times New Roman" w:cs="Times New Roman"/>
+                <w:sz w:val="24"/>
+              </w:rPr>
+              <w:t>Copy of deed to house</w:t>
+            </w:r>
+          </w:p>
+          <w:p>
+            <w:pPr>
+              <w:numPr>
+                <w:ilvl w:val="0"/>
+                <w:numId w:val="19"/>
+              </w:numPr>
+              <w:spacing w:line="276" w:lineRule="auto"/>
+              <w:contextualSpacing/>
+              <w:rPr>
+                <w:sz w:val="24"/>
+              </w:rPr>
+            </w:pPr>
+            <w:r>
+              <w:rPr>
+                <w:rFonts w:ascii="Times New Roman" w:hAnsi="Times New Roman" w:cs="Times New Roman"/>
+                <w:noProof/>
+                <w:sz w:val="24"/>
+              </w:rPr>
+              <w:t>Redaction Certification</w:t>
+            </w:r>
+          </w:p>
+        </w:tc>
+        <w:tc>
+          <w:tcPr>
+            <w:tcW w:w="3147" w:type="dxa"/>
+            <w:tcBorders>
+              <w:top w:val="single" w:sz="8" w:space="0" w:color="FFFFFF"/>
+              <w:left w:val="single" w:sz="8" w:space="0" w:color="FFFFFF"/>
+              <w:bottom w:val="single" w:sz="8" w:space="0" w:color="FFFFFF"/>
+              <w:right w:val="single" w:sz="8" w:space="0" w:color="FFFFFF"/>
+            </w:tcBorders>
+            <w:shd w:val="clear" w:color="auto" w:fill="FCECE8"/>
+          </w:tcPr>
+          <w:p>
+            <w:pPr>
+              <w:numPr>
+                <w:ilvl w:val="0"/>
+                <w:numId w:val="19"/>
+              </w:numPr>
+              <w:tabs>
+                <w:tab w:val="left" w:pos="2730"/>
+              </w:tabs>
+              <w:spacing w:line="276" w:lineRule="auto"/>
+              <w:contextualSpacing/>
+              <w:rPr>
+                <w:rFonts w:ascii="Times New Roman" w:hAnsi="Times New Roman" w:cs="Times New Roman"/>
+                <w:noProof/>
+                <w:sz w:val="24"/>
+              </w:rPr>
+            </w:pPr>
+            <w:r>
+              <w:rPr>
+                <w:rFonts w:ascii="Times New Roman" w:hAnsi="Times New Roman" w:cs="Times New Roman"/>
+                <w:noProof/>
+                <w:sz w:val="24"/>
+              </w:rPr>
+              <w:t>Motion to Proceed as a Poor Person (if applicable).</w:t>
+            </w:r>
+          </w:p>
+          <w:p>
+            <w:pPr>
+              <w:numPr>
+                <w:ilvl w:val="0"/>
+                <w:numId w:val="19"/>
+              </w:numPr>
+              <w:tabs>
+                <w:tab w:val="left" w:pos="2730"/>
+              </w:tabs>
+              <w:spacing w:line="276" w:lineRule="auto"/>
+              <w:contextualSpacing/>
+              <w:rPr>
+                <w:rFonts w:ascii="Times New Roman" w:hAnsi="Times New Roman" w:cs="Times New Roman"/>
+                <w:noProof/>
+                <w:sz w:val="24"/>
+              </w:rPr>
+            </w:pPr>
+            <w:r>
+              <w:rPr>
+                <w:rFonts w:ascii="Times New Roman" w:hAnsi="Times New Roman" w:cs="Times New Roman"/>
+                <w:noProof/>
+                <w:sz w:val="24"/>
+              </w:rPr>
+              <w:t xml:space="preserve">Answer to </w:t>
+            </w:r>
+            <w:r>
+              <w:rPr>
+                <w:rFonts w:ascii="Times New Roman" w:hAnsi="Times New Roman" w:cs="Times New Roman"/>
+                <w:noProof/>
+                <w:sz w:val="24"/>
+              </w:rPr>
+              <w:t>Petition for Dissolution of Marriage</w:t>
+            </w:r>
+          </w:p>
+          <w:p>
+            <w:pPr>
+              <w:numPr>
+                <w:ilvl w:val="0"/>
+                <w:numId w:val="19"/>
+              </w:numPr>
+              <w:tabs>
+                <w:tab w:val="left" w:pos="2730"/>
+              </w:tabs>
+              <w:spacing w:line="276" w:lineRule="auto"/>
+              <w:contextualSpacing/>
+              <w:rPr>
+                <w:rFonts w:ascii="Times New Roman" w:hAnsi="Times New Roman" w:cs="Times New Roman"/>
+                <w:noProof/>
+                <w:sz w:val="24"/>
+              </w:rPr>
+            </w:pPr>
+            <w:r>
+              <w:rPr>
+                <w:rFonts w:ascii="Times New Roman" w:hAnsi="Times New Roman" w:cs="Times New Roman"/>
+                <w:noProof/>
+                <w:sz w:val="24"/>
+              </w:rPr>
+              <w:t>Parenting Plan</w:t>
+            </w:r>
+          </w:p>
+          <w:p>
+            <w:pPr>
+              <w:numPr>
+                <w:ilvl w:val="0"/>
+                <w:numId w:val="19"/>
+              </w:numPr>
+              <w:tabs>
+                <w:tab w:val="left" w:pos="2730"/>
+              </w:tabs>
+              <w:spacing w:line="276" w:lineRule="auto"/>
+              <w:contextualSpacing/>
+              <w:rPr>
+                <w:rFonts w:ascii="Times New Roman" w:hAnsi="Times New Roman" w:cs="Times New Roman"/>
+                <w:noProof/>
+                <w:sz w:val="24"/>
+              </w:rPr>
+            </w:pPr>
+            <w:r>
+              <w:rPr>
+                <w:rFonts w:ascii="Times New Roman" w:hAnsi="Times New Roman" w:cs="Times New Roman"/>
+                <w:noProof/>
+                <w:sz w:val="24"/>
+              </w:rPr>
+              <w:t>Statement of Income and Expenses</w:t>
+            </w:r>
+          </w:p>
+          <w:p>
+            <w:pPr>
+              <w:numPr>
+                <w:ilvl w:val="0"/>
+                <w:numId w:val="19"/>
+              </w:numPr>
+              <w:tabs>
+                <w:tab w:val="left" w:pos="2730"/>
+              </w:tabs>
+              <w:spacing w:line="276" w:lineRule="auto"/>
+              <w:contextualSpacing/>
+              <w:rPr>
+                <w:rFonts w:ascii="Times New Roman" w:hAnsi="Times New Roman" w:cs="Times New Roman"/>
+                <w:noProof/>
+                <w:sz w:val="24"/>
+              </w:rPr>
+            </w:pPr>
+            <w:r>
+              <w:rPr>
+                <w:rFonts w:ascii="Times New Roman" w:hAnsi="Times New Roman" w:cs="Times New Roman"/>
+                <w:noProof/>
+                <w:sz w:val="24"/>
+              </w:rPr>
+              <w:t xml:space="preserve">Statement of Property and Debt </w:t>
+            </w:r>
+          </w:p>
+          <w:p>
+            <w:pPr>
+              <w:numPr>
+                <w:ilvl w:val="1"/>
+                <w:numId w:val="19"/>
+              </w:numPr>
+              <w:tabs>
+                <w:tab w:val="left" w:pos="2730"/>
+              </w:tabs>
+              <w:spacing w:line="276" w:lineRule="auto"/>
+              <w:contextualSpacing/>
+              <w:rPr>
+                <w:rFonts w:ascii="Times New Roman" w:hAnsi="Times New Roman" w:cs="Times New Roman"/>
+                <w:noProof/>
+                <w:sz w:val="24"/>
+              </w:rPr>
+            </w:pPr>
+            <w:r>
+              <w:rPr>
+                <w:rFonts w:ascii="Times New Roman" w:hAnsi="Times New Roman" w:cs="Times New Roman"/>
+                <w:sz w:val="24"/>
+              </w:rPr>
+              <w:t>Copy of deed to house</w:t>
+            </w:r>
+          </w:p>
+          <w:p>
+            <w:pPr>
+              <w:numPr>
+                <w:ilvl w:val="0"/>
+                <w:numId w:val="19"/>
+              </w:numPr>
+              <w:tabs>
+                <w:tab w:val="left" w:pos="2730"/>
+              </w:tabs>
+              <w:spacing w:line="276" w:lineRule="auto"/>
+              <w:contextualSpacing/>
+              <w:rPr>
+                <w:rFonts w:ascii="Times New Roman" w:hAnsi="Times New Roman" w:cs="Times New Roman"/>
+                <w:noProof/>
+                <w:sz w:val="24"/>
+              </w:rPr>
+            </w:pPr>
+            <w:r>
+              <w:rPr>
+                <w:rFonts w:ascii="Times New Roman" w:hAnsi="Times New Roman" w:cs="Times New Roman"/>
+                <w:noProof/>
+                <w:sz w:val="24"/>
+              </w:rPr>
+              <w:t>Redaction Certification</w:t>
+            </w:r>
+          </w:p>
+        </w:tc>
+        <w:tc>
+          <w:tcPr>
+            <w:tcW w:w="3147" w:type="dxa"/>
+            <w:tcBorders>
+              <w:top w:val="single" w:sz="8" w:space="0" w:color="FFFFFF"/>
+              <w:left w:val="single" w:sz="8" w:space="0" w:color="FFFFFF"/>
+              <w:bottom w:val="single" w:sz="8" w:space="0" w:color="FFFFFF"/>
+              <w:right w:val="single" w:sz="8" w:space="0" w:color="FFFFFF"/>
+            </w:tcBorders>
+            <w:shd w:val="clear" w:color="auto" w:fill="FCECE8"/>
+          </w:tcPr>
+          <w:p>
+            <w:pPr>
+              <w:numPr>
+                <w:ilvl w:val="0"/>
+                <w:numId w:val="19"/>
+              </w:numPr>
+              <w:tabs>
+                <w:tab w:val="left" w:pos="2730"/>
+              </w:tabs>
+              <w:spacing w:line="276" w:lineRule="auto"/>
+              <w:contextualSpacing/>
+              <w:rPr>
+                <w:rFonts w:ascii="Times New Roman" w:hAnsi="Times New Roman" w:cs="Times New Roman"/>
+                <w:noProof/>
+                <w:sz w:val="24"/>
+              </w:rPr>
+            </w:pPr>
+            <w:r>
+              <w:rPr>
+                <w:rFonts w:ascii="Times New Roman" w:hAnsi="Times New Roman" w:cs="Times New Roman"/>
+                <w:noProof/>
+                <w:sz w:val="24"/>
+              </w:rPr>
+              <w:t>Motion to Proceed as a Poor Person (if applicable).</w:t>
+            </w:r>
+          </w:p>
+          <w:p>
+            <w:pPr>
+              <w:numPr>
+                <w:ilvl w:val="0"/>
+                <w:numId w:val="19"/>
+              </w:numPr>
+              <w:tabs>
+                <w:tab w:val="left" w:pos="2730"/>
+              </w:tabs>
+              <w:spacing w:line="276" w:lineRule="auto"/>
+              <w:contextualSpacing/>
+              <w:rPr>
+                <w:rFonts w:ascii="Times New Roman" w:hAnsi="Times New Roman" w:cs="Times New Roman"/>
+                <w:noProof/>
+                <w:sz w:val="24"/>
+              </w:rPr>
+            </w:pPr>
+            <w:r>
+              <w:rPr>
+                <w:rFonts w:ascii="Times New Roman" w:hAnsi="Times New Roman" w:cs="Times New Roman"/>
+                <w:noProof/>
+                <w:sz w:val="24"/>
+              </w:rPr>
+              <w:t xml:space="preserve">Answer to </w:t>
+            </w:r>
+            <w:r>
+              <w:rPr>
+                <w:rFonts w:ascii="Times New Roman" w:hAnsi="Times New Roman" w:cs="Times New Roman"/>
+                <w:noProof/>
+                <w:sz w:val="24"/>
+              </w:rPr>
+              <w:t xml:space="preserve">Petition for Dissolution of Marriage </w:t>
+            </w:r>
+          </w:p>
+          <w:p>
+            <w:pPr>
+              <w:numPr>
+                <w:ilvl w:val="0"/>
+                <w:numId w:val="19"/>
+              </w:numPr>
+              <w:tabs>
+                <w:tab w:val="left" w:pos="2730"/>
+              </w:tabs>
+              <w:spacing w:line="276" w:lineRule="auto"/>
+              <w:contextualSpacing/>
+              <w:rPr>
+                <w:rFonts w:ascii="Times New Roman" w:hAnsi="Times New Roman" w:cs="Times New Roman"/>
+                <w:noProof/>
+                <w:sz w:val="24"/>
+              </w:rPr>
+            </w:pPr>
+            <w:r>
+              <w:rPr>
+                <w:rFonts w:ascii="Times New Roman" w:hAnsi="Times New Roman" w:cs="Times New Roman"/>
+                <w:noProof/>
+                <w:sz w:val="24"/>
+              </w:rPr>
+              <w:t>Parenting Plan</w:t>
+            </w:r>
+          </w:p>
+          <w:p>
+            <w:pPr>
+              <w:numPr>
+                <w:ilvl w:val="0"/>
+                <w:numId w:val="19"/>
+              </w:numPr>
+              <w:tabs>
+                <w:tab w:val="left" w:pos="2730"/>
+              </w:tabs>
+              <w:spacing w:line="276" w:lineRule="auto"/>
+              <w:contextualSpacing/>
+              <w:rPr>
+                <w:rFonts w:ascii="Times New Roman" w:hAnsi="Times New Roman" w:cs="Times New Roman"/>
+                <w:noProof/>
+                <w:sz w:val="24"/>
+              </w:rPr>
+            </w:pPr>
+            <w:r>
+              <w:rPr>
+                <w:rFonts w:ascii="Times New Roman" w:hAnsi="Times New Roman" w:cs="Times New Roman"/>
+                <w:noProof/>
+                <w:sz w:val="24"/>
+              </w:rPr>
+              <w:t>Statement of Income and Expenses</w:t>
+            </w:r>
+          </w:p>
+          <w:p>
+            <w:pPr>
+              <w:numPr>
+                <w:ilvl w:val="0"/>
+                <w:numId w:val="19"/>
+              </w:numPr>
+              <w:tabs>
+                <w:tab w:val="left" w:pos="2730"/>
+              </w:tabs>
+              <w:spacing w:line="276" w:lineRule="auto"/>
+              <w:contextualSpacing/>
+              <w:rPr>
+                <w:rFonts w:ascii="Times New Roman" w:hAnsi="Times New Roman" w:cs="Times New Roman"/>
+                <w:noProof/>
+                <w:sz w:val="24"/>
+              </w:rPr>
+            </w:pPr>
+            <w:r>
+              <w:rPr>
+                <w:rFonts w:ascii="Times New Roman" w:hAnsi="Times New Roman" w:cs="Times New Roman"/>
+                <w:noProof/>
+                <w:sz w:val="24"/>
+              </w:rPr>
+              <w:t xml:space="preserve">Statement of Property and Debt </w:t>
+            </w:r>
+          </w:p>
+          <w:p>
+            <w:pPr>
+              <w:numPr>
+                <w:ilvl w:val="1"/>
+                <w:numId w:val="19"/>
+              </w:numPr>
+              <w:tabs>
+                <w:tab w:val="left" w:pos="2730"/>
+              </w:tabs>
+              <w:spacing w:line="276" w:lineRule="auto"/>
+              <w:contextualSpacing/>
+              <w:rPr>
+                <w:rFonts w:ascii="Times New Roman" w:hAnsi="Times New Roman" w:cs="Times New Roman"/>
+                <w:noProof/>
+                <w:sz w:val="24"/>
+              </w:rPr>
+            </w:pPr>
+            <w:r>
+              <w:rPr>
+                <w:rFonts w:ascii="Times New Roman" w:hAnsi="Times New Roman" w:cs="Times New Roman"/>
+                <w:sz w:val="24"/>
+              </w:rPr>
+              <w:t>Copy of deed to house</w:t>
+            </w:r>
+          </w:p>
+        </w:tc>
+      </w:tr>
+      <w:tr>
+        <w:trPr>
+          <w:trHeight w:val="643"/>
+        </w:trPr>
+        <w:tc>
+          <w:tcPr>
+            <w:tcW w:w="9440" w:type="dxa"/>
+            <w:gridSpan w:val="3"/>
+            <w:tcBorders>
+              <w:top w:val="single" w:sz="8" w:space="0" w:color="FFFFFF"/>
+              <w:left w:val="single" w:sz="8" w:space="0" w:color="FFFFFF"/>
+              <w:bottom w:val="single" w:sz="8" w:space="0" w:color="FFFFFF"/>
+              <w:right w:val="single" w:sz="8" w:space="0" w:color="FFFFFF"/>
+            </w:tcBorders>
+            <w:shd w:val="clear" w:color="auto" w:fill="F8D7CD"/>
+            <w:tcMar>
+              <w:top w:w="41" w:type="dxa"/>
+              <w:left w:w="81" w:type="dxa"/>
+              <w:bottom w:w="41" w:type="dxa"/>
+              <w:right w:w="81" w:type="dxa"/>
+            </w:tcMar>
+            <w:hideMark/>
+          </w:tcPr>
+          <w:p>
+            <w:pPr>
+              <w:numPr>
+                <w:ilvl w:val="0"/>
+                <w:numId w:val="21"/>
+              </w:numPr>
+              <w:spacing w:line="276" w:lineRule="auto"/>
+              <w:contextualSpacing/>
+              <w:rPr>
+                <w:sz w:val="24"/>
+              </w:rPr>
+            </w:pPr>
+            <w:r>
+              <w:rPr>
+                <w:sz w:val="24"/>
+              </w:rPr>
+              <w:t xml:space="preserve">Complete and print the </w:t>
+            </w:r>
+            <w:r>
+              <w:rPr>
+                <w:b/>
+                <w:bCs/>
+                <w:sz w:val="24"/>
+              </w:rPr>
+              <w:t xml:space="preserve">Certificate of Completion </w:t>
+            </w:r>
+            <w:r>
+              <w:rPr>
+                <w:sz w:val="24"/>
+              </w:rPr>
+              <w:t>of the Litigant Awareness Program at selfrepresent.mo.gov</w:t>
+            </w:r>
+          </w:p>
+        </w:tc>
+      </w:tr>
+      <w:tr>
+        <w:trPr>
+          <w:trHeight w:val="1053"/>
+        </w:trPr>
+        <w:tc>
+          <w:tcPr>
+            <w:tcW w:w="9440" w:type="dxa"/>
+            <w:gridSpan w:val="3"/>
+            <w:tcBorders>
+              <w:top w:val="single" w:sz="8" w:space="0" w:color="FFFFFF"/>
+              <w:left w:val="single" w:sz="8" w:space="0" w:color="FFFFFF"/>
+              <w:bottom w:val="single" w:sz="8" w:space="0" w:color="FFFFFF"/>
+              <w:right w:val="single" w:sz="8" w:space="0" w:color="FFFFFF"/>
+            </w:tcBorders>
+            <w:shd w:val="clear" w:color="auto" w:fill="FCECE8"/>
+            <w:tcMar>
+              <w:top w:w="41" w:type="dxa"/>
+              <w:left w:w="81" w:type="dxa"/>
+              <w:bottom w:w="41" w:type="dxa"/>
+              <w:right w:w="81" w:type="dxa"/>
+            </w:tcMar>
+            <w:hideMark/>
+          </w:tcPr>
+          <w:p>
+            <w:pPr>
+              <w:numPr>
+                <w:ilvl w:val="0"/>
+                <w:numId w:val="21"/>
+              </w:numPr>
+              <w:spacing w:line="276" w:lineRule="auto"/>
+              <w:contextualSpacing/>
+              <w:rPr>
+                <w:sz w:val="24"/>
+              </w:rPr>
+            </w:pPr>
+            <w:r>
+              <w:rPr>
+                <w:sz w:val="24"/>
+              </w:rPr>
+              <w:t>Bring your paperwork to a notary public to sign. You can typically find a notary public at your local library or at your bank, but make sure to call ahead! You may need an appointment. (</w:t>
+            </w:r>
+            <w:r>
+              <w:rPr>
+                <w:sz w:val="24"/>
+                <w:u w:val="single"/>
+              </w:rPr>
+              <w:t>Do not sign the documents until you are in front of the notary!</w:t>
+            </w:r>
+            <w:r>
+              <w:rPr>
                 <w:sz w:val="24"/>
               </w:rPr>
               <w:t>)</w:t>
@@ -2170,13 +5966,979 @@
       <w:pPr>
         <w:spacing w:line="278" w:lineRule="auto"/>
         <w:rPr>
-          <w:sz w:val="34"/>
-        </w:rPr>
-      </w:pPr>
-      <w:r>
-        <w:rPr>
-          <w:sz w:val="34"/>
-        </w:rPr>
+          <w:rFonts w:ascii="Times New Roman" w:hAnsi="Times New Roman" w:cs="Times New Roman"/>
+          <w:sz w:val="28"/>
+          <w:szCs w:val="28"/>
+        </w:rPr>
+      </w:pPr>
+      <w:r>
+        <w:rPr>
+          <w:rFonts w:ascii="Times New Roman" w:hAnsi="Times New Roman" w:cs="Times New Roman"/>
+          <w:sz w:val="28"/>
+          <w:szCs w:val="28"/>
+        </w:rPr>
+        <w:br w:type="page"/>
+      </w:r>
+    </w:p>
+    <w:p>
+      <w:pPr>
+        <w:rPr>
+          <w:rFonts w:ascii="Times New Roman" w:hAnsi="Times New Roman" w:cs="Times New Roman"/>
+          <w:sz w:val="28"/>
+          <w:szCs w:val="28"/>
+        </w:rPr>
+      </w:pPr>
+      <w:r>
+        <w:rPr>
+          <w:noProof/>
+          <w:sz w:val="32"/>
+        </w:rPr>
+        <w:lastRenderedPageBreak/>
+        <w:t xml:space="preserve">{%p </w:t>
+      </w:r>
+      <w:r>
+        <w:rPr>
+          <w:noProof/>
+          <w:sz w:val="32"/>
+        </w:rPr>
+        <w:t>el</w:t>
+      </w:r>
+      <w:r>
+        <w:rPr>
+          <w:noProof/>
+          <w:sz w:val="32"/>
+        </w:rPr>
+        <w:t xml:space="preserve">if case.filed in </w:t>
+      </w:r>
+      <w:r>
+        <w:rPr>
+          <w:rFonts w:ascii="Times New Roman" w:hAnsi="Times New Roman" w:cs="Times New Roman"/>
+          <w:sz w:val="28"/>
+          <w:szCs w:val="28"/>
+        </w:rPr>
+        <w:t>["</w:t>
+      </w:r>
+      <w:r>
+        <w:rPr>
+          <w:rFonts w:ascii="Times New Roman" w:hAnsi="Times New Roman" w:cs="Times New Roman"/>
+          <w:sz w:val="28"/>
+          <w:szCs w:val="28"/>
+        </w:rPr>
+        <w:t>other_parties0_filed</w:t>
+      </w:r>
+      <w:r>
+        <w:rPr>
+          <w:rFonts w:ascii="Times New Roman" w:hAnsi="Times New Roman" w:cs="Times New Roman"/>
+          <w:sz w:val="28"/>
+          <w:szCs w:val="28"/>
+        </w:rPr>
+        <w:t>"</w:t>
+      </w:r>
+      <w:r>
+        <w:rPr>
+          <w:rFonts w:ascii="Times New Roman" w:hAnsi="Times New Roman" w:cs="Times New Roman"/>
+          <w:sz w:val="28"/>
+          <w:szCs w:val="28"/>
+        </w:rPr>
+        <w:t>] and len(</w:t>
+      </w:r>
+      <w:r>
+        <w:rPr>
+          <w:rFonts w:ascii="Times New Roman" w:hAnsi="Times New Roman" w:cs="Times New Roman"/>
+          <w:sz w:val="28"/>
+          <w:szCs w:val="28"/>
+        </w:rPr>
+        <w:t>number_of_children</w:t>
+      </w:r>
+      <w:r>
+        <w:rPr>
+          <w:rFonts w:ascii="Times New Roman" w:hAnsi="Times New Roman" w:cs="Times New Roman"/>
+          <w:sz w:val="28"/>
+          <w:szCs w:val="28"/>
+        </w:rPr>
+        <w:t xml:space="preserve">) </w:t>
+      </w:r>
+      <w:r>
+        <w:rPr>
+          <w:rFonts w:ascii="Times New Roman" w:hAnsi="Times New Roman" w:cs="Times New Roman"/>
+          <w:sz w:val="28"/>
+          <w:szCs w:val="28"/>
+        </w:rPr>
+        <w:t>==</w:t>
+      </w:r>
+      <w:r>
+        <w:rPr>
+          <w:rFonts w:ascii="Times New Roman" w:hAnsi="Times New Roman" w:cs="Times New Roman"/>
+          <w:sz w:val="28"/>
+          <w:szCs w:val="28"/>
+        </w:rPr>
+        <w:t xml:space="preserve"> 0 %}</w:t>
+      </w:r>
+    </w:p>
+    <w:tbl>
+      <w:tblPr>
+        <w:tblpPr w:leftFromText="187" w:rightFromText="187" w:vertAnchor="page" w:horzAnchor="margin" w:tblpY="2611"/>
+        <w:tblOverlap w:val="never"/>
+        <w:tblW w:w="9440" w:type="dxa"/>
+        <w:tblCellMar>
+          <w:left w:w="0" w:type="dxa"/>
+          <w:right w:w="0" w:type="dxa"/>
+        </w:tblCellMar>
+        <w:tblLook w:val="0420" w:firstRow="1" w:lastRow="0" w:firstColumn="0" w:lastColumn="0" w:noHBand="0" w:noVBand="1"/>
+      </w:tblPr>
+      <w:tblGrid>
+        <w:gridCol w:w="3146"/>
+        <w:gridCol w:w="3147"/>
+        <w:gridCol w:w="3147"/>
+      </w:tblGrid>
+      <w:tr>
+        <w:trPr>
+          <w:trHeight w:val="566"/>
+        </w:trPr>
+        <w:tc>
+          <w:tcPr>
+            <w:tcW w:w="9440" w:type="dxa"/>
+            <w:gridSpan w:val="3"/>
+            <w:tcBorders>
+              <w:top w:val="single" w:sz="8" w:space="0" w:color="FFFFFF"/>
+              <w:left w:val="single" w:sz="8" w:space="0" w:color="FFFFFF"/>
+              <w:bottom w:val="single" w:sz="24" w:space="0" w:color="FFFFFF"/>
+              <w:right w:val="single" w:sz="8" w:space="0" w:color="FFFFFF"/>
+            </w:tcBorders>
+            <w:shd w:val="clear" w:color="auto" w:fill="ED7D31"/>
+            <w:tcMar>
+              <w:top w:w="41" w:type="dxa"/>
+              <w:left w:w="81" w:type="dxa"/>
+              <w:bottom w:w="41" w:type="dxa"/>
+              <w:right w:w="81" w:type="dxa"/>
+            </w:tcMar>
+            <w:hideMark/>
+          </w:tcPr>
+          <w:p>
+            <w:pPr>
+              <w:spacing w:line="276" w:lineRule="auto"/>
+              <w:ind w:right="-194"/>
+              <w:contextualSpacing/>
+              <w:jc w:val="center"/>
+              <w:rPr>
+                <w:b/>
+                <w:bCs/>
+                <w:color w:val="FFFFFF" w:themeColor="background1"/>
+                <w:sz w:val="48"/>
+                <w:szCs w:val="48"/>
+              </w:rPr>
+            </w:pPr>
+            <w:r>
+              <w:rPr>
+                <w:b/>
+                <w:bCs/>
+                <w:color w:val="FFFFFF" w:themeColor="background1"/>
+                <w:sz w:val="48"/>
+                <w:szCs w:val="48"/>
+              </w:rPr>
+              <w:t>BEFORE YOU FILE</w:t>
+            </w:r>
+          </w:p>
+        </w:tc>
+      </w:tr>
+      <w:tr>
+        <w:trPr>
+          <w:trHeight w:val="567"/>
+        </w:trPr>
+        <w:tc>
+          <w:tcPr>
+            <w:tcW w:w="9440" w:type="dxa"/>
+            <w:gridSpan w:val="3"/>
+            <w:tcBorders>
+              <w:top w:val="single" w:sz="24" w:space="0" w:color="FFFFFF"/>
+              <w:left w:val="single" w:sz="8" w:space="0" w:color="FFFFFF"/>
+              <w:bottom w:val="single" w:sz="8" w:space="0" w:color="FFFFFF"/>
+              <w:right w:val="single" w:sz="8" w:space="0" w:color="FFFFFF"/>
+            </w:tcBorders>
+            <w:shd w:val="clear" w:color="auto" w:fill="F8D7CD"/>
+            <w:tcMar>
+              <w:top w:w="41" w:type="dxa"/>
+              <w:left w:w="81" w:type="dxa"/>
+              <w:bottom w:w="41" w:type="dxa"/>
+              <w:right w:w="81" w:type="dxa"/>
+            </w:tcMar>
+            <w:hideMark/>
+          </w:tcPr>
+          <w:p>
+            <w:pPr>
+              <w:numPr>
+                <w:ilvl w:val="0"/>
+                <w:numId w:val="20"/>
+              </w:numPr>
+              <w:spacing w:line="240" w:lineRule="auto"/>
+              <w:contextualSpacing/>
+              <w:rPr>
+                <w:sz w:val="24"/>
+              </w:rPr>
+            </w:pPr>
+            <w:r>
+              <w:rPr>
+                <w:sz w:val="24"/>
+              </w:rPr>
+              <w:t xml:space="preserve">Print everything and compile neatly into two piles (one </w:t>
+            </w:r>
+            <w:r>
+              <w:rPr>
+                <w:b/>
+                <w:bCs/>
+                <w:sz w:val="24"/>
+              </w:rPr>
+              <w:t>redacted</w:t>
+            </w:r>
+            <w:r>
+              <w:rPr>
+                <w:sz w:val="24"/>
+              </w:rPr>
+              <w:t xml:space="preserve">, one </w:t>
+            </w:r>
+            <w:r>
+              <w:rPr>
+                <w:b/>
+                <w:bCs/>
+                <w:sz w:val="24"/>
+              </w:rPr>
+              <w:t>unredacted</w:t>
+            </w:r>
+            <w:r>
+              <w:rPr>
+                <w:sz w:val="24"/>
+              </w:rPr>
+              <w:t>). You should have:</w:t>
+            </w:r>
+          </w:p>
+          <w:p>
+            <w:pPr>
+              <w:spacing w:line="240" w:lineRule="auto"/>
+              <w:contextualSpacing/>
+              <w:rPr>
+                <w:sz w:val="24"/>
+              </w:rPr>
+            </w:pPr>
+            <w:r>
+              <w:rPr>
+                <w:rFonts w:ascii="Times New Roman" w:hAnsi="Times New Roman" w:cs="Times New Roman"/>
+                <w:b/>
+                <w:bCs/>
+                <w:sz w:val="24"/>
+              </w:rPr>
+              <w:t xml:space="preserve">Unredacted </w:t>
+            </w:r>
+            <w:r>
+              <w:rPr>
+                <w:rFonts w:ascii="Times New Roman" w:hAnsi="Times New Roman" w:cs="Times New Roman"/>
+                <w:b/>
+                <w:bCs/>
+                <w:sz w:val="24"/>
+              </w:rPr>
+              <w:t>– to mail</w:t>
+            </w:r>
+            <w:r>
+              <w:rPr>
+                <w:rFonts w:ascii="Times New Roman" w:hAnsi="Times New Roman" w:cs="Times New Roman"/>
+                <w:b/>
+                <w:bCs/>
+                <w:sz w:val="24"/>
+              </w:rPr>
+              <w:t xml:space="preserve">         </w:t>
+            </w:r>
+            <w:r>
+              <w:rPr>
+                <w:rFonts w:ascii="Times New Roman" w:hAnsi="Times New Roman" w:cs="Times New Roman"/>
+                <w:b/>
+                <w:bCs/>
+                <w:sz w:val="24"/>
+              </w:rPr>
+              <w:t xml:space="preserve">       Unredacted</w:t>
+            </w:r>
+            <w:r>
+              <w:rPr>
+                <w:rFonts w:ascii="Times New Roman" w:hAnsi="Times New Roman" w:cs="Times New Roman"/>
+                <w:b/>
+                <w:bCs/>
+                <w:sz w:val="24"/>
+              </w:rPr>
+              <w:t xml:space="preserve"> </w:t>
+            </w:r>
+            <w:r>
+              <w:rPr>
+                <w:rFonts w:ascii="Times New Roman" w:hAnsi="Times New Roman" w:cs="Times New Roman"/>
+                <w:b/>
+                <w:bCs/>
+                <w:sz w:val="24"/>
+              </w:rPr>
+              <w:t>– to file</w:t>
+            </w:r>
+            <w:r>
+              <w:rPr>
+                <w:rFonts w:ascii="Times New Roman" w:hAnsi="Times New Roman" w:cs="Times New Roman"/>
+                <w:b/>
+                <w:bCs/>
+                <w:sz w:val="24"/>
+              </w:rPr>
+              <w:t xml:space="preserve">            </w:t>
+            </w:r>
+            <w:r>
+              <w:rPr>
+                <w:rFonts w:ascii="Times New Roman" w:hAnsi="Times New Roman" w:cs="Times New Roman"/>
+                <w:b/>
+                <w:bCs/>
+                <w:sz w:val="24"/>
+              </w:rPr>
+              <w:t xml:space="preserve">      </w:t>
+            </w:r>
+            <w:r>
+              <w:rPr>
+                <w:rFonts w:ascii="Times New Roman" w:hAnsi="Times New Roman" w:cs="Times New Roman"/>
+                <w:b/>
+                <w:bCs/>
+                <w:sz w:val="24"/>
+              </w:rPr>
+              <w:t xml:space="preserve"> Redacted</w:t>
+            </w:r>
+            <w:r>
+              <w:rPr>
+                <w:rFonts w:ascii="Times New Roman" w:hAnsi="Times New Roman" w:cs="Times New Roman"/>
+                <w:b/>
+                <w:bCs/>
+                <w:sz w:val="24"/>
+              </w:rPr>
+              <w:t xml:space="preserve"> – to file</w:t>
+            </w:r>
+          </w:p>
+        </w:tc>
+      </w:tr>
+      <w:tr>
+        <w:trPr>
+          <w:trHeight w:val="2824"/>
+        </w:trPr>
+        <w:tc>
+          <w:tcPr>
+            <w:tcW w:w="3146" w:type="dxa"/>
+            <w:tcBorders>
+              <w:top w:val="single" w:sz="8" w:space="0" w:color="FFFFFF"/>
+              <w:left w:val="single" w:sz="8" w:space="0" w:color="FFFFFF"/>
+              <w:bottom w:val="single" w:sz="8" w:space="0" w:color="FFFFFF"/>
+              <w:right w:val="single" w:sz="8" w:space="0" w:color="FFFFFF"/>
+            </w:tcBorders>
+            <w:shd w:val="clear" w:color="auto" w:fill="FCECE8"/>
+            <w:tcMar>
+              <w:top w:w="41" w:type="dxa"/>
+              <w:left w:w="81" w:type="dxa"/>
+              <w:bottom w:w="41" w:type="dxa"/>
+              <w:right w:w="81" w:type="dxa"/>
+            </w:tcMar>
+            <w:hideMark/>
+          </w:tcPr>
+          <w:p>
+            <w:pPr>
+              <w:numPr>
+                <w:ilvl w:val="0"/>
+                <w:numId w:val="19"/>
+              </w:numPr>
+              <w:tabs>
+                <w:tab w:val="left" w:pos="2730"/>
+              </w:tabs>
+              <w:spacing w:line="276" w:lineRule="auto"/>
+              <w:contextualSpacing/>
+              <w:rPr>
+                <w:rFonts w:ascii="Times New Roman" w:hAnsi="Times New Roman" w:cs="Times New Roman"/>
+                <w:noProof/>
+                <w:sz w:val="24"/>
+              </w:rPr>
+            </w:pPr>
+            <w:r>
+              <w:rPr>
+                <w:rFonts w:ascii="Times New Roman" w:hAnsi="Times New Roman" w:cs="Times New Roman"/>
+                <w:noProof/>
+                <w:sz w:val="24"/>
+              </w:rPr>
+              <w:t>Motion to Proceed as a Poor Person (if applicable).</w:t>
+            </w:r>
+          </w:p>
+          <w:p>
+            <w:pPr>
+              <w:numPr>
+                <w:ilvl w:val="0"/>
+                <w:numId w:val="19"/>
+              </w:numPr>
+              <w:tabs>
+                <w:tab w:val="left" w:pos="2730"/>
+              </w:tabs>
+              <w:spacing w:line="276" w:lineRule="auto"/>
+              <w:contextualSpacing/>
+              <w:rPr>
+                <w:rFonts w:ascii="Times New Roman" w:hAnsi="Times New Roman" w:cs="Times New Roman"/>
+                <w:noProof/>
+                <w:sz w:val="24"/>
+              </w:rPr>
+            </w:pPr>
+            <w:r>
+              <w:rPr>
+                <w:rFonts w:ascii="Times New Roman" w:hAnsi="Times New Roman" w:cs="Times New Roman"/>
+                <w:noProof/>
+                <w:sz w:val="24"/>
+              </w:rPr>
+              <w:t xml:space="preserve">Answer to </w:t>
+            </w:r>
+            <w:r>
+              <w:rPr>
+                <w:rFonts w:ascii="Times New Roman" w:hAnsi="Times New Roman" w:cs="Times New Roman"/>
+                <w:noProof/>
+                <w:sz w:val="24"/>
+              </w:rPr>
+              <w:t>Petition for Dissolution of Marriage</w:t>
+            </w:r>
+          </w:p>
+          <w:p>
+            <w:pPr>
+              <w:numPr>
+                <w:ilvl w:val="0"/>
+                <w:numId w:val="19"/>
+              </w:numPr>
+              <w:tabs>
+                <w:tab w:val="left" w:pos="2730"/>
+              </w:tabs>
+              <w:spacing w:line="276" w:lineRule="auto"/>
+              <w:contextualSpacing/>
+              <w:rPr>
+                <w:rFonts w:ascii="Times New Roman" w:hAnsi="Times New Roman" w:cs="Times New Roman"/>
+                <w:noProof/>
+                <w:sz w:val="24"/>
+              </w:rPr>
+            </w:pPr>
+            <w:r>
+              <w:rPr>
+                <w:rFonts w:ascii="Times New Roman" w:hAnsi="Times New Roman" w:cs="Times New Roman"/>
+                <w:noProof/>
+                <w:sz w:val="24"/>
+              </w:rPr>
+              <w:t>Statement of Income and Expenses</w:t>
+            </w:r>
+          </w:p>
+          <w:p>
+            <w:pPr>
+              <w:numPr>
+                <w:ilvl w:val="0"/>
+                <w:numId w:val="19"/>
+              </w:numPr>
+              <w:tabs>
+                <w:tab w:val="left" w:pos="2730"/>
+              </w:tabs>
+              <w:spacing w:line="276" w:lineRule="auto"/>
+              <w:contextualSpacing/>
+              <w:rPr>
+                <w:rFonts w:ascii="Times New Roman" w:hAnsi="Times New Roman" w:cs="Times New Roman"/>
+                <w:noProof/>
+                <w:sz w:val="24"/>
+              </w:rPr>
+            </w:pPr>
+            <w:r>
+              <w:rPr>
+                <w:rFonts w:ascii="Times New Roman" w:hAnsi="Times New Roman" w:cs="Times New Roman"/>
+                <w:noProof/>
+                <w:sz w:val="24"/>
+              </w:rPr>
+              <w:t xml:space="preserve">Statement of Property and Debt </w:t>
+            </w:r>
+          </w:p>
+          <w:p>
+            <w:pPr>
+              <w:numPr>
+                <w:ilvl w:val="1"/>
+                <w:numId w:val="19"/>
+              </w:numPr>
+              <w:tabs>
+                <w:tab w:val="left" w:pos="2730"/>
+              </w:tabs>
+              <w:spacing w:line="276" w:lineRule="auto"/>
+              <w:contextualSpacing/>
+              <w:rPr>
+                <w:rFonts w:ascii="Times New Roman" w:hAnsi="Times New Roman" w:cs="Times New Roman"/>
+                <w:noProof/>
+                <w:sz w:val="24"/>
+              </w:rPr>
+            </w:pPr>
+            <w:r>
+              <w:rPr>
+                <w:rFonts w:ascii="Times New Roman" w:hAnsi="Times New Roman" w:cs="Times New Roman"/>
+                <w:sz w:val="24"/>
+              </w:rPr>
+              <w:t>Copy of deed to house</w:t>
+            </w:r>
+          </w:p>
+          <w:p>
+            <w:pPr>
+              <w:numPr>
+                <w:ilvl w:val="0"/>
+                <w:numId w:val="19"/>
+              </w:numPr>
+              <w:tabs>
+                <w:tab w:val="left" w:pos="2730"/>
+              </w:tabs>
+              <w:spacing w:line="276" w:lineRule="auto"/>
+              <w:contextualSpacing/>
+              <w:rPr>
+                <w:rFonts w:ascii="Times New Roman" w:hAnsi="Times New Roman" w:cs="Times New Roman"/>
+                <w:noProof/>
+                <w:sz w:val="24"/>
+              </w:rPr>
+            </w:pPr>
+            <w:r>
+              <w:rPr>
+                <w:rFonts w:ascii="Times New Roman" w:hAnsi="Times New Roman" w:cs="Times New Roman"/>
+                <w:noProof/>
+                <w:sz w:val="24"/>
+              </w:rPr>
+              <w:t>Redaction Certification</w:t>
+            </w:r>
+          </w:p>
+        </w:tc>
+        <w:tc>
+          <w:tcPr>
+            <w:tcW w:w="3147" w:type="dxa"/>
+            <w:tcBorders>
+              <w:top w:val="single" w:sz="8" w:space="0" w:color="FFFFFF"/>
+              <w:left w:val="single" w:sz="8" w:space="0" w:color="FFFFFF"/>
+              <w:bottom w:val="single" w:sz="8" w:space="0" w:color="FFFFFF"/>
+              <w:right w:val="single" w:sz="8" w:space="0" w:color="FFFFFF"/>
+            </w:tcBorders>
+            <w:shd w:val="clear" w:color="auto" w:fill="FCECE8"/>
+          </w:tcPr>
+          <w:p>
+            <w:pPr>
+              <w:numPr>
+                <w:ilvl w:val="0"/>
+                <w:numId w:val="19"/>
+              </w:numPr>
+              <w:tabs>
+                <w:tab w:val="left" w:pos="2730"/>
+              </w:tabs>
+              <w:spacing w:line="276" w:lineRule="auto"/>
+              <w:contextualSpacing/>
+              <w:rPr>
+                <w:rFonts w:ascii="Times New Roman" w:hAnsi="Times New Roman" w:cs="Times New Roman"/>
+                <w:noProof/>
+                <w:sz w:val="24"/>
+              </w:rPr>
+            </w:pPr>
+            <w:r>
+              <w:rPr>
+                <w:rFonts w:ascii="Times New Roman" w:hAnsi="Times New Roman" w:cs="Times New Roman"/>
+                <w:noProof/>
+                <w:sz w:val="24"/>
+              </w:rPr>
+              <w:t>Motion to Proceed as a Poor Person (if applicable).</w:t>
+            </w:r>
+          </w:p>
+          <w:p>
+            <w:pPr>
+              <w:numPr>
+                <w:ilvl w:val="0"/>
+                <w:numId w:val="19"/>
+              </w:numPr>
+              <w:tabs>
+                <w:tab w:val="left" w:pos="2730"/>
+              </w:tabs>
+              <w:spacing w:line="276" w:lineRule="auto"/>
+              <w:contextualSpacing/>
+              <w:rPr>
+                <w:rFonts w:ascii="Times New Roman" w:hAnsi="Times New Roman" w:cs="Times New Roman"/>
+                <w:noProof/>
+                <w:sz w:val="24"/>
+              </w:rPr>
+            </w:pPr>
+            <w:r>
+              <w:rPr>
+                <w:rFonts w:ascii="Times New Roman" w:hAnsi="Times New Roman" w:cs="Times New Roman"/>
+                <w:noProof/>
+                <w:sz w:val="24"/>
+              </w:rPr>
+              <w:t xml:space="preserve">Answer to </w:t>
+            </w:r>
+            <w:r>
+              <w:rPr>
+                <w:rFonts w:ascii="Times New Roman" w:hAnsi="Times New Roman" w:cs="Times New Roman"/>
+                <w:noProof/>
+                <w:sz w:val="24"/>
+              </w:rPr>
+              <w:t>Petition for Dissolution of Marriage</w:t>
+            </w:r>
+          </w:p>
+          <w:p>
+            <w:pPr>
+              <w:numPr>
+                <w:ilvl w:val="0"/>
+                <w:numId w:val="19"/>
+              </w:numPr>
+              <w:tabs>
+                <w:tab w:val="left" w:pos="2730"/>
+              </w:tabs>
+              <w:spacing w:line="276" w:lineRule="auto"/>
+              <w:contextualSpacing/>
+              <w:rPr>
+                <w:rFonts w:ascii="Times New Roman" w:hAnsi="Times New Roman" w:cs="Times New Roman"/>
+                <w:noProof/>
+                <w:sz w:val="24"/>
+              </w:rPr>
+            </w:pPr>
+            <w:r>
+              <w:rPr>
+                <w:rFonts w:ascii="Times New Roman" w:hAnsi="Times New Roman" w:cs="Times New Roman"/>
+                <w:noProof/>
+                <w:sz w:val="24"/>
+              </w:rPr>
+              <w:t>Statement of Income and Expenses</w:t>
+            </w:r>
+          </w:p>
+          <w:p>
+            <w:pPr>
+              <w:numPr>
+                <w:ilvl w:val="0"/>
+                <w:numId w:val="19"/>
+              </w:numPr>
+              <w:tabs>
+                <w:tab w:val="left" w:pos="2730"/>
+              </w:tabs>
+              <w:spacing w:line="276" w:lineRule="auto"/>
+              <w:contextualSpacing/>
+              <w:rPr>
+                <w:rFonts w:ascii="Times New Roman" w:hAnsi="Times New Roman" w:cs="Times New Roman"/>
+                <w:noProof/>
+                <w:sz w:val="24"/>
+              </w:rPr>
+            </w:pPr>
+            <w:r>
+              <w:rPr>
+                <w:rFonts w:ascii="Times New Roman" w:hAnsi="Times New Roman" w:cs="Times New Roman"/>
+                <w:noProof/>
+                <w:sz w:val="24"/>
+              </w:rPr>
+              <w:t xml:space="preserve">Statement of Property and Debt </w:t>
+            </w:r>
+          </w:p>
+          <w:p>
+            <w:pPr>
+              <w:numPr>
+                <w:ilvl w:val="1"/>
+                <w:numId w:val="19"/>
+              </w:numPr>
+              <w:tabs>
+                <w:tab w:val="left" w:pos="2730"/>
+              </w:tabs>
+              <w:spacing w:line="276" w:lineRule="auto"/>
+              <w:contextualSpacing/>
+              <w:rPr>
+                <w:rFonts w:ascii="Times New Roman" w:hAnsi="Times New Roman" w:cs="Times New Roman"/>
+                <w:noProof/>
+                <w:sz w:val="24"/>
+              </w:rPr>
+            </w:pPr>
+            <w:r>
+              <w:rPr>
+                <w:rFonts w:ascii="Times New Roman" w:hAnsi="Times New Roman" w:cs="Times New Roman"/>
+                <w:sz w:val="24"/>
+              </w:rPr>
+              <w:t>Copy of deed to house</w:t>
+            </w:r>
+          </w:p>
+          <w:p>
+            <w:pPr>
+              <w:numPr>
+                <w:ilvl w:val="0"/>
+                <w:numId w:val="19"/>
+              </w:numPr>
+              <w:tabs>
+                <w:tab w:val="left" w:pos="2730"/>
+              </w:tabs>
+              <w:spacing w:line="276" w:lineRule="auto"/>
+              <w:contextualSpacing/>
+              <w:rPr>
+                <w:rFonts w:ascii="Times New Roman" w:hAnsi="Times New Roman" w:cs="Times New Roman"/>
+                <w:noProof/>
+                <w:sz w:val="24"/>
+              </w:rPr>
+            </w:pPr>
+            <w:r>
+              <w:rPr>
+                <w:rFonts w:ascii="Times New Roman" w:hAnsi="Times New Roman" w:cs="Times New Roman"/>
+                <w:noProof/>
+                <w:sz w:val="24"/>
+              </w:rPr>
+              <w:t>Redaction Certification</w:t>
+            </w:r>
+          </w:p>
+        </w:tc>
+        <w:tc>
+          <w:tcPr>
+            <w:tcW w:w="3147" w:type="dxa"/>
+            <w:tcBorders>
+              <w:top w:val="single" w:sz="8" w:space="0" w:color="FFFFFF"/>
+              <w:left w:val="single" w:sz="8" w:space="0" w:color="FFFFFF"/>
+              <w:bottom w:val="single" w:sz="8" w:space="0" w:color="FFFFFF"/>
+              <w:right w:val="single" w:sz="8" w:space="0" w:color="FFFFFF"/>
+            </w:tcBorders>
+            <w:shd w:val="clear" w:color="auto" w:fill="FCECE8"/>
+          </w:tcPr>
+          <w:p>
+            <w:pPr>
+              <w:numPr>
+                <w:ilvl w:val="0"/>
+                <w:numId w:val="21"/>
+              </w:numPr>
+              <w:tabs>
+                <w:tab w:val="left" w:pos="2730"/>
+              </w:tabs>
+              <w:spacing w:line="276" w:lineRule="auto"/>
+              <w:contextualSpacing/>
+              <w:rPr>
+                <w:rFonts w:ascii="Times New Roman" w:hAnsi="Times New Roman" w:cs="Times New Roman"/>
+                <w:noProof/>
+                <w:sz w:val="24"/>
+              </w:rPr>
+            </w:pPr>
+            <w:r>
+              <w:rPr>
+                <w:rFonts w:ascii="Times New Roman" w:hAnsi="Times New Roman" w:cs="Times New Roman"/>
+                <w:noProof/>
+                <w:sz w:val="24"/>
+              </w:rPr>
+              <w:t>Motion to Proceed as a Poor Person (if applicable).</w:t>
+            </w:r>
+          </w:p>
+          <w:p>
+            <w:pPr>
+              <w:numPr>
+                <w:ilvl w:val="0"/>
+                <w:numId w:val="21"/>
+              </w:numPr>
+              <w:tabs>
+                <w:tab w:val="left" w:pos="2730"/>
+              </w:tabs>
+              <w:spacing w:line="276" w:lineRule="auto"/>
+              <w:contextualSpacing/>
+              <w:rPr>
+                <w:rFonts w:ascii="Times New Roman" w:hAnsi="Times New Roman" w:cs="Times New Roman"/>
+                <w:noProof/>
+                <w:sz w:val="24"/>
+              </w:rPr>
+            </w:pPr>
+            <w:r>
+              <w:rPr>
+                <w:rFonts w:ascii="Times New Roman" w:hAnsi="Times New Roman" w:cs="Times New Roman"/>
+                <w:noProof/>
+                <w:sz w:val="24"/>
+              </w:rPr>
+              <w:t xml:space="preserve">Answer to </w:t>
+            </w:r>
+            <w:r>
+              <w:rPr>
+                <w:rFonts w:ascii="Times New Roman" w:hAnsi="Times New Roman" w:cs="Times New Roman"/>
+                <w:noProof/>
+                <w:sz w:val="24"/>
+              </w:rPr>
+              <w:t xml:space="preserve">Petition for Dissolution of Marriage </w:t>
+            </w:r>
+          </w:p>
+          <w:p>
+            <w:pPr>
+              <w:numPr>
+                <w:ilvl w:val="0"/>
+                <w:numId w:val="21"/>
+              </w:numPr>
+              <w:tabs>
+                <w:tab w:val="left" w:pos="2730"/>
+              </w:tabs>
+              <w:spacing w:line="276" w:lineRule="auto"/>
+              <w:contextualSpacing/>
+              <w:rPr>
+                <w:rFonts w:ascii="Times New Roman" w:hAnsi="Times New Roman" w:cs="Times New Roman"/>
+                <w:noProof/>
+                <w:sz w:val="24"/>
+              </w:rPr>
+            </w:pPr>
+            <w:r>
+              <w:rPr>
+                <w:rFonts w:ascii="Times New Roman" w:hAnsi="Times New Roman" w:cs="Times New Roman"/>
+                <w:noProof/>
+                <w:sz w:val="24"/>
+              </w:rPr>
+              <w:t>Statement of Income and Expenses</w:t>
+            </w:r>
+          </w:p>
+          <w:p>
+            <w:pPr>
+              <w:numPr>
+                <w:ilvl w:val="0"/>
+                <w:numId w:val="21"/>
+              </w:numPr>
+              <w:spacing w:line="276" w:lineRule="auto"/>
+              <w:contextualSpacing/>
+              <w:rPr>
+                <w:sz w:val="24"/>
+              </w:rPr>
+            </w:pPr>
+            <w:r>
+              <w:rPr>
+                <w:rFonts w:ascii="Times New Roman" w:hAnsi="Times New Roman" w:cs="Times New Roman"/>
+                <w:noProof/>
+                <w:sz w:val="24"/>
+              </w:rPr>
+              <w:t>Statement of Property and Debt</w:t>
+            </w:r>
+          </w:p>
+          <w:p>
+            <w:pPr>
+              <w:numPr>
+                <w:ilvl w:val="1"/>
+                <w:numId w:val="21"/>
+              </w:numPr>
+              <w:tabs>
+                <w:tab w:val="left" w:pos="2730"/>
+              </w:tabs>
+              <w:spacing w:line="276" w:lineRule="auto"/>
+              <w:contextualSpacing/>
+              <w:rPr>
+                <w:rFonts w:ascii="Times New Roman" w:hAnsi="Times New Roman" w:cs="Times New Roman"/>
+                <w:noProof/>
+                <w:sz w:val="24"/>
+              </w:rPr>
+            </w:pPr>
+            <w:r>
+              <w:rPr>
+                <w:rFonts w:ascii="Times New Roman" w:hAnsi="Times New Roman" w:cs="Times New Roman"/>
+                <w:sz w:val="24"/>
+              </w:rPr>
+              <w:t>Copy of deed to house</w:t>
+            </w:r>
+          </w:p>
+        </w:tc>
+      </w:tr>
+      <w:tr>
+        <w:trPr>
+          <w:trHeight w:val="643"/>
+        </w:trPr>
+        <w:tc>
+          <w:tcPr>
+            <w:tcW w:w="9440" w:type="dxa"/>
+            <w:gridSpan w:val="3"/>
+            <w:tcBorders>
+              <w:top w:val="single" w:sz="8" w:space="0" w:color="FFFFFF"/>
+              <w:left w:val="single" w:sz="8" w:space="0" w:color="FFFFFF"/>
+              <w:bottom w:val="single" w:sz="8" w:space="0" w:color="FFFFFF"/>
+              <w:right w:val="single" w:sz="8" w:space="0" w:color="FFFFFF"/>
+            </w:tcBorders>
+            <w:shd w:val="clear" w:color="auto" w:fill="F8D7CD"/>
+            <w:tcMar>
+              <w:top w:w="41" w:type="dxa"/>
+              <w:left w:w="81" w:type="dxa"/>
+              <w:bottom w:w="41" w:type="dxa"/>
+              <w:right w:w="81" w:type="dxa"/>
+            </w:tcMar>
+            <w:hideMark/>
+          </w:tcPr>
+          <w:p>
+            <w:pPr>
+              <w:numPr>
+                <w:ilvl w:val="0"/>
+                <w:numId w:val="21"/>
+              </w:numPr>
+              <w:spacing w:line="276" w:lineRule="auto"/>
+              <w:contextualSpacing/>
+              <w:rPr>
+                <w:sz w:val="24"/>
+              </w:rPr>
+            </w:pPr>
+            <w:r>
+              <w:rPr>
+                <w:sz w:val="24"/>
+              </w:rPr>
+              <w:t xml:space="preserve">Complete and print the </w:t>
+            </w:r>
+            <w:r>
+              <w:rPr>
+                <w:b/>
+                <w:bCs/>
+                <w:sz w:val="24"/>
+              </w:rPr>
+              <w:t xml:space="preserve">Certificate of Completion </w:t>
+            </w:r>
+            <w:r>
+              <w:rPr>
+                <w:sz w:val="24"/>
+              </w:rPr>
+              <w:t>of the Litigant Awareness Program at selfrepresent.mo.gov</w:t>
+            </w:r>
+          </w:p>
+        </w:tc>
+      </w:tr>
+      <w:tr>
+        <w:trPr>
+          <w:trHeight w:val="1053"/>
+        </w:trPr>
+        <w:tc>
+          <w:tcPr>
+            <w:tcW w:w="9440" w:type="dxa"/>
+            <w:gridSpan w:val="3"/>
+            <w:tcBorders>
+              <w:top w:val="single" w:sz="8" w:space="0" w:color="FFFFFF"/>
+              <w:left w:val="single" w:sz="8" w:space="0" w:color="FFFFFF"/>
+              <w:bottom w:val="single" w:sz="8" w:space="0" w:color="FFFFFF"/>
+              <w:right w:val="single" w:sz="8" w:space="0" w:color="FFFFFF"/>
+            </w:tcBorders>
+            <w:shd w:val="clear" w:color="auto" w:fill="FCECE8"/>
+            <w:tcMar>
+              <w:top w:w="41" w:type="dxa"/>
+              <w:left w:w="81" w:type="dxa"/>
+              <w:bottom w:w="41" w:type="dxa"/>
+              <w:right w:w="81" w:type="dxa"/>
+            </w:tcMar>
+            <w:hideMark/>
+          </w:tcPr>
+          <w:p>
+            <w:pPr>
+              <w:numPr>
+                <w:ilvl w:val="0"/>
+                <w:numId w:val="21"/>
+              </w:numPr>
+              <w:spacing w:line="276" w:lineRule="auto"/>
+              <w:contextualSpacing/>
+              <w:rPr>
+                <w:sz w:val="24"/>
+              </w:rPr>
+            </w:pPr>
+            <w:r>
+              <w:rPr>
+                <w:sz w:val="24"/>
+              </w:rPr>
+              <w:t>Bring your paperwork to a notary public to sign. You can typically find a notary public at your local library or at your bank, but make sure to call ahead! You may need an appointment. (</w:t>
+            </w:r>
+            <w:r>
+              <w:rPr>
+                <w:sz w:val="24"/>
+                <w:u w:val="single"/>
+              </w:rPr>
+              <w:t>Do not sign the documents until you are in front of the notary!</w:t>
+            </w:r>
+            <w:r>
+              <w:rPr>
+                <w:sz w:val="24"/>
+              </w:rPr>
+              <w:t>)</w:t>
+            </w:r>
+          </w:p>
+        </w:tc>
+      </w:tr>
+    </w:tbl>
+    <w:p>
+      <w:pPr>
+        <w:spacing w:line="278" w:lineRule="auto"/>
+      </w:pPr>
+      <w:r>
         <w:br w:type="page"/>
       </w:r>
     </w:p>
@@ -2710,9 +7472,9 @@
         <w:pStyle w:val="Heading1"/>
         <w:spacing w:after="0"/>
         <w:sectPr>
-          <w:footerReference w:type="even" r:id="rId19"/>
-          <w:footerReference w:type="default" r:id="rId20"/>
-          <w:footerReference w:type="first" r:id="rId21"/>
+          <w:footerReference w:type="even" r:id="rId20"/>
+          <w:footerReference w:type="default" r:id="rId21"/>
+          <w:footerReference w:type="first" r:id="rId22"/>
           <w:pgSz w:w="10800" w:h="14400"/>
           <w:pgMar w:top="1440" w:right="862" w:bottom="1440" w:left="887" w:header="720" w:footer="610" w:gutter="0"/>
           <w:cols w:space="720"/>
@@ -3611,10 +8373,10 @@
                     <pic:cNvPicPr/>
                   </pic:nvPicPr>
                   <pic:blipFill>
-                    <a:blip r:embed="rId22">
+                    <a:blip r:embed="rId23">
                       <a:extLst>
                         <a:ext uri="{96DAC541-7B7A-43D3-8B79-37D633B846F1}">
-                          <asvg:svgBlip xmlns:asvg="http://schemas.microsoft.com/office/drawing/2016/SVG/main" r:embed="rId23"/>
+                          <asvg:svgBlip xmlns:asvg="http://schemas.microsoft.com/office/drawing/2016/SVG/main" r:embed="rId24"/>
                         </a:ext>
                       </a:extLst>
                     </a:blip>
@@ -3670,10 +8432,10 @@
                     <pic:cNvPicPr/>
                   </pic:nvPicPr>
                   <pic:blipFill>
-                    <a:blip r:embed="rId22">
+                    <a:blip r:embed="rId23">
                       <a:extLst>
                         <a:ext uri="{96DAC541-7B7A-43D3-8B79-37D633B846F1}">
-                          <asvg:svgBlip xmlns:asvg="http://schemas.microsoft.com/office/drawing/2016/SVG/main" r:embed="rId23"/>
+                          <asvg:svgBlip xmlns:asvg="http://schemas.microsoft.com/office/drawing/2016/SVG/main" r:embed="rId24"/>
                         </a:ext>
                       </a:extLst>
                     </a:blip>
@@ -5910,10 +10672,10 @@
                     <pic:cNvPicPr/>
                   </pic:nvPicPr>
                   <pic:blipFill>
-                    <a:blip r:embed="rId22">
+                    <a:blip r:embed="rId23">
                       <a:extLst>
                         <a:ext uri="{96DAC541-7B7A-43D3-8B79-37D633B846F1}">
-                          <asvg:svgBlip xmlns:asvg="http://schemas.microsoft.com/office/drawing/2016/SVG/main" r:embed="rId23"/>
+                          <asvg:svgBlip xmlns:asvg="http://schemas.microsoft.com/office/drawing/2016/SVG/main" r:embed="rId24"/>
                         </a:ext>
                       </a:extLst>
                     </a:blip>
@@ -6166,10 +10928,10 @@
                     <pic:cNvPicPr/>
                   </pic:nvPicPr>
                   <pic:blipFill>
-                    <a:blip r:embed="rId22">
+                    <a:blip r:embed="rId23">
                       <a:extLst>
                         <a:ext uri="{96DAC541-7B7A-43D3-8B79-37D633B846F1}">
-                          <asvg:svgBlip xmlns:asvg="http://schemas.microsoft.com/office/drawing/2016/SVG/main" r:embed="rId23"/>
+                          <asvg:svgBlip xmlns:asvg="http://schemas.microsoft.com/office/drawing/2016/SVG/main" r:embed="rId24"/>
                         </a:ext>
                       </a:extLst>
                     </a:blip>
@@ -6298,7 +11060,7 @@
         </w:rPr>
         <w:t xml:space="preserve"> awarded in the divorce and give the Gift Affidavit to your spouse. Visit </w:t>
       </w:r>
-      <w:hyperlink r:id="rId24" w:history="1">
+      <w:hyperlink r:id="rId25" w:history="1">
         <w:r>
           <w:rPr>
             <w:rStyle w:val="Hyperlink"/>
@@ -7860,7 +12622,7 @@
         <w:rFonts w:ascii="Wingdings" w:hAnsi="Wingdings" w:hint="default"/>
       </w:rPr>
     </w:lvl>
-    <w:lvl w:ilvl="1" w:tplc="32C62786" w:tentative="1">
+    <w:lvl w:ilvl="1" w:tplc="32C62786">
       <w:start w:val="1"/>
       <w:numFmt w:val="bullet"/>
       <w:lvlText w:val=""/>
@@ -8280,7 +13042,7 @@
         <w:rFonts w:ascii="Wingdings" w:hAnsi="Wingdings" w:hint="default"/>
       </w:rPr>
     </w:lvl>
-    <w:lvl w:ilvl="1" w:tplc="441A1B32" w:tentative="1">
+    <w:lvl w:ilvl="1" w:tplc="441A1B32">
       <w:start w:val="1"/>
       <w:numFmt w:val="bullet"/>
       <w:lvlText w:val=""/>
@@ -9953,7 +14715,7 @@
         <w:rFonts w:ascii="Wingdings" w:hAnsi="Wingdings" w:hint="default"/>
       </w:rPr>
     </w:lvl>
-    <w:lvl w:ilvl="1" w:tplc="08E8FB3E" w:tentative="1">
+    <w:lvl w:ilvl="1" w:tplc="08E8FB3E">
       <w:start w:val="1"/>
       <w:numFmt w:val="bullet"/>
       <w:lvlText w:val=""/>
@@ -13564,6 +18326,30 @@
   </w:num>
   <w:num w:numId="43" w16cid:durableId="283662776">
     <w:abstractNumId w:val="12"/>
+  </w:num>
+  <w:num w:numId="44" w16cid:durableId="1154955447">
+    <w:abstractNumId w:val="33"/>
+    <w:lvlOverride w:ilvl="0"/>
+    <w:lvlOverride w:ilvl="1"/>
+    <w:lvlOverride w:ilvl="2"/>
+    <w:lvlOverride w:ilvl="3"/>
+    <w:lvlOverride w:ilvl="4"/>
+    <w:lvlOverride w:ilvl="5"/>
+    <w:lvlOverride w:ilvl="6"/>
+    <w:lvlOverride w:ilvl="7"/>
+    <w:lvlOverride w:ilvl="8"/>
+  </w:num>
+  <w:num w:numId="45" w16cid:durableId="1466775483">
+    <w:abstractNumId w:val="22"/>
+    <w:lvlOverride w:ilvl="0"/>
+    <w:lvlOverride w:ilvl="1"/>
+    <w:lvlOverride w:ilvl="2"/>
+    <w:lvlOverride w:ilvl="3"/>
+    <w:lvlOverride w:ilvl="4"/>
+    <w:lvlOverride w:ilvl="5"/>
+    <w:lvlOverride w:ilvl="6"/>
+    <w:lvlOverride w:ilvl="7"/>
+    <w:lvlOverride w:ilvl="8"/>
   </w:num>
 </w:numbering>
 </file>
@@ -14038,7 +18824,6 @@
   <w:style w:type="character" w:default="1" w:styleId="DefaultParagraphFont">
     <w:name w:val="Default Paragraph Font"/>
     <w:uiPriority w:val="1"/>
-    <w:semiHidden/>
     <w:unhideWhenUsed/>
   </w:style>
   <w:style w:type="table" w:default="1" w:styleId="TableNormal">
@@ -14065,6 +18850,7 @@
   <w:style w:type="character" w:customStyle="1" w:styleId="Heading2Char">
     <w:name w:val="Heading 2 Char"/>
     <w:link w:val="Heading2"/>
+    <w:uiPriority w:val="9"/>
     <w:rPr>
       <w:rFonts w:ascii="Calibri" w:eastAsia="Calibri" w:hAnsi="Calibri" w:cs="Calibri"/>
       <w:color w:val="000000"/>
@@ -14511,6 +19297,15 @@
 </file>
 
 <file path=customXml/item1.xml><?xml version="1.0" encoding="utf-8"?>
+<?mso-contentType ?>
+<FormTemplates xmlns="http://schemas.microsoft.com/sharepoint/v3/contenttype/forms">
+  <Display>DocumentLibraryForm</Display>
+  <Edit>DocumentLibraryForm</Edit>
+  <New>DocumentLibraryForm</New>
+</FormTemplates>
+</file>
+
+<file path=customXml/item2.xml><?xml version="1.0" encoding="utf-8"?>
 <ct:contentTypeSchema xmlns:ct="http://schemas.microsoft.com/office/2006/metadata/contentType" xmlns:ma="http://schemas.microsoft.com/office/2006/metadata/properties/metaAttributes" ct:_="" ma:_="" ma:contentTypeName="Document" ma:contentTypeID="0x010100CE74CCE3EA761F4FB2ECE05E6740826C" ma:contentTypeVersion="22" ma:contentTypeDescription="Create a new document." ma:contentTypeScope="" ma:versionID="363bdbde3249c2d1c8187603616d51bf">
   <xsd:schema xmlns:xsd="http://www.w3.org/2001/XMLSchema" xmlns:xs="http://www.w3.org/2001/XMLSchema" xmlns:p="http://schemas.microsoft.com/office/2006/metadata/properties" xmlns:ns1="http://schemas.microsoft.com/sharepoint/v3" xmlns:ns2="877cd569-5afe-4c79-a79c-fefa2579d9de" xmlns:ns3="78e338ca-bdc9-4d5d-85ca-e5d51d206c55" targetNamespace="http://schemas.microsoft.com/office/2006/metadata/properties" ma:root="true" ma:fieldsID="ecc2c3765018bb73925974a56d08b4bc" ns1:_="" ns2:_="" ns3:_="">
     <xsd:import namespace="http://schemas.microsoft.com/sharepoint/v3"/>
@@ -14782,15 +19577,6 @@
 </ct:contentTypeSchema>
 </file>
 
-<file path=customXml/item2.xml><?xml version="1.0" encoding="utf-8"?>
-<?mso-contentType ?>
-<FormTemplates xmlns="http://schemas.microsoft.com/sharepoint/v3/contenttype/forms">
-  <Display>DocumentLibraryForm</Display>
-  <Edit>DocumentLibraryForm</Edit>
-  <New>DocumentLibraryForm</New>
-</FormTemplates>
-</file>
-
 <file path=customXml/item3.xml><?xml version="1.0" encoding="utf-8"?>
 <p:properties xmlns:p="http://schemas.microsoft.com/office/2006/metadata/properties" xmlns:xsi="http://www.w3.org/2001/XMLSchema-instance" xmlns:pc="http://schemas.microsoft.com/office/infopath/2007/PartnerControls">
   <documentManagement>
@@ -14804,7 +19590,19 @@
 </p:properties>
 </file>
 
+<file path=customXml/item4.xml><?xml version="1.0" encoding="utf-8"?>
+<b:Sources xmlns:b="http://schemas.openxmlformats.org/officeDocument/2006/bibliography" xmlns="http://schemas.openxmlformats.org/officeDocument/2006/bibliography" SelectedStyle="\APASixthEditionOfficeOnline.xsl" StyleName="APA" Version="6"/>
+</file>
+
 <file path=customXml/itemProps1.xml><?xml version="1.0" encoding="utf-8"?>
+<ds:datastoreItem xmlns:ds="http://schemas.openxmlformats.org/officeDocument/2006/customXml" ds:itemID="{ADFF9132-AF90-4B64-AF84-E8F70AF7AC23}">
+  <ds:schemaRefs>
+    <ds:schemaRef ds:uri="http://schemas.microsoft.com/sharepoint/v3/contenttype/forms"/>
+  </ds:schemaRefs>
+</ds:datastoreItem>
+</file>
+
+<file path=customXml/itemProps2.xml><?xml version="1.0" encoding="utf-8"?>
 <ds:datastoreItem xmlns:ds="http://schemas.openxmlformats.org/officeDocument/2006/customXml" ds:itemID="{C5C1D37F-25C3-4149-8600-2F9CC450D14D}">
   <ds:schemaRefs>
     <ds:schemaRef ds:uri="http://schemas.microsoft.com/office/2006/metadata/contentType"/>
@@ -14824,14 +19622,6 @@
 </ds:datastoreItem>
 </file>
 
-<file path=customXml/itemProps2.xml><?xml version="1.0" encoding="utf-8"?>
-<ds:datastoreItem xmlns:ds="http://schemas.openxmlformats.org/officeDocument/2006/customXml" ds:itemID="{ADFF9132-AF90-4B64-AF84-E8F70AF7AC23}">
-  <ds:schemaRefs>
-    <ds:schemaRef ds:uri="http://schemas.microsoft.com/sharepoint/v3/contenttype/forms"/>
-  </ds:schemaRefs>
-</ds:datastoreItem>
-</file>
-
 <file path=customXml/itemProps3.xml><?xml version="1.0" encoding="utf-8"?>
 <ds:datastoreItem xmlns:ds="http://schemas.openxmlformats.org/officeDocument/2006/customXml" ds:itemID="{02F8C0C0-DB00-4F6A-A541-13479DDE7D69}">
   <ds:schemaRefs>
@@ -14842,4 +19632,12 @@
     <ds:schemaRef ds:uri="78e338ca-bdc9-4d5d-85ca-e5d51d206c55"/>
   </ds:schemaRefs>
 </ds:datastoreItem>
+</file>
+
+<file path=customXml/itemProps4.xml><?xml version="1.0" encoding="utf-8"?>
+<ds:datastoreItem xmlns:ds="http://schemas.openxmlformats.org/officeDocument/2006/customXml" ds:itemID="{988B5D2C-2B2A-4BC3-86D8-052EFD577582}">
+  <ds:schemaRefs>
+    <ds:schemaRef ds:uri="http://schemas.openxmlformats.org/officeDocument/2006/bibliography"/>
+  </ds:schemaRefs>
+</ds:datastoreItem>
 </file>
--- a/docassemble/MODivorceForms/data/templates/mo_divorce_forms_next_steps.docx
+++ b/docassemble/MODivorceForms/data/templates/mo_divorce_forms_next_steps.docx
@@ -1024,7 +1024,7 @@
           <w:sz w:val="28"/>
           <w:szCs w:val="28"/>
         </w:rPr>
-        <w:t xml:space="preserve"> and len(</w:t>
+        <w:t xml:space="preserve"> and </w:t>
       </w:r>
       <w:r>
         <w:rPr>
@@ -1040,7 +1040,7 @@
           <w:sz w:val="28"/>
           <w:szCs w:val="28"/>
         </w:rPr>
-        <w:t>) == 0</w:t>
+        <w:t xml:space="preserve"> == 0</w:t>
       </w:r>
       <w:r>
         <w:rPr>
@@ -1198,23 +1198,7 @@
                 <w:b/>
                 <w:bCs/>
               </w:rPr>
-              <w:t xml:space="preserve">Unredacted                                           </w:t>
-            </w:r>
-            <w:r>
-              <w:rPr>
-                <w:rFonts w:ascii="Times New Roman" w:hAnsi="Times New Roman" w:cs="Times New Roman"/>
-                <w:b/>
-                <w:bCs/>
-              </w:rPr>
-              <w:t xml:space="preserve">              </w:t>
-            </w:r>
-            <w:r>
-              <w:rPr>
-                <w:rFonts w:ascii="Times New Roman" w:hAnsi="Times New Roman" w:cs="Times New Roman"/>
-                <w:b/>
-                <w:bCs/>
-              </w:rPr>
-              <w:t xml:space="preserve">     Redacted</w:t>
+              <w:t>Unredacted                                                              Redacted</w:t>
             </w:r>
           </w:p>
         </w:tc>
@@ -1817,21 +1801,7 @@
           <w:sz w:val="32"/>
         </w:rPr>
         <w:lastRenderedPageBreak/>
-        <w:t xml:space="preserve">{%p </w:t>
-      </w:r>
-      <w:r>
-        <w:rPr>
-          <w:noProof/>
-          <w:sz w:val="32"/>
-        </w:rPr>
-        <w:t>el</w:t>
-      </w:r>
-      <w:r>
-        <w:rPr>
-          <w:noProof/>
-          <w:sz w:val="32"/>
-        </w:rPr>
-        <w:t xml:space="preserve">if case.filed in </w:t>
+        <w:t xml:space="preserve">{%p elif case.filed in </w:t>
       </w:r>
       <w:r>
         <w:rPr>
@@ -1863,7 +1833,7 @@
           <w:sz w:val="28"/>
           <w:szCs w:val="28"/>
         </w:rPr>
-        <w:t>] and len(</w:t>
+        <w:t xml:space="preserve">] and </w:t>
       </w:r>
       <w:r>
         <w:rPr>
@@ -1879,7 +1849,7 @@
           <w:sz w:val="28"/>
           <w:szCs w:val="28"/>
         </w:rPr>
-        <w:t>) == 0 %}</w:t>
+        <w:t xml:space="preserve"> == 0 %}</w:t>
       </w:r>
     </w:p>
     <w:tbl>
@@ -2846,21 +2816,7 @@
           <w:sz w:val="32"/>
         </w:rPr>
         <w:lastRenderedPageBreak/>
-        <w:t xml:space="preserve">{%p </w:t>
-      </w:r>
-      <w:r>
-        <w:rPr>
-          <w:noProof/>
-          <w:sz w:val="32"/>
-        </w:rPr>
-        <w:t>el</w:t>
-      </w:r>
-      <w:r>
-        <w:rPr>
-          <w:noProof/>
-          <w:sz w:val="32"/>
-        </w:rPr>
-        <w:t xml:space="preserve">if case.filed in </w:t>
+        <w:t xml:space="preserve">{%p elif case.filed in </w:t>
       </w:r>
       <w:r>
         <w:rPr>
@@ -2876,7 +2832,7 @@
           <w:sz w:val="28"/>
           <w:szCs w:val="28"/>
         </w:rPr>
-        <w:t>] and len(</w:t>
+        <w:t xml:space="preserve">] and </w:t>
       </w:r>
       <w:r>
         <w:rPr>
@@ -2892,23 +2848,7 @@
           <w:sz w:val="28"/>
           <w:szCs w:val="28"/>
         </w:rPr>
-        <w:t xml:space="preserve">) </w:t>
-      </w:r>
-      <w:r>
-        <w:rPr>
-          <w:rFonts w:ascii="Times New Roman" w:hAnsi="Times New Roman" w:cs="Times New Roman"/>
-          <w:sz w:val="28"/>
-          <w:szCs w:val="28"/>
-        </w:rPr>
-        <w:t>&gt;</w:t>
-      </w:r>
-      <w:r>
-        <w:rPr>
-          <w:rFonts w:ascii="Times New Roman" w:hAnsi="Times New Roman" w:cs="Times New Roman"/>
-          <w:sz w:val="28"/>
-          <w:szCs w:val="28"/>
-        </w:rPr>
-        <w:t xml:space="preserve"> 0 %}</w:t>
+        <w:t xml:space="preserve"> &gt; 0 %}</w:t>
       </w:r>
     </w:p>
     <w:tbl>
@@ -3885,21 +3825,7 @@
           <w:sz w:val="32"/>
         </w:rPr>
         <w:lastRenderedPageBreak/>
-        <w:t xml:space="preserve">{%p </w:t>
-      </w:r>
-      <w:r>
-        <w:rPr>
-          <w:noProof/>
-          <w:sz w:val="32"/>
-        </w:rPr>
-        <w:t>el</w:t>
-      </w:r>
-      <w:r>
-        <w:rPr>
-          <w:noProof/>
-          <w:sz w:val="32"/>
-        </w:rPr>
-        <w:t xml:space="preserve">if case.filed in </w:t>
+        <w:t xml:space="preserve">{%p elif case.filed in </w:t>
       </w:r>
       <w:r>
         <w:rPr>
@@ -3931,7 +3857,7 @@
           <w:sz w:val="28"/>
           <w:szCs w:val="28"/>
         </w:rPr>
-        <w:t>] and len(</w:t>
+        <w:t xml:space="preserve">] and </w:t>
       </w:r>
       <w:r>
         <w:rPr>
@@ -3947,23 +3873,7 @@
           <w:sz w:val="28"/>
           <w:szCs w:val="28"/>
         </w:rPr>
-        <w:t xml:space="preserve">) </w:t>
-      </w:r>
-      <w:r>
-        <w:rPr>
-          <w:rFonts w:ascii="Times New Roman" w:hAnsi="Times New Roman" w:cs="Times New Roman"/>
-          <w:sz w:val="28"/>
-          <w:szCs w:val="28"/>
-        </w:rPr>
-        <w:t xml:space="preserve">&gt; </w:t>
-      </w:r>
-      <w:r>
-        <w:rPr>
-          <w:rFonts w:ascii="Times New Roman" w:hAnsi="Times New Roman" w:cs="Times New Roman"/>
-          <w:sz w:val="28"/>
-          <w:szCs w:val="28"/>
-        </w:rPr>
-        <w:t>0 %}</w:t>
+        <w:t xml:space="preserve"> &gt; 0 %}</w:t>
       </w:r>
     </w:p>
     <w:tbl>
@@ -4926,103 +4836,90 @@
       <w:pPr>
         <w:rPr>
           <w:rFonts w:ascii="Times New Roman" w:hAnsi="Times New Roman" w:cs="Times New Roman"/>
-          <w:sz w:val="28"/>
-          <w:szCs w:val="28"/>
+          <w:sz w:val="20"/>
+          <w:szCs w:val="20"/>
         </w:rPr>
       </w:pPr>
       <w:r>
         <w:rPr>
           <w:noProof/>
-          <w:sz w:val="32"/>
+          <w:sz w:val="20"/>
+          <w:szCs w:val="20"/>
         </w:rPr>
         <w:lastRenderedPageBreak/>
-        <w:t xml:space="preserve">{%p </w:t>
-      </w:r>
-      <w:r>
-        <w:rPr>
-          <w:noProof/>
-          <w:sz w:val="32"/>
-        </w:rPr>
-        <w:t>el</w:t>
-      </w:r>
-      <w:r>
-        <w:rPr>
-          <w:noProof/>
-          <w:sz w:val="32"/>
-        </w:rPr>
-        <w:t xml:space="preserve">if case.filed in </w:t>
-      </w:r>
-      <w:r>
-        <w:rPr>
-          <w:rFonts w:ascii="Times New Roman" w:hAnsi="Times New Roman" w:cs="Times New Roman"/>
-          <w:sz w:val="28"/>
-          <w:szCs w:val="28"/>
-        </w:rPr>
-        <w:t>["</w:t>
-      </w:r>
-      <w:r>
-        <w:rPr>
-          <w:rFonts w:ascii="Times New Roman" w:hAnsi="Times New Roman" w:cs="Times New Roman"/>
-          <w:sz w:val="28"/>
-          <w:szCs w:val="28"/>
-        </w:rPr>
-        <w:t>other_parties</w:t>
-      </w:r>
-      <w:r>
-        <w:rPr>
-          <w:rFonts w:ascii="Times New Roman" w:hAnsi="Times New Roman" w:cs="Times New Roman"/>
-          <w:sz w:val="28"/>
-          <w:szCs w:val="28"/>
-        </w:rPr>
-        <w:t>0_filed</w:t>
-      </w:r>
-      <w:r>
-        <w:rPr>
-          <w:rFonts w:ascii="Times New Roman" w:hAnsi="Times New Roman" w:cs="Times New Roman"/>
-          <w:sz w:val="28"/>
-          <w:szCs w:val="28"/>
-        </w:rPr>
-        <w:t>"</w:t>
-      </w:r>
-      <w:r>
-        <w:rPr>
-          <w:rFonts w:ascii="Times New Roman" w:hAnsi="Times New Roman" w:cs="Times New Roman"/>
-          <w:sz w:val="28"/>
-          <w:szCs w:val="28"/>
-        </w:rPr>
-        <w:t>] and len(</w:t>
-      </w:r>
-      <w:r>
-        <w:rPr>
-          <w:rFonts w:ascii="Times New Roman" w:hAnsi="Times New Roman" w:cs="Times New Roman"/>
-          <w:sz w:val="28"/>
-          <w:szCs w:val="28"/>
+        <w:t xml:space="preserve">{%p elif case.filed in </w:t>
+      </w:r>
+      <w:r>
+        <w:rPr>
+          <w:rFonts w:ascii="Times New Roman" w:hAnsi="Times New Roman" w:cs="Times New Roman"/>
+          <w:sz w:val="20"/>
+          <w:szCs w:val="20"/>
+        </w:rPr>
+        <w:t>["other_parties</w:t>
+      </w:r>
+      <w:r>
+        <w:rPr>
+          <w:rFonts w:ascii="Times New Roman" w:hAnsi="Times New Roman" w:cs="Times New Roman"/>
+          <w:sz w:val="20"/>
+          <w:szCs w:val="20"/>
+        </w:rPr>
+        <w:t>0</w:t>
+      </w:r>
+      <w:r>
+        <w:rPr>
+          <w:rFonts w:ascii="Times New Roman" w:hAnsi="Times New Roman" w:cs="Times New Roman"/>
+          <w:sz w:val="20"/>
+          <w:szCs w:val="20"/>
+        </w:rPr>
+        <w:t xml:space="preserve">_filed"] and </w:t>
+      </w:r>
+      <w:r>
+        <w:rPr>
+          <w:rFonts w:ascii="Times New Roman" w:hAnsi="Times New Roman" w:cs="Times New Roman"/>
+          <w:sz w:val="20"/>
+          <w:szCs w:val="20"/>
         </w:rPr>
         <w:t>number_of_children</w:t>
       </w:r>
       <w:r>
         <w:rPr>
           <w:rFonts w:ascii="Times New Roman" w:hAnsi="Times New Roman" w:cs="Times New Roman"/>
-          <w:sz w:val="28"/>
-          <w:szCs w:val="28"/>
-        </w:rPr>
-        <w:t xml:space="preserve">) </w:t>
-      </w:r>
-      <w:r>
-        <w:rPr>
-          <w:rFonts w:ascii="Times New Roman" w:hAnsi="Times New Roman" w:cs="Times New Roman"/>
-          <w:sz w:val="28"/>
-          <w:szCs w:val="28"/>
+          <w:sz w:val="20"/>
+          <w:szCs w:val="20"/>
+        </w:rPr>
+        <w:t xml:space="preserve"> </w:t>
+      </w:r>
+      <w:r>
+        <w:rPr>
+          <w:rFonts w:ascii="Times New Roman" w:hAnsi="Times New Roman" w:cs="Times New Roman"/>
+          <w:sz w:val="20"/>
+          <w:szCs w:val="20"/>
         </w:rPr>
         <w:t>&gt;</w:t>
       </w:r>
       <w:r>
         <w:rPr>
           <w:rFonts w:ascii="Times New Roman" w:hAnsi="Times New Roman" w:cs="Times New Roman"/>
-          <w:sz w:val="28"/>
-          <w:szCs w:val="28"/>
-        </w:rPr>
-        <w:t xml:space="preserve"> 0 %}</w:t>
+          <w:sz w:val="20"/>
+          <w:szCs w:val="20"/>
+        </w:rPr>
+        <w:t xml:space="preserve"> 0</w:t>
+      </w:r>
+      <w:r>
+        <w:rPr>
+          <w:rFonts w:ascii="Times New Roman" w:hAnsi="Times New Roman" w:cs="Times New Roman"/>
+          <w:sz w:val="20"/>
+          <w:szCs w:val="20"/>
+        </w:rPr>
+        <w:t xml:space="preserve"> %}</w:t>
+      </w:r>
+      <w:r>
+        <w:rPr>
+          <w:rFonts w:ascii="Times New Roman" w:hAnsi="Times New Roman" w:cs="Times New Roman"/>
+          <w:sz w:val="20"/>
+          <w:szCs w:val="20"/>
+        </w:rPr>
+        <w:t xml:space="preserve"> </w:t>
       </w:r>
     </w:p>
     <w:tbl>
@@ -5984,93 +5881,49 @@
       <w:pPr>
         <w:rPr>
           <w:rFonts w:ascii="Times New Roman" w:hAnsi="Times New Roman" w:cs="Times New Roman"/>
-          <w:sz w:val="28"/>
-          <w:szCs w:val="28"/>
+          <w:sz w:val="24"/>
         </w:rPr>
       </w:pPr>
       <w:r>
         <w:rPr>
           <w:noProof/>
-          <w:sz w:val="32"/>
+          <w:sz w:val="24"/>
         </w:rPr>
         <w:lastRenderedPageBreak/>
-        <w:t xml:space="preserve">{%p </w:t>
-      </w:r>
-      <w:r>
-        <w:rPr>
-          <w:noProof/>
-          <w:sz w:val="32"/>
-        </w:rPr>
-        <w:t>el</w:t>
-      </w:r>
-      <w:r>
-        <w:rPr>
-          <w:noProof/>
-          <w:sz w:val="32"/>
-        </w:rPr>
-        <w:t xml:space="preserve">if case.filed in </w:t>
-      </w:r>
-      <w:r>
-        <w:rPr>
-          <w:rFonts w:ascii="Times New Roman" w:hAnsi="Times New Roman" w:cs="Times New Roman"/>
-          <w:sz w:val="28"/>
-          <w:szCs w:val="28"/>
-        </w:rPr>
-        <w:t>["</w:t>
-      </w:r>
-      <w:r>
-        <w:rPr>
-          <w:rFonts w:ascii="Times New Roman" w:hAnsi="Times New Roman" w:cs="Times New Roman"/>
-          <w:sz w:val="28"/>
-          <w:szCs w:val="28"/>
-        </w:rPr>
-        <w:t>other_parties0_filed</w:t>
-      </w:r>
-      <w:r>
-        <w:rPr>
-          <w:rFonts w:ascii="Times New Roman" w:hAnsi="Times New Roman" w:cs="Times New Roman"/>
-          <w:sz w:val="28"/>
-          <w:szCs w:val="28"/>
-        </w:rPr>
-        <w:t>"</w:t>
-      </w:r>
-      <w:r>
-        <w:rPr>
-          <w:rFonts w:ascii="Times New Roman" w:hAnsi="Times New Roman" w:cs="Times New Roman"/>
-          <w:sz w:val="28"/>
-          <w:szCs w:val="28"/>
-        </w:rPr>
-        <w:t>] and len(</w:t>
-      </w:r>
-      <w:r>
-        <w:rPr>
-          <w:rFonts w:ascii="Times New Roman" w:hAnsi="Times New Roman" w:cs="Times New Roman"/>
-          <w:sz w:val="28"/>
-          <w:szCs w:val="28"/>
+        <w:t xml:space="preserve">{%p elif case.filed in </w:t>
+      </w:r>
+      <w:r>
+        <w:rPr>
+          <w:rFonts w:ascii="Times New Roman" w:hAnsi="Times New Roman" w:cs="Times New Roman"/>
+          <w:sz w:val="24"/>
+        </w:rPr>
+        <w:t xml:space="preserve">["other_parties0_filed"] and </w:t>
+      </w:r>
+      <w:r>
+        <w:rPr>
+          <w:rFonts w:ascii="Times New Roman" w:hAnsi="Times New Roman" w:cs="Times New Roman"/>
+          <w:sz w:val="24"/>
         </w:rPr>
         <w:t>number_of_children</w:t>
       </w:r>
       <w:r>
         <w:rPr>
           <w:rFonts w:ascii="Times New Roman" w:hAnsi="Times New Roman" w:cs="Times New Roman"/>
-          <w:sz w:val="28"/>
-          <w:szCs w:val="28"/>
-        </w:rPr>
-        <w:t xml:space="preserve">) </w:t>
-      </w:r>
-      <w:r>
-        <w:rPr>
-          <w:rFonts w:ascii="Times New Roman" w:hAnsi="Times New Roman" w:cs="Times New Roman"/>
-          <w:sz w:val="28"/>
-          <w:szCs w:val="28"/>
+          <w:sz w:val="24"/>
+        </w:rPr>
+        <w:t xml:space="preserve"> </w:t>
+      </w:r>
+      <w:r>
+        <w:rPr>
+          <w:rFonts w:ascii="Times New Roman" w:hAnsi="Times New Roman" w:cs="Times New Roman"/>
+          <w:sz w:val="24"/>
         </w:rPr>
         <w:t>==</w:t>
       </w:r>
       <w:r>
         <w:rPr>
           <w:rFonts w:ascii="Times New Roman" w:hAnsi="Times New Roman" w:cs="Times New Roman"/>
-          <w:sz w:val="28"/>
-          <w:szCs w:val="28"/>
+          <w:sz w:val="24"/>
         </w:rPr>
         <w:t xml:space="preserve"> 0 %}</w:t>
       </w:r>
@@ -18329,27 +18182,9 @@
   </w:num>
   <w:num w:numId="44" w16cid:durableId="1154955447">
     <w:abstractNumId w:val="33"/>
-    <w:lvlOverride w:ilvl="0"/>
-    <w:lvlOverride w:ilvl="1"/>
-    <w:lvlOverride w:ilvl="2"/>
-    <w:lvlOverride w:ilvl="3"/>
-    <w:lvlOverride w:ilvl="4"/>
-    <w:lvlOverride w:ilvl="5"/>
-    <w:lvlOverride w:ilvl="6"/>
-    <w:lvlOverride w:ilvl="7"/>
-    <w:lvlOverride w:ilvl="8"/>
   </w:num>
   <w:num w:numId="45" w16cid:durableId="1466775483">
     <w:abstractNumId w:val="22"/>
-    <w:lvlOverride w:ilvl="0"/>
-    <w:lvlOverride w:ilvl="1"/>
-    <w:lvlOverride w:ilvl="2"/>
-    <w:lvlOverride w:ilvl="3"/>
-    <w:lvlOverride w:ilvl="4"/>
-    <w:lvlOverride w:ilvl="5"/>
-    <w:lvlOverride w:ilvl="6"/>
-    <w:lvlOverride w:ilvl="7"/>
-    <w:lvlOverride w:ilvl="8"/>
   </w:num>
 </w:numbering>
 </file>
@@ -18824,6 +18659,7 @@
   <w:style w:type="character" w:default="1" w:styleId="DefaultParagraphFont">
     <w:name w:val="Default Paragraph Font"/>
     <w:uiPriority w:val="1"/>
+    <w:semiHidden/>
     <w:unhideWhenUsed/>
   </w:style>
   <w:style w:type="table" w:default="1" w:styleId="TableNormal">
